--- a/08-传感器电路/08-气体传感器电路/电化学气体传感器电路/电化学气体传感器电路.docx
+++ b/08-传感器电路/08-气体传感器电路/电化学气体传感器电路/电化学气体传感器电路.docx
@@ -2277,6 +2277,20 @@
     </w:p>
     <w:bookmarkEnd w:id="26"/>
     <w:bookmarkEnd w:id="27"/>
+    <w:p>
+      <w:pPr>
+        <w:spacing w:before="360"/>
+        <w:jc w:val="center"/>
+      </w:pPr>
+      <w:r>
+        <w:rPr>
+          <w:rFonts w:ascii="Times New Roman" w:hAnsi="Times New Roman"/>
+          <w:color w:val="555555"/>
+          <w:sz w:val="21"/>
+        </w:rPr>
+        <w:t>材料收集者：杜文杰</w:t>
+      </w:r>
+    </w:p>
     <w:sectPr>
       <w:headerReference r:id="rId9" w:type="default"/>
       <w:footerReference r:id="rId10" w:type="default"/>

--- a/08-传感器电路/08-气体传感器电路/电化学气体传感器电路/电化学气体传感器电路.docx
+++ b/08-传感器电路/08-气体传感器电路/电化学气体传感器电路/电化学气体传感器电路.docx
@@ -1,6 +1,6 @@
 
 <file path=word/document.xml><?xml version="1.0" encoding="utf-8"?>
-<w:document xmlns:w="http://schemas.openxmlformats.org/wordprocessingml/2006/main" xmlns:m="http://schemas.openxmlformats.org/officeDocument/2006/math" xmlns:r="http://schemas.openxmlformats.org/officeDocument/2006/relationships" xmlns:o="urn:schemas-microsoft-com:office:office" xmlns:v="urn:schemas-microsoft-com:vml" xmlns:w10="urn:schemas-microsoft-com:office:word" xmlns:a="http://schemas.openxmlformats.org/drawingml/2006/main" xmlns:pic="http://schemas.openxmlformats.org/drawingml/2006/picture" xmlns:wp="http://schemas.openxmlformats.org/drawingml/2006/wordprocessingDrawing">
+<w:document xmlns:m="http://schemas.openxmlformats.org/officeDocument/2006/math" xmlns:r="http://schemas.openxmlformats.org/officeDocument/2006/relationships" xmlns:w="http://schemas.openxmlformats.org/wordprocessingml/2006/main" xmlns:o="urn:schemas-microsoft-com:office:office" xmlns:v="urn:schemas-microsoft-com:vml" xmlns:w10="urn:schemas-microsoft-com:office:word" xmlns:a="http://schemas.openxmlformats.org/drawingml/2006/main" xmlns:pic="http://schemas.openxmlformats.org/drawingml/2006/picture" xmlns:wp="http://schemas.openxmlformats.org/drawingml/2006/wordprocessingDrawing">
   <w:body>
     <w:bookmarkStart w:id="27" w:name="电化学气体传感器电路"/>
     <w:p>
@@ -9,7 +9,7 @@
       </w:pPr>
       <w:r>
         <w:rPr>
-          <w:rFonts w:hint="eastAsia"/>
+          <w:rFonts w:hint="eastAsia" w:eastAsia="黑体"/>
         </w:rPr>
         <w:t xml:space="preserve">电化学气体传感器电路</w:t>
       </w:r>
@@ -21,7 +21,7 @@
       </w:pPr>
       <w:r>
         <w:rPr>
-          <w:rFonts w:hint="eastAsia"/>
+          <w:rFonts w:hint="eastAsia" w:eastAsia="黑体"/>
         </w:rPr>
         <w:t xml:space="preserve">拓扑描述</w:t>
       </w:r>
@@ -32,16 +32,19 @@
       </w:pPr>
       <w:r>
         <w:rPr>
-          <w:rFonts w:hint="eastAsia"/>
+          <w:rFonts w:hint="eastAsia" w:eastAsia="黑体"/>
         </w:rPr>
         <w:t xml:space="preserve">由</w:t>
       </w:r>
       <w:r>
+        <w:rPr>
+          <w:rFonts w:eastAsia="黑体"/>
+        </w:rPr>
         <w:t xml:space="preserve"> </w:t>
       </w:r>
       <w:r>
         <w:rPr>
-          <w:rFonts w:hint="eastAsia"/>
+          <w:rFonts w:hint="eastAsia" w:eastAsia="黑体"/>
           <w:b/>
           <w:bCs/>
         </w:rPr>
@@ -49,40 +52,49 @@
       </w:r>
       <w:r>
         <w:rPr>
-          <w:rFonts w:hint="eastAsia"/>
+          <w:rFonts w:hint="eastAsia" w:eastAsia="黑体"/>
         </w:rPr>
         <w:t xml:space="preserve">（工作电极</w:t>
       </w:r>
       <w:r>
+        <w:rPr>
+          <w:rFonts w:eastAsia="黑体"/>
+        </w:rPr>
         <w:t xml:space="preserve"> </w:t>
       </w:r>
       <w:r>
         <w:rPr>
-          <w:rFonts w:hint="eastAsia"/>
+          <w:rFonts w:hint="eastAsia" w:eastAsia="黑体"/>
         </w:rPr>
         <w:t xml:space="preserve">WE、参比电极</w:t>
       </w:r>
       <w:r>
+        <w:rPr>
+          <w:rFonts w:eastAsia="黑体"/>
+        </w:rPr>
         <w:t xml:space="preserve"> </w:t>
       </w:r>
       <w:r>
         <w:rPr>
-          <w:rFonts w:hint="eastAsia"/>
+          <w:rFonts w:hint="eastAsia" w:eastAsia="黑体"/>
         </w:rPr>
         <w:t xml:space="preserve">RE、对电极</w:t>
       </w:r>
       <w:r>
+        <w:rPr>
+          <w:rFonts w:eastAsia="黑体"/>
+        </w:rPr>
         <w:t xml:space="preserve"> </w:t>
       </w:r>
       <w:r>
         <w:rPr>
-          <w:rFonts w:hint="eastAsia"/>
+          <w:rFonts w:hint="eastAsia" w:eastAsia="黑体"/>
         </w:rPr>
         <w:t xml:space="preserve">CE）、</w:t>
       </w:r>
       <w:r>
         <w:rPr>
-          <w:rFonts w:hint="eastAsia"/>
+          <w:rFonts w:hint="eastAsia" w:eastAsia="黑体"/>
           <w:b/>
           <w:bCs/>
         </w:rPr>
@@ -90,6 +102,7 @@
       </w:r>
       <w:r>
         <w:rPr>
+          <w:rFonts w:eastAsia="黑体"/>
           <w:b/>
           <w:bCs/>
         </w:rPr>
@@ -97,18 +110,21 @@
       </w:r>
       <w:r>
         <w:rPr>
-          <w:rFonts w:hint="eastAsia"/>
+          <w:rFonts w:hint="eastAsia" w:eastAsia="黑体"/>
           <w:b/>
           <w:bCs/>
         </w:rPr>
         <w:t xml:space="preserve">A1（恒电位仪）</w:t>
       </w:r>
       <w:r>
+        <w:rPr>
+          <w:rFonts w:eastAsia="黑体"/>
+        </w:rPr>
         <w:t xml:space="preserve">、</w:t>
       </w:r>
       <w:r>
         <w:rPr>
-          <w:rFonts w:hint="eastAsia"/>
+          <w:rFonts w:hint="eastAsia" w:eastAsia="黑体"/>
           <w:b/>
           <w:bCs/>
         </w:rPr>
@@ -116,6 +132,7 @@
       </w:r>
       <w:r>
         <w:rPr>
+          <w:rFonts w:eastAsia="黑体"/>
           <w:b/>
           <w:bCs/>
         </w:rPr>
@@ -123,27 +140,33 @@
       </w:r>
       <w:r>
         <w:rPr>
-          <w:rFonts w:hint="eastAsia"/>
+          <w:rFonts w:hint="eastAsia" w:eastAsia="黑体"/>
           <w:b/>
           <w:bCs/>
         </w:rPr>
         <w:t xml:space="preserve">A2（TIA）</w:t>
       </w:r>
       <w:r>
+        <w:rPr>
+          <w:rFonts w:eastAsia="黑体"/>
+        </w:rPr>
         <w:t xml:space="preserve"> </w:t>
       </w:r>
       <w:r>
         <w:rPr>
-          <w:rFonts w:hint="eastAsia"/>
+          <w:rFonts w:hint="eastAsia" w:eastAsia="黑体"/>
         </w:rPr>
         <w:t xml:space="preserve">与</w:t>
       </w:r>
       <w:r>
+        <w:rPr>
+          <w:rFonts w:eastAsia="黑体"/>
+        </w:rPr>
         <w:t xml:space="preserve"> </w:t>
       </w:r>
       <w:r>
         <w:rPr>
-          <w:rFonts w:hint="eastAsia"/>
+          <w:rFonts w:hint="eastAsia" w:eastAsia="黑体"/>
           <w:b/>
           <w:bCs/>
         </w:rPr>
@@ -151,6 +174,7 @@
       </w:r>
       <w:r>
         <w:rPr>
+          <w:rFonts w:eastAsia="黑体"/>
           <w:b/>
           <w:bCs/>
         </w:rPr>
@@ -171,26 +195,32 @@
         </m:sSub>
       </m:oMath>
       <w:r>
+        <w:rPr>
+          <w:rFonts w:eastAsia="黑体"/>
+        </w:rPr>
         <w:t xml:space="preserve"> </w:t>
       </w:r>
       <w:r>
         <w:rPr>
-          <w:rFonts w:hint="eastAsia"/>
+          <w:rFonts w:hint="eastAsia" w:eastAsia="黑体"/>
         </w:rPr>
         <w:t xml:space="preserve">组成。电路共有</w:t>
       </w:r>
       <w:r>
+        <w:rPr>
+          <w:rFonts w:eastAsia="黑体"/>
+        </w:rPr>
         <w:t xml:space="preserve"> 6 </w:t>
       </w:r>
       <w:r>
         <w:rPr>
-          <w:rFonts w:hint="eastAsia"/>
+          <w:rFonts w:hint="eastAsia" w:eastAsia="黑体"/>
         </w:rPr>
         <w:t xml:space="preserve">个关键节点：</w:t>
       </w:r>
       <w:r>
         <w:rPr>
-          <w:rFonts w:hint="eastAsia"/>
+          <w:rFonts w:hint="eastAsia" w:eastAsia="黑体"/>
           <w:b/>
           <w:bCs/>
         </w:rPr>
@@ -198,6 +228,7 @@
       </w:r>
       <w:r>
         <w:rPr>
+          <w:rFonts w:eastAsia="黑体"/>
           <w:b/>
           <w:bCs/>
         </w:rPr>
@@ -205,7 +236,7 @@
       </w:r>
       <w:r>
         <w:rPr>
-          <w:rFonts w:hint="eastAsia"/>
+          <w:rFonts w:hint="eastAsia" w:eastAsia="黑体"/>
           <w:b/>
           <w:bCs/>
         </w:rPr>
@@ -213,29 +244,38 @@
       </w:r>
       <w:r>
         <w:rPr>
-          <w:rFonts w:hint="eastAsia"/>
+          <w:rFonts w:hint="eastAsia" w:eastAsia="黑体"/>
         </w:rPr>
         <w:t xml:space="preserve">（WE、A2</w:t>
       </w:r>
       <w:r>
+        <w:rPr>
+          <w:rFonts w:eastAsia="黑体"/>
+        </w:rPr>
         <w:t xml:space="preserve"> </w:t>
       </w:r>
       <w:r>
         <w:rPr>
-          <w:rFonts w:hint="eastAsia"/>
+          <w:rFonts w:hint="eastAsia" w:eastAsia="黑体"/>
         </w:rPr>
         <w:t xml:space="preserve">的反相输入端</w:t>
       </w:r>
       <w:r>
+        <w:rPr>
+          <w:rFonts w:eastAsia="黑体"/>
+        </w:rPr>
         <w:t xml:space="preserve"> IN− </w:t>
       </w:r>
       <w:r>
         <w:rPr>
-          <w:rFonts w:hint="eastAsia"/>
+          <w:rFonts w:hint="eastAsia" w:eastAsia="黑体"/>
         </w:rPr>
         <w:t xml:space="preserve">与</w:t>
       </w:r>
       <w:r>
+        <w:rPr>
+          <w:rFonts w:eastAsia="黑体"/>
+        </w:rPr>
         <w:t xml:space="preserve"> </w:t>
       </w:r>
       <m:oMath>
@@ -253,17 +293,20 @@
         </m:sSub>
       </m:oMath>
       <w:r>
+        <w:rPr>
+          <w:rFonts w:eastAsia="黑体"/>
+        </w:rPr>
         <w:t xml:space="preserve"> </w:t>
       </w:r>
       <w:r>
         <w:rPr>
-          <w:rFonts w:hint="eastAsia"/>
+          <w:rFonts w:hint="eastAsia" w:eastAsia="黑体"/>
         </w:rPr>
         <w:t xml:space="preserve">一端相连，被钳位在虚地）；</w:t>
       </w:r>
       <w:r>
         <w:rPr>
-          <w:rFonts w:hint="eastAsia"/>
+          <w:rFonts w:hint="eastAsia" w:eastAsia="黑体"/>
           <w:b/>
           <w:bCs/>
         </w:rPr>
@@ -271,6 +314,7 @@
       </w:r>
       <w:r>
         <w:rPr>
+          <w:rFonts w:eastAsia="黑体"/>
           <w:b/>
           <w:bCs/>
         </w:rPr>
@@ -278,7 +322,7 @@
       </w:r>
       <w:r>
         <w:rPr>
-          <w:rFonts w:hint="eastAsia"/>
+          <w:rFonts w:hint="eastAsia" w:eastAsia="黑体"/>
           <w:b/>
           <w:bCs/>
         </w:rPr>
@@ -286,40 +330,49 @@
       </w:r>
       <w:r>
         <w:rPr>
-          <w:rFonts w:hint="eastAsia"/>
+          <w:rFonts w:hint="eastAsia" w:eastAsia="黑体"/>
         </w:rPr>
         <w:t xml:space="preserve">（RE</w:t>
       </w:r>
       <w:r>
+        <w:rPr>
+          <w:rFonts w:eastAsia="黑体"/>
+        </w:rPr>
         <w:t xml:space="preserve"> </w:t>
       </w:r>
       <w:r>
         <w:rPr>
-          <w:rFonts w:hint="eastAsia"/>
+          <w:rFonts w:hint="eastAsia" w:eastAsia="黑体"/>
         </w:rPr>
         <w:t xml:space="preserve">接</w:t>
       </w:r>
       <w:r>
+        <w:rPr>
+          <w:rFonts w:eastAsia="黑体"/>
+        </w:rPr>
         <w:t xml:space="preserve"> A1 </w:t>
       </w:r>
       <w:r>
         <w:rPr>
-          <w:rFonts w:hint="eastAsia"/>
+          <w:rFonts w:hint="eastAsia" w:eastAsia="黑体"/>
         </w:rPr>
         <w:t xml:space="preserve">的反相输入端</w:t>
       </w:r>
       <w:r>
+        <w:rPr>
+          <w:rFonts w:eastAsia="黑体"/>
+        </w:rPr>
         <w:t xml:space="preserve"> </w:t>
       </w:r>
       <w:r>
         <w:rPr>
-          <w:rFonts w:hint="eastAsia"/>
+          <w:rFonts w:hint="eastAsia" w:eastAsia="黑体"/>
         </w:rPr>
         <w:t xml:space="preserve">IN−）；</w:t>
       </w:r>
       <w:r>
         <w:rPr>
-          <w:rFonts w:hint="eastAsia"/>
+          <w:rFonts w:hint="eastAsia" w:eastAsia="黑体"/>
           <w:b/>
           <w:bCs/>
         </w:rPr>
@@ -327,6 +380,7 @@
       </w:r>
       <w:r>
         <w:rPr>
+          <w:rFonts w:eastAsia="黑体"/>
           <w:b/>
           <w:bCs/>
         </w:rPr>
@@ -334,7 +388,7 @@
       </w:r>
       <w:r>
         <w:rPr>
-          <w:rFonts w:hint="eastAsia"/>
+          <w:rFonts w:hint="eastAsia" w:eastAsia="黑体"/>
           <w:b/>
           <w:bCs/>
         </w:rPr>
@@ -342,40 +396,49 @@
       </w:r>
       <w:r>
         <w:rPr>
-          <w:rFonts w:hint="eastAsia"/>
+          <w:rFonts w:hint="eastAsia" w:eastAsia="黑体"/>
         </w:rPr>
         <w:t xml:space="preserve">（CE</w:t>
       </w:r>
       <w:r>
+        <w:rPr>
+          <w:rFonts w:eastAsia="黑体"/>
+        </w:rPr>
         <w:t xml:space="preserve"> </w:t>
       </w:r>
       <w:r>
         <w:rPr>
-          <w:rFonts w:hint="eastAsia"/>
+          <w:rFonts w:hint="eastAsia" w:eastAsia="黑体"/>
         </w:rPr>
         <w:t xml:space="preserve">接</w:t>
       </w:r>
       <w:r>
+        <w:rPr>
+          <w:rFonts w:eastAsia="黑体"/>
+        </w:rPr>
         <w:t xml:space="preserve"> A1 </w:t>
       </w:r>
       <w:r>
         <w:rPr>
-          <w:rFonts w:hint="eastAsia"/>
+          <w:rFonts w:hint="eastAsia" w:eastAsia="黑体"/>
         </w:rPr>
         <w:t xml:space="preserve">的输出端</w:t>
       </w:r>
       <w:r>
+        <w:rPr>
+          <w:rFonts w:eastAsia="黑体"/>
+        </w:rPr>
         <w:t xml:space="preserve"> </w:t>
       </w:r>
       <w:r>
         <w:rPr>
-          <w:rFonts w:hint="eastAsia"/>
+          <w:rFonts w:hint="eastAsia" w:eastAsia="黑体"/>
         </w:rPr>
         <w:t xml:space="preserve">OUT）；</w:t>
       </w:r>
       <w:r>
         <w:rPr>
-          <w:rFonts w:hint="eastAsia"/>
+          <w:rFonts w:hint="eastAsia" w:eastAsia="黑体"/>
           <w:b/>
           <w:bCs/>
         </w:rPr>
@@ -383,6 +446,7 @@
       </w:r>
       <w:r>
         <w:rPr>
+          <w:rFonts w:eastAsia="黑体"/>
           <w:b/>
           <w:bCs/>
         </w:rPr>
@@ -390,7 +454,7 @@
       </w:r>
       <w:r>
         <w:rPr>
-          <w:rFonts w:hint="eastAsia"/>
+          <w:rFonts w:hint="eastAsia" w:eastAsia="黑体"/>
           <w:b/>
           <w:bCs/>
         </w:rPr>
@@ -398,7 +462,7 @@
       </w:r>
       <w:r>
         <w:rPr>
-          <w:rFonts w:hint="eastAsia"/>
+          <w:rFonts w:hint="eastAsia" w:eastAsia="黑体"/>
         </w:rPr>
         <w:t xml:space="preserve">（</w:t>
       </w:r>
@@ -426,35 +490,44 @@
         </m:sSub>
       </m:oMath>
       <w:r>
+        <w:rPr>
+          <w:rFonts w:eastAsia="黑体"/>
+        </w:rPr>
         <w:t xml:space="preserve"> </w:t>
       </w:r>
       <w:r>
         <w:rPr>
-          <w:rFonts w:hint="eastAsia"/>
+          <w:rFonts w:hint="eastAsia" w:eastAsia="黑体"/>
         </w:rPr>
         <w:t xml:space="preserve">接</w:t>
       </w:r>
       <w:r>
+        <w:rPr>
+          <w:rFonts w:eastAsia="黑体"/>
+        </w:rPr>
         <w:t xml:space="preserve"> A1 </w:t>
       </w:r>
       <w:r>
         <w:rPr>
-          <w:rFonts w:hint="eastAsia"/>
+          <w:rFonts w:hint="eastAsia" w:eastAsia="黑体"/>
         </w:rPr>
         <w:t xml:space="preserve">的同相输入端</w:t>
       </w:r>
       <w:r>
+        <w:rPr>
+          <w:rFonts w:eastAsia="黑体"/>
+        </w:rPr>
         <w:t xml:space="preserve"> </w:t>
       </w:r>
       <w:r>
         <w:rPr>
-          <w:rFonts w:hint="eastAsia"/>
+          <w:rFonts w:hint="eastAsia" w:eastAsia="黑体"/>
         </w:rPr>
         <w:t xml:space="preserve">IN+）；</w:t>
       </w:r>
       <w:r>
         <w:rPr>
-          <w:rFonts w:hint="eastAsia"/>
+          <w:rFonts w:hint="eastAsia" w:eastAsia="黑体"/>
           <w:b/>
           <w:bCs/>
         </w:rPr>
@@ -462,6 +535,7 @@
       </w:r>
       <w:r>
         <w:rPr>
+          <w:rFonts w:eastAsia="黑体"/>
           <w:b/>
           <w:bCs/>
         </w:rPr>
@@ -469,7 +543,7 @@
       </w:r>
       <w:r>
         <w:rPr>
-          <w:rFonts w:hint="eastAsia"/>
+          <w:rFonts w:hint="eastAsia" w:eastAsia="黑体"/>
           <w:b/>
           <w:bCs/>
         </w:rPr>
@@ -477,6 +551,7 @@
       </w:r>
       <w:r>
         <w:rPr>
+          <w:rFonts w:eastAsia="黑体"/>
           <w:b/>
           <w:bCs/>
         </w:rPr>
@@ -484,31 +559,37 @@
       </w:r>
       <w:r>
         <w:rPr>
-          <w:rFonts w:hint="eastAsia"/>
+          <w:rFonts w:hint="eastAsia" w:eastAsia="黑体"/>
         </w:rPr>
         <w:t xml:space="preserve">（接</w:t>
       </w:r>
       <w:r>
+        <w:rPr>
+          <w:rFonts w:eastAsia="黑体"/>
+        </w:rPr>
         <w:t xml:space="preserve"> A2 </w:t>
       </w:r>
       <w:r>
         <w:rPr>
-          <w:rFonts w:hint="eastAsia"/>
+          <w:rFonts w:hint="eastAsia" w:eastAsia="黑体"/>
         </w:rPr>
         <w:t xml:space="preserve">的同相输入端</w:t>
       </w:r>
       <w:r>
+        <w:rPr>
+          <w:rFonts w:eastAsia="黑体"/>
+        </w:rPr>
         <w:t xml:space="preserve"> </w:t>
       </w:r>
       <w:r>
         <w:rPr>
-          <w:rFonts w:hint="eastAsia"/>
+          <w:rFonts w:hint="eastAsia" w:eastAsia="黑体"/>
         </w:rPr>
         <w:t xml:space="preserve">IN+）；</w:t>
       </w:r>
       <w:r>
         <w:rPr>
-          <w:rFonts w:hint="eastAsia"/>
+          <w:rFonts w:hint="eastAsia" w:eastAsia="黑体"/>
           <w:b/>
           <w:bCs/>
         </w:rPr>
@@ -516,6 +597,7 @@
       </w:r>
       <w:r>
         <w:rPr>
+          <w:rFonts w:eastAsia="黑体"/>
           <w:b/>
           <w:bCs/>
         </w:rPr>
@@ -523,7 +605,7 @@
       </w:r>
       <w:r>
         <w:rPr>
-          <w:rFonts w:hint="eastAsia"/>
+          <w:rFonts w:hint="eastAsia" w:eastAsia="黑体"/>
           <w:b/>
           <w:bCs/>
         </w:rPr>
@@ -531,29 +613,38 @@
       </w:r>
       <w:r>
         <w:rPr>
-          <w:rFonts w:hint="eastAsia"/>
+          <w:rFonts w:hint="eastAsia" w:eastAsia="黑体"/>
         </w:rPr>
         <w:t xml:space="preserve">（A2</w:t>
       </w:r>
       <w:r>
+        <w:rPr>
+          <w:rFonts w:eastAsia="黑体"/>
+        </w:rPr>
         <w:t xml:space="preserve"> </w:t>
       </w:r>
       <w:r>
         <w:rPr>
-          <w:rFonts w:hint="eastAsia"/>
+          <w:rFonts w:hint="eastAsia" w:eastAsia="黑体"/>
         </w:rPr>
         <w:t xml:space="preserve">输出端</w:t>
       </w:r>
       <w:r>
+        <w:rPr>
+          <w:rFonts w:eastAsia="黑体"/>
+        </w:rPr>
         <w:t xml:space="preserve"> OUT </w:t>
       </w:r>
       <w:r>
         <w:rPr>
-          <w:rFonts w:hint="eastAsia"/>
+          <w:rFonts w:hint="eastAsia" w:eastAsia="黑体"/>
         </w:rPr>
         <w:t xml:space="preserve">与</w:t>
       </w:r>
       <w:r>
+        <w:rPr>
+          <w:rFonts w:eastAsia="黑体"/>
+        </w:rPr>
         <w:t xml:space="preserve"> </w:t>
       </w:r>
       <m:oMath>
@@ -571,15 +662,21 @@
         </m:sSub>
       </m:oMath>
       <w:r>
+        <w:rPr>
+          <w:rFonts w:eastAsia="黑体"/>
+        </w:rPr>
         <w:t xml:space="preserve"> </w:t>
       </w:r>
       <w:r>
         <w:rPr>
-          <w:rFonts w:hint="eastAsia"/>
+          <w:rFonts w:hint="eastAsia" w:eastAsia="黑体"/>
         </w:rPr>
         <w:t xml:space="preserve">另一端相连，作为输出</w:t>
       </w:r>
       <w:r>
+        <w:rPr>
+          <w:rFonts w:eastAsia="黑体"/>
+        </w:rPr>
         <w:t xml:space="preserve"> </w:t>
       </w:r>
       <m:oMath>
@@ -604,7 +701,7 @@
       </m:oMath>
       <w:r>
         <w:rPr>
-          <w:rFonts w:hint="eastAsia"/>
+          <w:rFonts w:hint="eastAsia" w:eastAsia="黑体"/>
         </w:rPr>
         <w:t xml:space="preserve">）。</w:t>
       </w:r>
@@ -613,57 +710,69 @@
       <w:pPr/>
       <w:r>
         <w:rPr>
-          <w:rFonts w:hint="eastAsia"/>
+          <w:rFonts w:hint="eastAsia" w:eastAsia="黑体"/>
         </w:rPr>
         <w:t xml:space="preserve">各元件管脚连接：</w:t>
       </w:r>
       <w:r>
         <w:rPr>
-          <w:rFonts w:hint="eastAsia"/>
+          <w:rFonts w:hint="eastAsia" w:eastAsia="黑体"/>
           <w:b/>
           <w:bCs/>
         </w:rPr>
         <w:t xml:space="preserve">电化学传感器</w:t>
       </w:r>
       <w:r>
+        <w:rPr>
+          <w:rFonts w:eastAsia="黑体"/>
+        </w:rPr>
         <w:t xml:space="preserve"> </w:t>
       </w:r>
       <w:r>
         <w:rPr>
-          <w:rFonts w:hint="eastAsia"/>
+          <w:rFonts w:hint="eastAsia" w:eastAsia="黑体"/>
         </w:rPr>
         <w:t xml:space="preserve">的工作电极</w:t>
       </w:r>
       <w:r>
+        <w:rPr>
+          <w:rFonts w:eastAsia="黑体"/>
+        </w:rPr>
         <w:t xml:space="preserve"> WE </w:t>
       </w:r>
       <w:r>
         <w:rPr>
-          <w:rFonts w:hint="eastAsia"/>
+          <w:rFonts w:hint="eastAsia" w:eastAsia="黑体"/>
         </w:rPr>
         <w:t xml:space="preserve">接工作电极/虚拟地节点、参比电极</w:t>
       </w:r>
       <w:r>
+        <w:rPr>
+          <w:rFonts w:eastAsia="黑体"/>
+        </w:rPr>
         <w:t xml:space="preserve"> RE </w:t>
       </w:r>
       <w:r>
         <w:rPr>
-          <w:rFonts w:hint="eastAsia"/>
+          <w:rFonts w:hint="eastAsia" w:eastAsia="黑体"/>
         </w:rPr>
         <w:t xml:space="preserve">接参比电极节点、对电极</w:t>
       </w:r>
       <w:r>
+        <w:rPr>
+          <w:rFonts w:eastAsia="黑体"/>
+        </w:rPr>
         <w:t xml:space="preserve"> CE </w:t>
       </w:r>
       <w:r>
         <w:rPr>
-          <w:rFonts w:hint="eastAsia"/>
+          <w:rFonts w:hint="eastAsia" w:eastAsia="黑体"/>
         </w:rPr>
         <w:t xml:space="preserve">接对电极节点；</w:t>
       </w:r>
       <w:r>
         <w:rPr>
-          <w:rFonts w:hint="eastAsia"/>
+          <w:rFonts w:hint="eastAsia" w:eastAsia="黑体"/>
           <w:b/>
           <w:bCs/>
         </w:rPr>
@@ -671,95 +780,123 @@
       </w:r>
       <w:r>
         <w:rPr>
+          <w:rFonts w:eastAsia="黑体"/>
           <w:b/>
           <w:bCs/>
         </w:rPr>
         <w:t xml:space="preserve"> A1</w:t>
       </w:r>
       <w:r>
+        <w:rPr>
+          <w:rFonts w:eastAsia="黑体"/>
+        </w:rPr>
         <w:t xml:space="preserve"> </w:t>
       </w:r>
       <w:r>
         <w:rPr>
-          <w:rFonts w:hint="eastAsia"/>
+          <w:rFonts w:hint="eastAsia" w:eastAsia="黑体"/>
         </w:rPr>
         <w:t xml:space="preserve">的</w:t>
       </w:r>
       <w:r>
+        <w:rPr>
+          <w:rFonts w:eastAsia="黑体"/>
+        </w:rPr>
         <w:t xml:space="preserve"> IN+ </w:t>
       </w:r>
       <w:r>
         <w:rPr>
-          <w:rFonts w:hint="eastAsia"/>
+          <w:rFonts w:hint="eastAsia" w:eastAsia="黑体"/>
         </w:rPr>
         <w:t xml:space="preserve">接偏置电压节点、IN−</w:t>
       </w:r>
       <w:r>
+        <w:rPr>
+          <w:rFonts w:eastAsia="黑体"/>
+        </w:rPr>
         <w:t xml:space="preserve"> </w:t>
       </w:r>
       <w:r>
         <w:rPr>
-          <w:rFonts w:hint="eastAsia"/>
+          <w:rFonts w:hint="eastAsia" w:eastAsia="黑体"/>
         </w:rPr>
         <w:t xml:space="preserve">接参比电极节点、OUT</w:t>
       </w:r>
       <w:r>
+        <w:rPr>
+          <w:rFonts w:eastAsia="黑体"/>
+        </w:rPr>
         <w:t xml:space="preserve"> </w:t>
       </w:r>
       <w:r>
         <w:rPr>
-          <w:rFonts w:hint="eastAsia"/>
+          <w:rFonts w:hint="eastAsia" w:eastAsia="黑体"/>
         </w:rPr>
         <w:t xml:space="preserve">接对电极节点、正电源脚</w:t>
       </w:r>
       <w:r>
+        <w:rPr>
+          <w:rFonts w:eastAsia="黑体"/>
+        </w:rPr>
         <w:t xml:space="preserve"> V+ </w:t>
       </w:r>
       <w:r>
         <w:rPr>
-          <w:rFonts w:hint="eastAsia"/>
+          <w:rFonts w:hint="eastAsia" w:eastAsia="黑体"/>
         </w:rPr>
         <w:t xml:space="preserve">接</w:t>
       </w:r>
       <w:r>
+        <w:rPr>
+          <w:rFonts w:eastAsia="黑体"/>
+        </w:rPr>
         <w:t xml:space="preserve"> </w:t>
       </w:r>
       <w:r>
         <w:rPr>
-          <w:rFonts w:hint="eastAsia"/>
+          <w:rFonts w:hint="eastAsia" w:eastAsia="黑体"/>
         </w:rPr>
         <w:t xml:space="preserve">+VCC、负电源脚</w:t>
       </w:r>
       <w:r>
+        <w:rPr>
+          <w:rFonts w:eastAsia="黑体"/>
+        </w:rPr>
         <w:t xml:space="preserve"> V− </w:t>
       </w:r>
       <w:r>
         <w:rPr>
-          <w:rFonts w:hint="eastAsia"/>
+          <w:rFonts w:hint="eastAsia" w:eastAsia="黑体"/>
         </w:rPr>
         <w:t xml:space="preserve">接</w:t>
       </w:r>
       <w:r>
+        <w:rPr>
+          <w:rFonts w:eastAsia="黑体"/>
+        </w:rPr>
         <w:t xml:space="preserve"> </w:t>
       </w:r>
       <w:r>
         <w:rPr>
-          <w:rFonts w:hint="eastAsia"/>
+          <w:rFonts w:hint="eastAsia" w:eastAsia="黑体"/>
         </w:rPr>
         <w:t xml:space="preserve">−VEE（单电源时</w:t>
       </w:r>
       <w:r>
+        <w:rPr>
+          <w:rFonts w:eastAsia="黑体"/>
+        </w:rPr>
         <w:t xml:space="preserve"> V− </w:t>
       </w:r>
       <w:r>
         <w:rPr>
-          <w:rFonts w:hint="eastAsia"/>
+          <w:rFonts w:hint="eastAsia" w:eastAsia="黑体"/>
         </w:rPr>
         <w:t xml:space="preserve">接地）；</w:t>
       </w:r>
       <w:r>
         <w:rPr>
-          <w:rFonts w:hint="eastAsia"/>
+          <w:rFonts w:hint="eastAsia" w:eastAsia="黑体"/>
           <w:b/>
           <w:bCs/>
         </w:rPr>
@@ -767,86 +904,111 @@
       </w:r>
       <w:r>
         <w:rPr>
+          <w:rFonts w:eastAsia="黑体"/>
           <w:b/>
           <w:bCs/>
         </w:rPr>
         <w:t xml:space="preserve"> A2</w:t>
       </w:r>
       <w:r>
+        <w:rPr>
+          <w:rFonts w:eastAsia="黑体"/>
+        </w:rPr>
         <w:t xml:space="preserve"> </w:t>
       </w:r>
       <w:r>
         <w:rPr>
-          <w:rFonts w:hint="eastAsia"/>
+          <w:rFonts w:hint="eastAsia" w:eastAsia="黑体"/>
         </w:rPr>
         <w:t xml:space="preserve">的</w:t>
       </w:r>
       <w:r>
+        <w:rPr>
+          <w:rFonts w:eastAsia="黑体"/>
+        </w:rPr>
         <w:t xml:space="preserve"> IN− </w:t>
       </w:r>
       <w:r>
         <w:rPr>
-          <w:rFonts w:hint="eastAsia"/>
+          <w:rFonts w:hint="eastAsia" w:eastAsia="黑体"/>
         </w:rPr>
         <w:t xml:space="preserve">接工作电极/虚拟地节点、IN+</w:t>
       </w:r>
       <w:r>
+        <w:rPr>
+          <w:rFonts w:eastAsia="黑体"/>
+        </w:rPr>
         <w:t xml:space="preserve"> </w:t>
       </w:r>
       <w:r>
         <w:rPr>
-          <w:rFonts w:hint="eastAsia"/>
+          <w:rFonts w:hint="eastAsia" w:eastAsia="黑体"/>
         </w:rPr>
         <w:t xml:space="preserve">接信号地</w:t>
       </w:r>
       <w:r>
+        <w:rPr>
+          <w:rFonts w:eastAsia="黑体"/>
+        </w:rPr>
         <w:t xml:space="preserve"> GND、OUT </w:t>
       </w:r>
       <w:r>
         <w:rPr>
-          <w:rFonts w:hint="eastAsia"/>
+          <w:rFonts w:hint="eastAsia" w:eastAsia="黑体"/>
         </w:rPr>
         <w:t xml:space="preserve">接输出节点、正电源脚</w:t>
       </w:r>
       <w:r>
+        <w:rPr>
+          <w:rFonts w:eastAsia="黑体"/>
+        </w:rPr>
         <w:t xml:space="preserve"> V+ </w:t>
       </w:r>
       <w:r>
         <w:rPr>
-          <w:rFonts w:hint="eastAsia"/>
+          <w:rFonts w:hint="eastAsia" w:eastAsia="黑体"/>
         </w:rPr>
         <w:t xml:space="preserve">接</w:t>
       </w:r>
       <w:r>
+        <w:rPr>
+          <w:rFonts w:eastAsia="黑体"/>
+        </w:rPr>
         <w:t xml:space="preserve"> </w:t>
       </w:r>
       <w:r>
         <w:rPr>
-          <w:rFonts w:hint="eastAsia"/>
+          <w:rFonts w:hint="eastAsia" w:eastAsia="黑体"/>
         </w:rPr>
         <w:t xml:space="preserve">+VCC、负电源脚</w:t>
       </w:r>
       <w:r>
+        <w:rPr>
+          <w:rFonts w:eastAsia="黑体"/>
+        </w:rPr>
         <w:t xml:space="preserve"> V− </w:t>
       </w:r>
       <w:r>
         <w:rPr>
-          <w:rFonts w:hint="eastAsia"/>
+          <w:rFonts w:hint="eastAsia" w:eastAsia="黑体"/>
         </w:rPr>
         <w:t xml:space="preserve">接</w:t>
       </w:r>
       <w:r>
+        <w:rPr>
+          <w:rFonts w:eastAsia="黑体"/>
+        </w:rPr>
         <w:t xml:space="preserve"> </w:t>
       </w:r>
       <w:r>
         <w:rPr>
-          <w:rFonts w:hint="eastAsia"/>
+          <w:rFonts w:hint="eastAsia" w:eastAsia="黑体"/>
         </w:rPr>
         <w:t xml:space="preserve">−VEE；</w:t>
       </w:r>
       <w:r>
         <w:rPr>
-          <w:rFonts w:hint="eastAsia"/>
+          <w:rFonts w:hint="eastAsia" w:eastAsia="黑体"/>
           <w:b/>
           <w:bCs/>
         </w:rPr>
@@ -854,6 +1016,7 @@
       </w:r>
       <w:r>
         <w:rPr>
+          <w:rFonts w:eastAsia="黑体"/>
           <w:b/>
           <w:bCs/>
         </w:rPr>
@@ -874,11 +1037,14 @@
         </m:sSub>
       </m:oMath>
       <w:r>
+        <w:rPr>
+          <w:rFonts w:eastAsia="黑体"/>
+        </w:rPr>
         <w:t xml:space="preserve"> </w:t>
       </w:r>
       <w:r>
         <w:rPr>
-          <w:rFonts w:hint="eastAsia"/>
+          <w:rFonts w:hint="eastAsia" w:eastAsia="黑体"/>
         </w:rPr>
         <w:t xml:space="preserve">一端接工作电极/虚拟地节点、另一端接输出节点。</w:t>
       </w:r>
@@ -887,29 +1053,38 @@
       <w:pPr/>
       <w:r>
         <w:rPr>
-          <w:rFonts w:hint="eastAsia"/>
+          <w:rFonts w:hint="eastAsia" w:eastAsia="黑体"/>
         </w:rPr>
         <w:t xml:space="preserve">由此构成”控制运放恒电位维持</w:t>
       </w:r>
       <w:r>
+        <w:rPr>
+          <w:rFonts w:eastAsia="黑体"/>
+        </w:rPr>
         <w:t xml:space="preserve"> RE—WE </w:t>
       </w:r>
       <w:r>
         <w:rPr>
-          <w:rFonts w:hint="eastAsia"/>
+          <w:rFonts w:hint="eastAsia" w:eastAsia="黑体"/>
         </w:rPr>
         <w:t xml:space="preserve">之间恒定偏压，跨阻放大器把</w:t>
       </w:r>
       <w:r>
+        <w:rPr>
+          <w:rFonts w:eastAsia="黑体"/>
+        </w:rPr>
         <w:t xml:space="preserve"> WE </w:t>
       </w:r>
       <w:r>
         <w:rPr>
-          <w:rFonts w:hint="eastAsia"/>
+          <w:rFonts w:hint="eastAsia" w:eastAsia="黑体"/>
         </w:rPr>
         <w:t xml:space="preserve">的电化学反应电流转换为电压”的三电极恒电位仪组态，输出</w:t>
       </w:r>
       <w:r>
+        <w:rPr>
+          <w:rFonts w:eastAsia="黑体"/>
+        </w:rPr>
         <w:t xml:space="preserve"> </w:t>
       </w:r>
       <m:oMath>
@@ -960,11 +1135,14 @@
         </m:sSub>
       </m:oMath>
       <w:r>
+        <w:rPr>
+          <w:rFonts w:eastAsia="黑体"/>
+        </w:rPr>
         <w:t xml:space="preserve"> </w:t>
       </w:r>
       <w:r>
         <w:rPr>
-          <w:rFonts w:hint="eastAsia"/>
+          <w:rFonts w:hint="eastAsia" w:eastAsia="黑体"/>
         </w:rPr>
         <w:t xml:space="preserve">与气体浓度成正比。</w:t>
       </w:r>
@@ -977,7 +1155,7 @@
       </w:pPr>
       <w:r>
         <w:rPr>
-          <w:rFonts w:hint="eastAsia"/>
+          <w:rFonts w:hint="eastAsia" w:eastAsia="黑体"/>
         </w:rPr>
         <w:t xml:space="preserve">工作原理</w:t>
       </w:r>
@@ -988,11 +1166,14 @@
       </w:pPr>
       <w:r>
         <w:rPr>
-          <w:rFonts w:hint="eastAsia"/>
+          <w:rFonts w:hint="eastAsia" w:eastAsia="黑体"/>
         </w:rPr>
         <w:t xml:space="preserve">目标气体扩散到工作电极，在恒定偏压下发生电化学反应产生电流</w:t>
       </w:r>
       <w:r>
+        <w:rPr>
+          <w:rFonts w:eastAsia="黑体"/>
+        </w:rPr>
         <w:t xml:space="preserve"> </w:t>
       </w:r>
       <m:oMath>
@@ -1011,11 +1192,14 @@
       </m:oMath>
       <w:r>
         <w:rPr>
-          <w:rFonts w:hint="eastAsia"/>
+          <w:rFonts w:hint="eastAsia" w:eastAsia="黑体"/>
         </w:rPr>
         <w:t xml:space="preserve">；恒电位电路保证偏压稳定，跨阻放大器将该电流转换为</w:t>
       </w:r>
       <w:r>
+        <w:rPr>
+          <w:rFonts w:eastAsia="黑体"/>
+        </w:rPr>
         <w:t xml:space="preserve"> </w:t>
       </w:r>
       <m:oMath>
@@ -1067,7 +1251,7 @@
       </m:oMath>
       <w:r>
         <w:rPr>
-          <w:rFonts w:hint="eastAsia"/>
+          <w:rFonts w:hint="eastAsia" w:eastAsia="黑体"/>
         </w:rPr>
         <w:t xml:space="preserve">，实现浓度—电压转换。</w:t>
       </w:r>
@@ -1080,7 +1264,7 @@
       </w:pPr>
       <w:r>
         <w:rPr>
-          <w:rFonts w:hint="eastAsia"/>
+          <w:rFonts w:hint="eastAsia" w:eastAsia="黑体"/>
         </w:rPr>
         <w:t xml:space="preserve">关键计算公式</w:t>
       </w:r>
@@ -1094,7 +1278,7 @@
       </w:pPr>
       <w:r>
         <w:rPr>
-          <w:rFonts w:hint="eastAsia"/>
+          <w:rFonts w:hint="eastAsia" w:eastAsia="黑体"/>
         </w:rPr>
         <w:t xml:space="preserve">输出电流与浓度：</w:t>
       </w:r>
@@ -1151,7 +1335,7 @@
       </w:pPr>
       <w:r>
         <w:rPr>
-          <w:rFonts w:hint="eastAsia"/>
+          <w:rFonts w:hint="eastAsia" w:eastAsia="黑体"/>
         </w:rPr>
         <w:t xml:space="preserve">跨阻放大器输出：</w:t>
       </w:r>
@@ -1223,16 +1407,19 @@
       </w:pPr>
       <w:r>
         <w:rPr>
-          <w:rFonts w:hint="eastAsia"/>
+          <w:rFonts w:hint="eastAsia" w:eastAsia="黑体"/>
         </w:rPr>
         <w:t xml:space="preserve">灵敏度（每</w:t>
       </w:r>
       <w:r>
+        <w:rPr>
+          <w:rFonts w:eastAsia="黑体"/>
+        </w:rPr>
         <w:t xml:space="preserve"> </w:t>
       </w:r>
       <w:r>
         <w:rPr>
-          <w:rFonts w:hint="eastAsia"/>
+          <w:rFonts w:hint="eastAsia" w:eastAsia="黑体"/>
         </w:rPr>
         <w:t xml:space="preserve">ppm）：</w:t>
       </w:r>
@@ -1320,7 +1507,7 @@
             </w:pPr>
             <w:r>
               <w:rPr>
-                <w:rFonts w:hint="eastAsia"/>
+                <w:rFonts w:hint="eastAsia" w:eastAsia="黑体"/>
               </w:rPr>
               <w:t xml:space="preserve">符号</w:t>
             </w:r>
@@ -1334,7 +1521,7 @@
             </w:pPr>
             <w:r>
               <w:rPr>
-                <w:rFonts w:hint="eastAsia"/>
+                <w:rFonts w:hint="eastAsia" w:eastAsia="黑体"/>
               </w:rPr>
               <w:t xml:space="preserve">含义</w:t>
             </w:r>
@@ -1348,7 +1535,7 @@
             </w:pPr>
             <w:r>
               <w:rPr>
-                <w:rFonts w:hint="eastAsia"/>
+                <w:rFonts w:hint="eastAsia" w:eastAsia="黑体"/>
               </w:rPr>
               <w:t xml:space="preserve">单位</w:t>
             </w:r>
@@ -1368,6 +1555,9 @@
               </m:r>
             </m:oMath>
             <w:r>
+              <w:rPr>
+                <w:rFonts w:eastAsia="黑体"/>
+              </w:rPr>
               <w:t xml:space="preserve">​</w:t>
             </w:r>
           </w:p>
@@ -1380,7 +1570,7 @@
             </w:pPr>
             <w:r>
               <w:rPr>
-                <w:rFonts w:hint="eastAsia"/>
+                <w:rFonts w:hint="eastAsia" w:eastAsia="黑体"/>
               </w:rPr>
               <w:t xml:space="preserve">电化学反应电流</w:t>
             </w:r>
@@ -1393,6 +1583,9 @@
               <w:pStyle w:val="Compact"/>
             </w:pPr>
             <w:r>
+              <w:rPr>
+                <w:rFonts w:eastAsia="黑体"/>
+              </w:rPr>
               <w:t xml:space="preserve">A</w:t>
             </w:r>
           </w:p>
@@ -1411,6 +1604,9 @@
               </m:r>
             </m:oMath>
             <w:r>
+              <w:rPr>
+                <w:rFonts w:eastAsia="黑体"/>
+              </w:rPr>
               <w:t xml:space="preserve">​</w:t>
             </w:r>
           </w:p>
@@ -1423,7 +1619,7 @@
             </w:pPr>
             <w:r>
               <w:rPr>
-                <w:rFonts w:hint="eastAsia"/>
+                <w:rFonts w:hint="eastAsia" w:eastAsia="黑体"/>
               </w:rPr>
               <w:t xml:space="preserve">每分子转移电子数</w:t>
             </w:r>
@@ -1436,6 +1632,9 @@
               <w:pStyle w:val="Compact"/>
             </w:pPr>
             <w:r>
+              <w:rPr>
+                <w:rFonts w:eastAsia="黑体"/>
+              </w:rPr>
               <w:t xml:space="preserve">—</w:t>
             </w:r>
           </w:p>
@@ -1454,6 +1653,9 @@
               </m:r>
             </m:oMath>
             <w:r>
+              <w:rPr>
+                <w:rFonts w:eastAsia="黑体"/>
+              </w:rPr>
               <w:t xml:space="preserve">​</w:t>
             </w:r>
           </w:p>
@@ -1466,7 +1668,7 @@
             </w:pPr>
             <w:r>
               <w:rPr>
-                <w:rFonts w:hint="eastAsia"/>
+                <w:rFonts w:hint="eastAsia" w:eastAsia="黑体"/>
               </w:rPr>
               <w:t xml:space="preserve">法拉第常数（96485）</w:t>
             </w:r>
@@ -1479,6 +1681,9 @@
               <w:pStyle w:val="Compact"/>
             </w:pPr>
             <w:r>
+              <w:rPr>
+                <w:rFonts w:eastAsia="黑体"/>
+              </w:rPr>
               <w:t xml:space="preserve">C/mol</w:t>
             </w:r>
           </w:p>
@@ -1497,6 +1702,9 @@
               </m:r>
             </m:oMath>
             <w:r>
+              <w:rPr>
+                <w:rFonts w:eastAsia="黑体"/>
+              </w:rPr>
               <w:t xml:space="preserve">​</w:t>
             </w:r>
           </w:p>
@@ -1509,7 +1717,7 @@
             </w:pPr>
             <w:r>
               <w:rPr>
-                <w:rFonts w:hint="eastAsia"/>
+                <w:rFonts w:hint="eastAsia" w:eastAsia="黑体"/>
               </w:rPr>
               <w:t xml:space="preserve">电极面积</w:t>
             </w:r>
@@ -1522,6 +1730,9 @@
               <w:pStyle w:val="Compact"/>
             </w:pPr>
             <w:r>
+              <w:rPr>
+                <w:rFonts w:eastAsia="黑体"/>
+              </w:rPr>
               <w:t xml:space="preserve">m²</w:t>
             </w:r>
           </w:p>
@@ -1540,6 +1751,9 @@
               </m:r>
             </m:oMath>
             <w:r>
+              <w:rPr>
+                <w:rFonts w:eastAsia="黑体"/>
+              </w:rPr>
               <w:t xml:space="preserve">​</w:t>
             </w:r>
           </w:p>
@@ -1552,7 +1766,7 @@
             </w:pPr>
             <w:r>
               <w:rPr>
-                <w:rFonts w:hint="eastAsia"/>
+                <w:rFonts w:hint="eastAsia" w:eastAsia="黑体"/>
               </w:rPr>
               <w:t xml:space="preserve">电流密度（气体通量）</w:t>
             </w:r>
@@ -1565,6 +1779,9 @@
               <w:pStyle w:val="Compact"/>
             </w:pPr>
             <w:r>
+              <w:rPr>
+                <w:rFonts w:eastAsia="黑体"/>
+              </w:rPr>
               <w:t xml:space="preserve">A/m²</w:t>
             </w:r>
           </w:p>
@@ -1592,6 +1809,9 @@
               </m:sSub>
             </m:oMath>
             <w:r>
+              <w:rPr>
+                <w:rFonts w:eastAsia="黑体"/>
+              </w:rPr>
               <w:t xml:space="preserve">​</w:t>
             </w:r>
           </w:p>
@@ -1604,7 +1824,7 @@
             </w:pPr>
             <w:r>
               <w:rPr>
-                <w:rFonts w:hint="eastAsia"/>
+                <w:rFonts w:hint="eastAsia" w:eastAsia="黑体"/>
               </w:rPr>
               <w:t xml:space="preserve">跨阻电阻</w:t>
             </w:r>
@@ -1617,6 +1837,9 @@
               <w:pStyle w:val="Compact"/>
             </w:pPr>
             <w:r>
+              <w:rPr>
+                <w:rFonts w:eastAsia="黑体"/>
+              </w:rPr>
               <w:t xml:space="preserve">Ω</w:t>
             </w:r>
           </w:p>
@@ -1635,6 +1858,9 @@
               </m:r>
             </m:oMath>
             <w:r>
+              <w:rPr>
+                <w:rFonts w:eastAsia="黑体"/>
+              </w:rPr>
               <w:t xml:space="preserve">​</w:t>
             </w:r>
           </w:p>
@@ -1647,7 +1873,7 @@
             </w:pPr>
             <w:r>
               <w:rPr>
-                <w:rFonts w:hint="eastAsia"/>
+                <w:rFonts w:hint="eastAsia" w:eastAsia="黑体"/>
               </w:rPr>
               <w:t xml:space="preserve">气体浓度</w:t>
             </w:r>
@@ -1660,6 +1886,9 @@
               <w:pStyle w:val="Compact"/>
             </w:pPr>
             <w:r>
+              <w:rPr>
+                <w:rFonts w:eastAsia="黑体"/>
+              </w:rPr>
               <w:t xml:space="preserve">ppm</w:t>
             </w:r>
           </w:p>
@@ -1674,7 +1903,7 @@
       </w:pPr>
       <w:r>
         <w:rPr>
-          <w:rFonts w:hint="eastAsia"/>
+          <w:rFonts w:hint="eastAsia" w:eastAsia="黑体"/>
         </w:rPr>
         <w:t xml:space="preserve">元件调整影响</w:t>
       </w:r>
@@ -1689,7 +1918,7 @@
       </w:pPr>
       <w:r>
         <w:rPr>
-          <w:rFonts w:hint="eastAsia"/>
+          <w:rFonts w:hint="eastAsia" w:eastAsia="黑体"/>
           <w:b/>
           <w:bCs/>
         </w:rPr>
@@ -1697,20 +1926,27 @@
       </w:r>
       <w:r>
         <w:rPr>
+          <w:rFonts w:eastAsia="黑体"/>
           <w:b/>
           <w:bCs/>
         </w:rPr>
         <w:t xml:space="preserve"> R_T ↑</w:t>
       </w:r>
       <w:r>
+        <w:rPr>
+          <w:rFonts w:eastAsia="黑体"/>
+        </w:rPr>
         <w:t xml:space="preserve"> </w:t>
       </w:r>
       <w:r>
+        <w:rPr>
+          <w:rFonts w:eastAsia="黑体"/>
+        </w:rPr>
         <w:t xml:space="preserve">→ </w:t>
       </w:r>
       <w:r>
         <w:rPr>
-          <w:rFonts w:hint="eastAsia"/>
+          <w:rFonts w:hint="eastAsia" w:eastAsia="黑体"/>
         </w:rPr>
         <w:t xml:space="preserve">输出增益增大，但噪声与带宽下降。</w:t>
       </w:r>
@@ -1725,21 +1961,27 @@
       </w:pPr>
       <w:r>
         <w:rPr>
-          <w:rFonts w:hint="eastAsia"/>
+          <w:rFonts w:hint="eastAsia" w:eastAsia="黑体"/>
           <w:b/>
           <w:bCs/>
         </w:rPr>
         <w:t xml:space="preserve">偏置电压（RE—WE）调整</w:t>
       </w:r>
       <w:r>
+        <w:rPr>
+          <w:rFonts w:eastAsia="黑体"/>
+        </w:rPr>
         <w:t xml:space="preserve"> </w:t>
       </w:r>
       <w:r>
+        <w:rPr>
+          <w:rFonts w:eastAsia="黑体"/>
+        </w:rPr>
         <w:t xml:space="preserve">→ </w:t>
       </w:r>
       <w:r>
         <w:rPr>
-          <w:rFonts w:hint="eastAsia"/>
+          <w:rFonts w:hint="eastAsia" w:eastAsia="黑体"/>
         </w:rPr>
         <w:t xml:space="preserve">影响选择性，不同气体需对应偏压。</w:t>
       </w:r>
@@ -1754,21 +1996,27 @@
       </w:pPr>
       <w:r>
         <w:rPr>
-          <w:rFonts w:hint="eastAsia"/>
+          <w:rFonts w:hint="eastAsia" w:eastAsia="黑体"/>
           <w:b/>
           <w:bCs/>
         </w:rPr>
         <w:t xml:space="preserve">对电极驱动能力</w:t>
       </w:r>
       <w:r>
+        <w:rPr>
+          <w:rFonts w:eastAsia="黑体"/>
+        </w:rPr>
         <w:t xml:space="preserve"> </w:t>
       </w:r>
       <w:r>
+        <w:rPr>
+          <w:rFonts w:eastAsia="黑体"/>
+        </w:rPr>
         <w:t xml:space="preserve">→ </w:t>
       </w:r>
       <w:r>
         <w:rPr>
-          <w:rFonts w:hint="eastAsia"/>
+          <w:rFonts w:hint="eastAsia" w:eastAsia="黑体"/>
         </w:rPr>
         <w:t xml:space="preserve">保证反应电流回流，防止工作电极极化漂移。</w:t>
       </w:r>
@@ -1782,11 +2030,14 @@
         </w:numPr>
       </w:pPr>
       <w:r>
+        <w:rPr>
+          <w:rFonts w:eastAsia="黑体"/>
+        </w:rPr>
         <w:t xml:space="preserve">R_T </w:t>
       </w:r>
       <w:r>
         <w:rPr>
-          <w:rFonts w:hint="eastAsia"/>
+          <w:rFonts w:hint="eastAsia" w:eastAsia="黑体"/>
         </w:rPr>
         <w:t xml:space="preserve">过大时需并联电容减小噪声带宽、保证稳定。</w:t>
       </w:r>
@@ -1799,7 +2050,7 @@
       </w:pPr>
       <w:r>
         <w:rPr>
-          <w:rFonts w:hint="eastAsia"/>
+          <w:rFonts w:hint="eastAsia" w:eastAsia="黑体"/>
         </w:rPr>
         <w:t xml:space="preserve">典型参数示例</w:t>
       </w:r>
@@ -1814,11 +2065,14 @@
       </w:pPr>
       <w:r>
         <w:rPr>
-          <w:rFonts w:hint="eastAsia"/>
+          <w:rFonts w:hint="eastAsia" w:eastAsia="黑体"/>
         </w:rPr>
         <w:t xml:space="preserve">取</w:t>
       </w:r>
       <w:r>
+        <w:rPr>
+          <w:rFonts w:eastAsia="黑体"/>
+        </w:rPr>
         <w:t xml:space="preserve"> </w:t>
       </w:r>
       <m:oMath>
@@ -1850,7 +2104,7 @@
       </m:oMath>
       <w:r>
         <w:rPr>
-          <w:rFonts w:hint="eastAsia"/>
+          <w:rFonts w:hint="eastAsia" w:eastAsia="黑体"/>
         </w:rPr>
         <w:t xml:space="preserve">（对应浓度）、</w:t>
       </w:r>
@@ -1889,7 +2143,7 @@
       </m:oMath>
       <w:r>
         <w:rPr>
-          <w:rFonts w:hint="eastAsia"/>
+          <w:rFonts w:hint="eastAsia" w:eastAsia="黑体"/>
         </w:rPr>
         <w:t xml:space="preserve">：</w:t>
       </w:r>
@@ -1993,6 +2247,9 @@
         </m:r>
       </m:oMath>
       <w:r>
+        <w:rPr>
+          <w:rFonts w:eastAsia="黑体"/>
+        </w:rPr>
         <w:t xml:space="preserve">。</w:t>
       </w:r>
     </w:p>
@@ -2006,29 +2263,38 @@
       </w:pPr>
       <w:r>
         <w:rPr>
-          <w:rFonts w:hint="eastAsia"/>
+          <w:rFonts w:hint="eastAsia" w:eastAsia="黑体"/>
         </w:rPr>
         <w:t xml:space="preserve">若满量程浓度</w:t>
       </w:r>
       <w:r>
+        <w:rPr>
+          <w:rFonts w:eastAsia="黑体"/>
+        </w:rPr>
         <w:t xml:space="preserve"> 100 ppm </w:t>
       </w:r>
       <w:r>
         <w:rPr>
-          <w:rFonts w:hint="eastAsia"/>
+          <w:rFonts w:hint="eastAsia" w:eastAsia="黑体"/>
         </w:rPr>
         <w:t xml:space="preserve">对应</w:t>
       </w:r>
       <w:r>
+        <w:rPr>
+          <w:rFonts w:eastAsia="黑体"/>
+        </w:rPr>
         <w:t xml:space="preserve"> 1 </w:t>
       </w:r>
       <w:r>
         <w:rPr>
-          <w:rFonts w:hint="eastAsia"/>
+          <w:rFonts w:hint="eastAsia" w:eastAsia="黑体"/>
         </w:rPr>
         <w:t xml:space="preserve">V，则灵敏度</w:t>
       </w:r>
       <w:r>
+        <w:rPr>
+          <w:rFonts w:eastAsia="黑体"/>
+        </w:rPr>
         <w:t xml:space="preserve"> </w:t>
       </w:r>
       <m:oMath>
@@ -2077,6 +2343,9 @@
         </m:r>
       </m:oMath>
       <w:r>
+        <w:rPr>
+          <w:rFonts w:eastAsia="黑体"/>
+        </w:rPr>
         <w:t xml:space="preserve">。</w:t>
       </w:r>
     </w:p>
@@ -2088,7 +2357,7 @@
       </w:pPr>
       <w:r>
         <w:rPr>
-          <w:rFonts w:hint="eastAsia"/>
+          <w:rFonts w:hint="eastAsia" w:eastAsia="黑体"/>
         </w:rPr>
         <w:t xml:space="preserve">常见器件型号</w:t>
       </w:r>
@@ -2103,25 +2372,31 @@
       </w:pPr>
       <w:r>
         <w:rPr>
-          <w:rFonts w:hint="eastAsia"/>
+          <w:rFonts w:hint="eastAsia" w:eastAsia="黑体"/>
         </w:rPr>
         <w:t xml:space="preserve">电化学气体传感器：Alphasense</w:t>
       </w:r>
       <w:r>
+        <w:rPr>
+          <w:rFonts w:eastAsia="黑体"/>
+        </w:rPr>
         <w:t xml:space="preserve"> CO/O2/NO2 </w:t>
       </w:r>
       <w:r>
         <w:rPr>
-          <w:rFonts w:hint="eastAsia"/>
+          <w:rFonts w:hint="eastAsia" w:eastAsia="黑体"/>
         </w:rPr>
         <w:t xml:space="preserve">系列、Membrapor、EC4</w:t>
       </w:r>
       <w:r>
+        <w:rPr>
+          <w:rFonts w:eastAsia="黑体"/>
+        </w:rPr>
         <w:t xml:space="preserve"> </w:t>
       </w:r>
       <w:r>
         <w:rPr>
-          <w:rFonts w:hint="eastAsia"/>
+          <w:rFonts w:hint="eastAsia" w:eastAsia="黑体"/>
         </w:rPr>
         <w:t xml:space="preserve">系列。</w:t>
       </w:r>
@@ -2136,7 +2411,7 @@
       </w:pPr>
       <w:r>
         <w:rPr>
-          <w:rFonts w:hint="eastAsia"/>
+          <w:rFonts w:hint="eastAsia" w:eastAsia="黑体"/>
         </w:rPr>
         <w:t xml:space="preserve">运放/TIA：OPA333、LMP7721、AD8605。</w:t>
       </w:r>
@@ -2149,7 +2424,7 @@
       </w:pPr>
       <w:r>
         <w:rPr>
-          <w:rFonts w:hint="eastAsia"/>
+          <w:rFonts w:hint="eastAsia" w:eastAsia="黑体"/>
         </w:rPr>
         <w:t xml:space="preserve">注意事项</w:t>
       </w:r>
@@ -2164,7 +2439,7 @@
       </w:pPr>
       <w:r>
         <w:rPr>
-          <w:rFonts w:hint="eastAsia"/>
+          <w:rFonts w:hint="eastAsia" w:eastAsia="黑体"/>
         </w:rPr>
         <w:t xml:space="preserve">传感器上电需稳定时间（极化），偏压需精确由恒电位仪维持。</w:t>
       </w:r>
@@ -2179,7 +2454,7 @@
       </w:pPr>
       <w:r>
         <w:rPr>
-          <w:rFonts w:hint="eastAsia"/>
+          <w:rFonts w:hint="eastAsia" w:eastAsia="黑体"/>
         </w:rPr>
         <w:t xml:space="preserve">输出为纳安~微安级电流，跨阻放大器需低偏流、低噪声运放。</w:t>
       </w:r>
@@ -2194,7 +2469,7 @@
       </w:pPr>
       <w:r>
         <w:rPr>
-          <w:rFonts w:hint="eastAsia"/>
+          <w:rFonts w:hint="eastAsia" w:eastAsia="黑体"/>
         </w:rPr>
         <w:t xml:space="preserve">传感器受温度/湿度影响，需补偿，且存在一定寿命（消耗电解质）。</w:t>
       </w:r>
@@ -2209,7 +2484,7 @@
       </w:pPr>
       <w:r>
         <w:rPr>
-          <w:rFonts w:hint="eastAsia"/>
+          <w:rFonts w:hint="eastAsia" w:eastAsia="黑体"/>
         </w:rPr>
         <w:t xml:space="preserve">偏置电压不可长时间施加错误极性，避免损坏电极。</w:t>
       </w:r>
@@ -2222,7 +2497,7 @@
       </w:pPr>
       <w:r>
         <w:rPr>
-          <w:rFonts w:hint="eastAsia"/>
+          <w:rFonts w:hint="eastAsia" w:eastAsia="黑体"/>
         </w:rPr>
         <w:t xml:space="preserve">参考资料</w:t>
       </w:r>
@@ -2236,11 +2511,14 @@
         </w:numPr>
       </w:pPr>
       <w:r>
+        <w:rPr>
+          <w:rFonts w:eastAsia="黑体"/>
+        </w:rPr>
         <w:t xml:space="preserve">Alphasense </w:t>
       </w:r>
       <w:r>
         <w:rPr>
-          <w:rFonts w:hint="eastAsia"/>
+          <w:rFonts w:hint="eastAsia" w:eastAsia="黑体"/>
         </w:rPr>
         <w:t xml:space="preserve">电化学传感器应用笔记。</w:t>
       </w:r>
@@ -2254,11 +2532,14 @@
         </w:numPr>
       </w:pPr>
       <w:r>
+        <w:rPr>
+          <w:rFonts w:eastAsia="黑体"/>
+        </w:rPr>
         <w:t xml:space="preserve">TI </w:t>
       </w:r>
       <w:r>
         <w:rPr>
-          <w:rFonts w:hint="eastAsia"/>
+          <w:rFonts w:hint="eastAsia" w:eastAsia="黑体"/>
         </w:rPr>
         <w:t xml:space="preserve">应用笔记（恒电位仪电路设计）。</w:t>
       </w:r>
@@ -2272,6 +2553,9 @@
         </w:numPr>
       </w:pPr>
       <w:r>
+        <w:rPr>
+          <w:rFonts w:eastAsia="黑体"/>
+        </w:rPr>
         <w:t xml:space="preserve">Wikipedia: Electrochemical gas sensor。</w:t>
       </w:r>
     </w:p>
@@ -2284,11 +2568,11 @@
       </w:pPr>
       <w:r>
         <w:rPr>
-          <w:rFonts w:ascii="Times New Roman" w:hAnsi="Times New Roman"/>
+          <w:rFonts w:ascii="Times New Roman" w:hAnsi="Times New Roman" w:eastAsia="黑体"/>
           <w:color w:val="555555"/>
           <w:sz w:val="21"/>
         </w:rPr>
-        <w:t>材料收集者：杜文杰</w:t>
+        <w:t>材料收集者：杜文杰，WX手机：19519196569，QQ:3478827729</w:t>
       </w:r>
     </w:p>
     <w:sectPr>
@@ -2308,7 +2592,7 @@
 </file>
 
 <file path=word/footer1.xml><?xml version="1.0" encoding="utf-8"?>
-<w:ftr xmlns:m="http://schemas.openxmlformats.org/officeDocument/2006/math" xmlns:mc="http://schemas.openxmlformats.org/markup-compatibility/2006" xmlns:mo="http://schemas.microsoft.com/office/mac/office/2008/main" xmlns:mv="urn:schemas-microsoft-com:mac:vml" xmlns:o="urn:schemas-microsoft-com:office:office" xmlns:r="http://schemas.openxmlformats.org/officeDocument/2006/relationships" xmlns:v="urn:schemas-microsoft-com:vml" xmlns:w10="urn:schemas-microsoft-com:office:word" xmlns:w14="http://schemas.microsoft.com/office/word/2010/wordml" xmlns:w="http://schemas.openxmlformats.org/wordprocessingml/2006/main" xmlns:wne="http://schemas.microsoft.com/office/word/2006/wordml" xmlns:wp14="http://schemas.microsoft.com/office/word/2010/wordprocessingDrawing" xmlns:wp="http://schemas.openxmlformats.org/drawingml/2006/wordprocessingDrawing" xmlns:wpc="http://schemas.microsoft.com/office/word/2010/wordprocessingCanvas" xmlns:wpg="http://schemas.microsoft.com/office/word/2010/wordprocessingGroup" xmlns:wpi="http://schemas.microsoft.com/office/word/2010/wordprocessingInk" xmlns:wps="http://schemas.microsoft.com/office/word/2010/wordprocessingShape" mc:Ignorable="w14 wp14">
+<w:ftr xmlns:mc="http://schemas.openxmlformats.org/markup-compatibility/2006" xmlns:w="http://schemas.openxmlformats.org/wordprocessingml/2006/main" xmlns:m="http://schemas.openxmlformats.org/officeDocument/2006/math" xmlns:mo="http://schemas.microsoft.com/office/mac/office/2008/main" xmlns:mv="urn:schemas-microsoft-com:mac:vml" xmlns:o="urn:schemas-microsoft-com:office:office" xmlns:r="http://schemas.openxmlformats.org/officeDocument/2006/relationships" xmlns:v="urn:schemas-microsoft-com:vml" xmlns:w10="urn:schemas-microsoft-com:office:word" xmlns:w14="http://schemas.microsoft.com/office/word/2010/wordml" xmlns:wne="http://schemas.microsoft.com/office/word/2006/wordml" xmlns:wp14="http://schemas.microsoft.com/office/word/2010/wordprocessingDrawing" xmlns:wp="http://schemas.openxmlformats.org/drawingml/2006/wordprocessingDrawing" xmlns:wpc="http://schemas.microsoft.com/office/word/2010/wordprocessingCanvas" xmlns:wpg="http://schemas.microsoft.com/office/word/2010/wordprocessingGroup" xmlns:wpi="http://schemas.microsoft.com/office/word/2010/wordprocessingInk" xmlns:wps="http://schemas.microsoft.com/office/word/2010/wordprocessingShape" mc:Ignorable="w14 wp14">
   <w:p>
     <w:pPr>
       <w:pStyle w:val="Footer"/>
@@ -2316,12 +2600,14 @@
     </w:pPr>
     <w:r>
       <w:rPr>
+        <w:rFonts w:eastAsia="黑体"/>
         <w:sz w:val="18"/>
       </w:rPr>
       <w:t xml:space="preserve">第 </w:t>
     </w:r>
     <w:r>
       <w:rPr>
+        <w:rFonts w:eastAsia="黑体"/>
         <w:sz w:val="18"/>
       </w:rPr>
       <w:fldChar w:fldCharType="begin"/>
@@ -2330,6 +2616,7 @@
     </w:r>
     <w:r>
       <w:rPr>
+        <w:rFonts w:eastAsia="黑体"/>
         <w:sz w:val="18"/>
       </w:rPr>
       <w:t xml:space="preserve"> 页</w:t>
@@ -2343,6 +2630,9 @@
   <w:footnote w:type="continuationSeparator" w:id="0">
     <w:p>
       <w:r>
+        <w:rPr>
+          <w:rFonts w:eastAsia="黑体"/>
+        </w:rPr>
         <w:continuationSeparator/>
       </w:r>
     </w:p>
@@ -2350,6 +2640,9 @@
   <w:footnote w:type="separator" w:id="-1">
     <w:p>
       <w:r>
+        <w:rPr>
+          <w:rFonts w:eastAsia="黑体"/>
+        </w:rPr>
         <w:separator/>
       </w:r>
     </w:p>
@@ -2358,7 +2651,7 @@
 </file>
 
 <file path=word/header1.xml><?xml version="1.0" encoding="utf-8"?>
-<w:hdr xmlns:m="http://schemas.openxmlformats.org/officeDocument/2006/math" xmlns:mc="http://schemas.openxmlformats.org/markup-compatibility/2006" xmlns:mo="http://schemas.microsoft.com/office/mac/office/2008/main" xmlns:mv="urn:schemas-microsoft-com:mac:vml" xmlns:o="urn:schemas-microsoft-com:office:office" xmlns:r="http://schemas.openxmlformats.org/officeDocument/2006/relationships" xmlns:v="urn:schemas-microsoft-com:vml" xmlns:w10="urn:schemas-microsoft-com:office:word" xmlns:w14="http://schemas.microsoft.com/office/word/2010/wordml" xmlns:w="http://schemas.openxmlformats.org/wordprocessingml/2006/main" xmlns:wne="http://schemas.microsoft.com/office/word/2006/wordml" xmlns:wp14="http://schemas.microsoft.com/office/word/2010/wordprocessingDrawing" xmlns:wp="http://schemas.openxmlformats.org/drawingml/2006/wordprocessingDrawing" xmlns:wpc="http://schemas.microsoft.com/office/word/2010/wordprocessingCanvas" xmlns:wpg="http://schemas.microsoft.com/office/word/2010/wordprocessingGroup" xmlns:wpi="http://schemas.microsoft.com/office/word/2010/wordprocessingInk" xmlns:wps="http://schemas.microsoft.com/office/word/2010/wordprocessingShape" mc:Ignorable="w14 wp14">
+<w:hdr xmlns:mc="http://schemas.openxmlformats.org/markup-compatibility/2006" xmlns:w="http://schemas.openxmlformats.org/wordprocessingml/2006/main" xmlns:m="http://schemas.openxmlformats.org/officeDocument/2006/math" xmlns:mo="http://schemas.microsoft.com/office/mac/office/2008/main" xmlns:mv="urn:schemas-microsoft-com:mac:vml" xmlns:o="urn:schemas-microsoft-com:office:office" xmlns:r="http://schemas.openxmlformats.org/officeDocument/2006/relationships" xmlns:v="urn:schemas-microsoft-com:vml" xmlns:w10="urn:schemas-microsoft-com:office:word" xmlns:w14="http://schemas.microsoft.com/office/word/2010/wordml" xmlns:wne="http://schemas.microsoft.com/office/word/2006/wordml" xmlns:wp14="http://schemas.microsoft.com/office/word/2010/wordprocessingDrawing" xmlns:wp="http://schemas.openxmlformats.org/drawingml/2006/wordprocessingDrawing" xmlns:wpc="http://schemas.microsoft.com/office/word/2010/wordprocessingCanvas" xmlns:wpg="http://schemas.microsoft.com/office/word/2010/wordprocessingGroup" xmlns:wpi="http://schemas.microsoft.com/office/word/2010/wordprocessingInk" xmlns:wps="http://schemas.microsoft.com/office/word/2010/wordprocessingShape" mc:Ignorable="w14 wp14">
   <w:p>
     <w:pPr>
       <w:pStyle w:val="Header"/>
@@ -2366,7 +2659,7 @@
     </w:pPr>
     <w:r>
       <w:rPr>
-        <w:rFonts w:ascii="Times New Roman" w:hAnsi="Times New Roman"/>
+        <w:rFonts w:ascii="Times New Roman" w:hAnsi="Times New Roman" w:eastAsia="黑体"/>
         <w:sz w:val="18"/>
         <w:rFonts w:eastAsia="黑体"/>
         <w:rFonts w:eastAsia="黑体"/>
@@ -2378,7 +2671,7 @@
 </file>
 
 <file path=word/numbering.xml><?xml version="1.0" encoding="utf-8"?>
-<w:numbering xmlns:m="http://schemas.openxmlformats.org/officeDocument/2006/math" xmlns:mc="http://schemas.openxmlformats.org/markup-compatibility/2006" xmlns:mo="http://schemas.microsoft.com/office/mac/office/2008/main" xmlns:mv="urn:schemas-microsoft-com:mac:vml" xmlns:o="urn:schemas-microsoft-com:office:office" xmlns:r="http://schemas.openxmlformats.org/officeDocument/2006/relationships" xmlns:v="urn:schemas-microsoft-com:vml" xmlns:w="http://schemas.openxmlformats.org/wordprocessingml/2006/main" xmlns:w10="urn:schemas-microsoft-com:office:word" xmlns:w14="http://schemas.microsoft.com/office/word/2010/wordml" xmlns:wne="http://schemas.microsoft.com/office/word/2006/wordml" xmlns:wp="http://schemas.openxmlformats.org/drawingml/2006/wordprocessingDrawing" xmlns:wp14="http://schemas.microsoft.com/office/word/2010/wordprocessingDrawing" xmlns:wpc="http://schemas.microsoft.com/office/word/2010/wordprocessingCanvas" xmlns:wpg="http://schemas.microsoft.com/office/word/2010/wordprocessingGroup" xmlns:wpi="http://schemas.microsoft.com/office/word/2010/wordprocessingInk" xmlns:wps="http://schemas.microsoft.com/office/word/2010/wordprocessingShape" mc:Ignorable="w14 wp14">
+<w:numbering xmlns:mc="http://schemas.openxmlformats.org/markup-compatibility/2006" xmlns:w="http://schemas.openxmlformats.org/wordprocessingml/2006/main" xmlns:m="http://schemas.openxmlformats.org/officeDocument/2006/math" xmlns:mo="http://schemas.microsoft.com/office/mac/office/2008/main" xmlns:mv="urn:schemas-microsoft-com:mac:vml" xmlns:o="urn:schemas-microsoft-com:office:office" xmlns:r="http://schemas.openxmlformats.org/officeDocument/2006/relationships" xmlns:v="urn:schemas-microsoft-com:vml" xmlns:w10="urn:schemas-microsoft-com:office:word" xmlns:w14="http://schemas.microsoft.com/office/word/2010/wordml" xmlns:wne="http://schemas.microsoft.com/office/word/2006/wordml" xmlns:wp="http://schemas.openxmlformats.org/drawingml/2006/wordprocessingDrawing" xmlns:wp14="http://schemas.microsoft.com/office/word/2010/wordprocessingDrawing" xmlns:wpc="http://schemas.microsoft.com/office/word/2010/wordprocessingCanvas" xmlns:wpg="http://schemas.microsoft.com/office/word/2010/wordprocessingGroup" xmlns:wpi="http://schemas.microsoft.com/office/word/2010/wordprocessingInk" xmlns:wps="http://schemas.microsoft.com/office/word/2010/wordprocessingShape" mc:Ignorable="w14 wp14">
   <w:abstractNum w:abstractNumId="0">
     <w:nsid w:val="FFFFFF7C"/>
     <w:multiLevelType w:val="singleLevel"/>
@@ -2465,7 +2758,7 @@
         <w:ind w:hanging="360" w:left="1440"/>
       </w:pPr>
       <w:rPr>
-        <w:rFonts w:ascii="Symbol" w:hAnsi="Symbol" w:hint="default"/>
+        <w:rFonts w:ascii="Symbol" w:hAnsi="Symbol" w:hint="default" w:eastAsia="黑体"/>
       </w:rPr>
     </w:lvl>
   </w:abstractNum>
@@ -2486,7 +2779,7 @@
         <w:ind w:hanging="360" w:left="1080"/>
       </w:pPr>
       <w:rPr>
-        <w:rFonts w:ascii="Symbol" w:hAnsi="Symbol" w:hint="default"/>
+        <w:rFonts w:ascii="Symbol" w:hAnsi="Symbol" w:hint="default" w:eastAsia="黑体"/>
       </w:rPr>
     </w:lvl>
   </w:abstractNum>
@@ -2507,7 +2800,7 @@
         <w:ind w:hanging="360" w:left="720"/>
       </w:pPr>
       <w:rPr>
-        <w:rFonts w:ascii="Symbol" w:hAnsi="Symbol" w:hint="default"/>
+        <w:rFonts w:ascii="Symbol" w:hAnsi="Symbol" w:hint="default" w:eastAsia="黑体"/>
       </w:rPr>
     </w:lvl>
   </w:abstractNum>
@@ -2546,7 +2839,7 @@
         <w:ind w:hanging="360" w:left="360"/>
       </w:pPr>
       <w:rPr>
-        <w:rFonts w:ascii="Symbol" w:hAnsi="Symbol" w:hint="default"/>
+        <w:rFonts w:ascii="Symbol" w:hAnsi="Symbol" w:hint="default" w:eastAsia="黑体"/>
       </w:rPr>
     </w:lvl>
   </w:abstractNum>
@@ -2637,7 +2930,7 @@
         <w:ind w:left="720" w:hanging="360"/>
       </w:pPr>
       <w:rPr>
-        <w:rFonts w:ascii="Symbol" w:hAnsi="Symbol" w:cs="Symbol" w:hint="default"/>
+        <w:rFonts w:ascii="Symbol" w:hAnsi="Symbol" w:cs="Symbol" w:hint="default" w:eastAsia="黑体"/>
       </w:rPr>
     </w:lvl>
     <w:lvl w:ilvl="1">
@@ -2648,7 +2941,7 @@
         <w:ind w:left="1440" w:hanging="360"/>
       </w:pPr>
       <w:rPr>
-        <w:rFonts w:ascii="Courier New" w:hAnsi="Courier New" w:cs="Courier New" w:hint="default"/>
+        <w:rFonts w:ascii="Courier New" w:hAnsi="Courier New" w:cs="Courier New" w:hint="default" w:eastAsia="黑体"/>
       </w:rPr>
     </w:lvl>
     <w:lvl w:ilvl="2">
@@ -2659,7 +2952,7 @@
         <w:ind w:left="2160" w:hanging="360"/>
       </w:pPr>
       <w:rPr>
-        <w:rFonts w:ascii="Wingdings" w:hAnsi="Wingdings" w:cs="Wingdings" w:hint="default"/>
+        <w:rFonts w:ascii="Wingdings" w:hAnsi="Wingdings" w:cs="Wingdings" w:hint="default" w:eastAsia="黑体"/>
       </w:rPr>
     </w:lvl>
     <w:lvl w:ilvl="3">
@@ -2670,7 +2963,7 @@
         <w:ind w:left="2880" w:hanging="360"/>
       </w:pPr>
       <w:rPr>
-        <w:rFonts w:ascii="Symbol" w:hAnsi="Symbol" w:cs="Symbol" w:hint="default"/>
+        <w:rFonts w:ascii="Symbol" w:hAnsi="Symbol" w:cs="Symbol" w:hint="default" w:eastAsia="黑体"/>
       </w:rPr>
     </w:lvl>
     <w:lvl w:ilvl="4">
@@ -2681,7 +2974,7 @@
         <w:ind w:left="3600" w:hanging="360"/>
       </w:pPr>
       <w:rPr>
-        <w:rFonts w:ascii="Courier New" w:hAnsi="Courier New" w:cs="Courier New" w:hint="default"/>
+        <w:rFonts w:ascii="Courier New" w:hAnsi="Courier New" w:cs="Courier New" w:hint="default" w:eastAsia="黑体"/>
       </w:rPr>
     </w:lvl>
     <w:lvl w:ilvl="5">
@@ -2692,7 +2985,7 @@
         <w:ind w:left="4320" w:hanging="360"/>
       </w:pPr>
       <w:rPr>
-        <w:rFonts w:ascii="Wingdings" w:hAnsi="Wingdings" w:cs="Wingdings" w:hint="default"/>
+        <w:rFonts w:ascii="Wingdings" w:hAnsi="Wingdings" w:cs="Wingdings" w:hint="default" w:eastAsia="黑体"/>
       </w:rPr>
     </w:lvl>
     <w:lvl w:ilvl="6">
@@ -2703,7 +2996,7 @@
         <w:ind w:left="5040" w:hanging="360"/>
       </w:pPr>
       <w:rPr>
-        <w:rFonts w:ascii="Symbol" w:hAnsi="Symbol" w:cs="Symbol" w:hint="default"/>
+        <w:rFonts w:ascii="Symbol" w:hAnsi="Symbol" w:cs="Symbol" w:hint="default" w:eastAsia="黑体"/>
       </w:rPr>
     </w:lvl>
     <w:lvl w:ilvl="7">
@@ -2714,7 +3007,7 @@
         <w:ind w:left="5760" w:hanging="360"/>
       </w:pPr>
       <w:rPr>
-        <w:rFonts w:ascii="Courier New" w:hAnsi="Courier New" w:cs="Courier New" w:hint="default"/>
+        <w:rFonts w:ascii="Courier New" w:hAnsi="Courier New" w:cs="Courier New" w:hint="default" w:eastAsia="黑体"/>
       </w:rPr>
     </w:lvl>
     <w:lvl w:ilvl="8">
@@ -2725,7 +3018,7 @@
         <w:ind w:left="6480" w:hanging="360"/>
       </w:pPr>
       <w:rPr>
-        <w:rFonts w:ascii="Wingdings" w:hAnsi="Wingdings" w:cs="Wingdings" w:hint="default"/>
+        <w:rFonts w:ascii="Wingdings" w:hAnsi="Wingdings" w:cs="Wingdings" w:hint="default" w:eastAsia="黑体"/>
       </w:rPr>
     </w:lvl>
   </w:abstractNum>
@@ -2781,11 +3074,11 @@
 </file>
 
 <file path=word/styles.xml><?xml version="1.0" encoding="utf-8"?>
-<w:styles xmlns:mc="http://schemas.openxmlformats.org/markup-compatibility/2006" xmlns:r="http://schemas.openxmlformats.org/officeDocument/2006/relationships" xmlns:w="http://schemas.openxmlformats.org/wordprocessingml/2006/main" xmlns:w14="http://schemas.microsoft.com/office/word/2010/wordml" mc:Ignorable="w14">
+<w:styles xmlns:mc="http://schemas.openxmlformats.org/markup-compatibility/2006" xmlns:w="http://schemas.openxmlformats.org/wordprocessingml/2006/main" xmlns:r="http://schemas.openxmlformats.org/officeDocument/2006/relationships" xmlns:w14="http://schemas.microsoft.com/office/word/2010/wordml" mc:Ignorable="w14">
   <w:docDefaults>
     <w:rPrDefault>
       <w:rPr>
-        <w:rFonts w:asciiTheme="minorHAnsi" w:cstheme="minorBidi" w:eastAsiaTheme="minorEastAsia" w:hAnsiTheme="minorHAnsi"/>
+        <w:rFonts w:asciiTheme="minorHAnsi" w:cstheme="minorBidi" w:hAnsiTheme="minorHAnsi" w:eastAsia="黑体"/>
         <w:sz w:val="22"/>
         <w:szCs w:val="22"/>
         <w:lang w:bidi="ar-SA" w:eastAsia="en-US" w:val="en-US"/>
@@ -3007,7 +3300,7 @@
       <w:outlineLvl w:val="0"/>
     </w:pPr>
     <w:rPr>
-      <w:rFonts w:ascii="Times New Roman" w:asciiTheme="majorHAnsi" w:cstheme="majorBidi" w:eastAsia="黑体" w:eastAsiaTheme="majorEastAsia" w:hAnsi="Times New Roman" w:hAnsiTheme="majorHAnsi"/>
+      <w:rFonts w:ascii="Times New Roman" w:asciiTheme="majorHAnsi" w:cstheme="majorBidi" w:eastAsia="黑体" w:hAnsi="Times New Roman" w:hAnsiTheme="majorHAnsi"/>
       <w:b/>
       <w:bCs/>
       <w:color w:val="1F3864"/>
@@ -3031,7 +3324,7 @@
       <w:outlineLvl w:val="1"/>
     </w:pPr>
     <w:rPr>
-      <w:rFonts w:ascii="Times New Roman" w:asciiTheme="majorHAnsi" w:cstheme="majorBidi" w:eastAsia="黑体" w:eastAsiaTheme="majorEastAsia" w:hAnsi="Times New Roman" w:hAnsiTheme="majorHAnsi"/>
+      <w:rFonts w:ascii="Times New Roman" w:asciiTheme="majorHAnsi" w:cstheme="majorBidi" w:eastAsia="黑体" w:hAnsi="Times New Roman" w:hAnsiTheme="majorHAnsi"/>
       <w:b/>
       <w:bCs/>
       <w:color w:val="2E4E7E"/>
@@ -3055,7 +3348,7 @@
       <w:outlineLvl w:val="2"/>
     </w:pPr>
     <w:rPr>
-      <w:rFonts w:ascii="Times New Roman" w:asciiTheme="majorHAnsi" w:cstheme="majorBidi" w:eastAsia="黑体" w:eastAsiaTheme="majorEastAsia" w:hAnsi="Times New Roman" w:hAnsiTheme="majorHAnsi"/>
+      <w:rFonts w:ascii="Times New Roman" w:asciiTheme="majorHAnsi" w:cstheme="majorBidi" w:eastAsia="黑体" w:hAnsi="Times New Roman" w:hAnsiTheme="majorHAnsi"/>
       <w:b/>
       <w:bCs/>
       <w:color w:val="2E4E7E"/>
@@ -3079,7 +3372,7 @@
       <w:outlineLvl w:val="3"/>
     </w:pPr>
     <w:rPr>
-      <w:rFonts w:ascii="Times New Roman" w:asciiTheme="majorHAnsi" w:cstheme="majorBidi" w:eastAsia="黑体" w:eastAsiaTheme="majorEastAsia" w:hAnsi="Times New Roman" w:hAnsiTheme="majorHAnsi"/>
+      <w:rFonts w:ascii="Times New Roman" w:asciiTheme="majorHAnsi" w:cstheme="majorBidi" w:eastAsia="黑体" w:hAnsi="Times New Roman" w:hAnsiTheme="majorHAnsi"/>
       <w:b/>
       <w:bCs/>
       <w:i/>
@@ -3105,7 +3398,7 @@
       <w:outlineLvl w:val="4"/>
     </w:pPr>
     <w:rPr>
-      <w:rFonts w:ascii="Times New Roman" w:asciiTheme="majorHAnsi" w:cstheme="majorBidi" w:eastAsia="黑体" w:eastAsiaTheme="majorEastAsia" w:hAnsi="Times New Roman" w:hAnsiTheme="majorHAnsi"/>
+      <w:rFonts w:ascii="Times New Roman" w:asciiTheme="majorHAnsi" w:cstheme="majorBidi" w:eastAsia="黑体" w:hAnsi="Times New Roman" w:hAnsiTheme="majorHAnsi"/>
       <w:b/>
       <w:color w:val="333333"/>
       <w:sz w:val="22"/>
@@ -3128,7 +3421,7 @@
       <w:outlineLvl w:val="5"/>
     </w:pPr>
     <w:rPr>
-      <w:rFonts w:asciiTheme="majorHAnsi" w:cstheme="majorBidi" w:eastAsiaTheme="majorEastAsia" w:hAnsiTheme="majorHAnsi"/>
+      <w:rFonts w:asciiTheme="majorHAnsi" w:cstheme="majorBidi" w:hAnsiTheme="majorHAnsi" w:eastAsia="黑体"/>
       <w:i/>
       <w:iCs/>
       <w:color w:themeColor="accent1" w:themeShade="7F" w:val="243F60"/>
@@ -3151,7 +3444,7 @@
       <w:outlineLvl w:val="6"/>
     </w:pPr>
     <w:rPr>
-      <w:rFonts w:asciiTheme="majorHAnsi" w:cstheme="majorBidi" w:eastAsiaTheme="majorEastAsia" w:hAnsiTheme="majorHAnsi"/>
+      <w:rFonts w:asciiTheme="majorHAnsi" w:cstheme="majorBidi" w:hAnsiTheme="majorHAnsi" w:eastAsia="黑体"/>
       <w:i/>
       <w:iCs/>
       <w:color w:themeColor="text1" w:themeTint="BF" w:val="404040"/>
@@ -3174,7 +3467,7 @@
       <w:outlineLvl w:val="7"/>
     </w:pPr>
     <w:rPr>
-      <w:rFonts w:asciiTheme="majorHAnsi" w:cstheme="majorBidi" w:eastAsiaTheme="majorEastAsia" w:hAnsiTheme="majorHAnsi"/>
+      <w:rFonts w:asciiTheme="majorHAnsi" w:cstheme="majorBidi" w:hAnsiTheme="majorHAnsi" w:eastAsia="黑体"/>
       <w:color w:themeColor="accent1" w:val="4F81BD"/>
       <w:sz w:val="20"/>
       <w:szCs w:val="20"/>
@@ -3197,7 +3490,7 @@
       <w:outlineLvl w:val="8"/>
     </w:pPr>
     <w:rPr>
-      <w:rFonts w:asciiTheme="majorHAnsi" w:cstheme="majorBidi" w:eastAsiaTheme="majorEastAsia" w:hAnsiTheme="majorHAnsi"/>
+      <w:rFonts w:asciiTheme="majorHAnsi" w:cstheme="majorBidi" w:hAnsiTheme="majorHAnsi" w:eastAsia="黑体"/>
       <w:i/>
       <w:iCs/>
       <w:color w:themeColor="text1" w:themeTint="BF" w:val="404040"/>
@@ -3248,7 +3541,7 @@
     <w:uiPriority w:val="9"/>
     <w:rsid w:val="00FC693F"/>
     <w:rPr>
-      <w:rFonts w:asciiTheme="majorHAnsi" w:cstheme="majorBidi" w:eastAsiaTheme="majorEastAsia" w:hAnsiTheme="majorHAnsi"/>
+      <w:rFonts w:asciiTheme="majorHAnsi" w:cstheme="majorBidi" w:hAnsiTheme="majorHAnsi" w:eastAsia="黑体"/>
       <w:b/>
       <w:bCs/>
       <w:color w:themeColor="accent1" w:themeShade="BF" w:val="365F91"/>
@@ -3263,7 +3556,7 @@
     <w:uiPriority w:val="9"/>
     <w:rsid w:val="00FC693F"/>
     <w:rPr>
-      <w:rFonts w:asciiTheme="majorHAnsi" w:cstheme="majorBidi" w:eastAsiaTheme="majorEastAsia" w:hAnsiTheme="majorHAnsi"/>
+      <w:rFonts w:asciiTheme="majorHAnsi" w:cstheme="majorBidi" w:hAnsiTheme="majorHAnsi" w:eastAsia="黑体"/>
       <w:b/>
       <w:bCs/>
       <w:color w:themeColor="accent1" w:val="4F81BD"/>
@@ -3278,7 +3571,7 @@
     <w:uiPriority w:val="9"/>
     <w:rsid w:val="00FC693F"/>
     <w:rPr>
-      <w:rFonts w:asciiTheme="majorHAnsi" w:cstheme="majorBidi" w:eastAsiaTheme="majorEastAsia" w:hAnsiTheme="majorHAnsi"/>
+      <w:rFonts w:asciiTheme="majorHAnsi" w:cstheme="majorBidi" w:hAnsiTheme="majorHAnsi" w:eastAsia="黑体"/>
       <w:b/>
       <w:bCs/>
       <w:color w:themeColor="accent1" w:val="4F81BD"/>
@@ -3301,7 +3594,7 @@
       <w:contextualSpacing/>
     </w:pPr>
     <w:rPr>
-      <w:rFonts w:ascii="Times New Roman" w:asciiTheme="majorHAnsi" w:cstheme="majorBidi" w:eastAsia="黑体" w:eastAsiaTheme="majorEastAsia" w:hAnsi="Times New Roman" w:hAnsiTheme="majorHAnsi"/>
+      <w:rFonts w:ascii="Times New Roman" w:asciiTheme="majorHAnsi" w:cstheme="majorBidi" w:eastAsia="黑体" w:hAnsi="Times New Roman" w:hAnsiTheme="majorHAnsi"/>
       <w:b/>
       <w:color w:val="1F3864"/>
       <w:spacing w:val="5"/>
@@ -3317,7 +3610,7 @@
     <w:uiPriority w:val="10"/>
     <w:rsid w:val="00FC693F"/>
     <w:rPr>
-      <w:rFonts w:asciiTheme="majorHAnsi" w:cstheme="majorBidi" w:eastAsiaTheme="majorEastAsia" w:hAnsiTheme="majorHAnsi"/>
+      <w:rFonts w:asciiTheme="majorHAnsi" w:cstheme="majorBidi" w:hAnsiTheme="majorHAnsi" w:eastAsia="黑体"/>
       <w:color w:themeColor="text2" w:themeShade="BF" w:val="17365D"/>
       <w:spacing w:val="5"/>
       <w:kern w:val="28"/>
@@ -3339,7 +3632,7 @@
       </w:numPr>
     </w:pPr>
     <w:rPr>
-      <w:rFonts w:asciiTheme="majorHAnsi" w:cstheme="majorBidi" w:eastAsiaTheme="majorEastAsia" w:hAnsiTheme="majorHAnsi"/>
+      <w:rFonts w:asciiTheme="majorHAnsi" w:cstheme="majorBidi" w:hAnsiTheme="majorHAnsi" w:eastAsia="黑体"/>
       <w:i/>
       <w:iCs/>
       <w:color w:themeColor="accent1" w:val="4F81BD"/>
@@ -3355,7 +3648,7 @@
     <w:uiPriority w:val="11"/>
     <w:rsid w:val="00FC693F"/>
     <w:rPr>
-      <w:rFonts w:asciiTheme="majorHAnsi" w:cstheme="majorBidi" w:eastAsiaTheme="majorEastAsia" w:hAnsiTheme="majorHAnsi"/>
+      <w:rFonts w:asciiTheme="majorHAnsi" w:cstheme="majorBidi" w:hAnsiTheme="majorHAnsi" w:eastAsia="黑体"/>
       <w:i/>
       <w:iCs/>
       <w:color w:themeColor="accent1" w:val="4F81BD"/>
@@ -3422,6 +3715,7 @@
       <w:spacing w:after="120"/>
     </w:pPr>
     <w:rPr>
+      <w:rFonts w:eastAsia="黑体"/>
       <w:sz w:val="16"/>
       <w:szCs w:val="16"/>
     </w:rPr>
@@ -3433,6 +3727,7 @@
     <w:uiPriority w:val="99"/>
     <w:rsid w:val="00AA1D8D"/>
     <w:rPr>
+      <w:rFonts w:eastAsia="黑体"/>
       <w:sz w:val="16"/>
       <w:szCs w:val="16"/>
     </w:rPr>
@@ -3602,7 +3897,7 @@
       </w:tabs>
     </w:pPr>
     <w:rPr>
-      <w:rFonts w:ascii="Courier" w:hAnsi="Courier"/>
+      <w:rFonts w:ascii="Courier" w:hAnsi="Courier" w:eastAsia="黑体"/>
       <w:sz w:val="20"/>
       <w:szCs w:val="20"/>
     </w:rPr>
@@ -3614,7 +3909,7 @@
     <w:uiPriority w:val="99"/>
     <w:rsid w:val="0029639D"/>
     <w:rPr>
-      <w:rFonts w:ascii="Courier" w:hAnsi="Courier"/>
+      <w:rFonts w:ascii="Courier" w:hAnsi="Courier" w:eastAsia="黑体"/>
       <w:sz w:val="20"/>
       <w:szCs w:val="20"/>
     </w:rPr>
@@ -3650,6 +3945,7 @@
     <w:uiPriority w:val="29"/>
     <w:rsid w:val="00FC693F"/>
     <w:rPr>
+      <w:rFonts w:eastAsia="黑体"/>
       <w:i/>
       <w:iCs/>
       <w:color w:themeColor="text1" w:val="000000"/>
@@ -3663,7 +3959,7 @@
     <w:semiHidden/>
     <w:rsid w:val="00FC693F"/>
     <w:rPr>
-      <w:rFonts w:asciiTheme="majorHAnsi" w:cstheme="majorBidi" w:eastAsiaTheme="majorEastAsia" w:hAnsiTheme="majorHAnsi"/>
+      <w:rFonts w:asciiTheme="majorHAnsi" w:cstheme="majorBidi" w:hAnsiTheme="majorHAnsi" w:eastAsia="黑体"/>
       <w:b/>
       <w:bCs/>
       <w:i/>
@@ -3679,7 +3975,7 @@
     <w:semiHidden/>
     <w:rsid w:val="00FC693F"/>
     <w:rPr>
-      <w:rFonts w:asciiTheme="majorHAnsi" w:cstheme="majorBidi" w:eastAsiaTheme="majorEastAsia" w:hAnsiTheme="majorHAnsi"/>
+      <w:rFonts w:asciiTheme="majorHAnsi" w:cstheme="majorBidi" w:hAnsiTheme="majorHAnsi" w:eastAsia="黑体"/>
       <w:color w:themeColor="accent1" w:themeShade="7F" w:val="243F60"/>
     </w:rPr>
   </w:style>
@@ -3691,7 +3987,7 @@
     <w:semiHidden/>
     <w:rsid w:val="00FC693F"/>
     <w:rPr>
-      <w:rFonts w:asciiTheme="majorHAnsi" w:cstheme="majorBidi" w:eastAsiaTheme="majorEastAsia" w:hAnsiTheme="majorHAnsi"/>
+      <w:rFonts w:asciiTheme="majorHAnsi" w:cstheme="majorBidi" w:hAnsiTheme="majorHAnsi" w:eastAsia="黑体"/>
       <w:i/>
       <w:iCs/>
       <w:color w:themeColor="accent1" w:themeShade="7F" w:val="243F60"/>
@@ -3705,7 +4001,7 @@
     <w:semiHidden/>
     <w:rsid w:val="00FC693F"/>
     <w:rPr>
-      <w:rFonts w:asciiTheme="majorHAnsi" w:cstheme="majorBidi" w:eastAsiaTheme="majorEastAsia" w:hAnsiTheme="majorHAnsi"/>
+      <w:rFonts w:asciiTheme="majorHAnsi" w:cstheme="majorBidi" w:hAnsiTheme="majorHAnsi" w:eastAsia="黑体"/>
       <w:i/>
       <w:iCs/>
       <w:color w:themeColor="text1" w:themeTint="BF" w:val="404040"/>
@@ -3719,7 +4015,7 @@
     <w:semiHidden/>
     <w:rsid w:val="00FC693F"/>
     <w:rPr>
-      <w:rFonts w:asciiTheme="majorHAnsi" w:cstheme="majorBidi" w:eastAsiaTheme="majorEastAsia" w:hAnsiTheme="majorHAnsi"/>
+      <w:rFonts w:asciiTheme="majorHAnsi" w:cstheme="majorBidi" w:hAnsiTheme="majorHAnsi" w:eastAsia="黑体"/>
       <w:color w:themeColor="accent1" w:val="4F81BD"/>
       <w:sz w:val="20"/>
       <w:szCs w:val="20"/>
@@ -3733,7 +4029,7 @@
     <w:semiHidden/>
     <w:rsid w:val="00FC693F"/>
     <w:rPr>
-      <w:rFonts w:asciiTheme="majorHAnsi" w:cstheme="majorBidi" w:eastAsiaTheme="majorEastAsia" w:hAnsiTheme="majorHAnsi"/>
+      <w:rFonts w:asciiTheme="majorHAnsi" w:cstheme="majorBidi" w:hAnsiTheme="majorHAnsi" w:eastAsia="黑体"/>
       <w:i/>
       <w:iCs/>
       <w:color w:themeColor="text1" w:themeTint="BF" w:val="404040"/>
@@ -3754,6 +4050,7 @@
       <w:spacing w:line="240" w:lineRule="auto"/>
     </w:pPr>
     <w:rPr>
+      <w:rFonts w:eastAsia="黑体"/>
       <w:b/>
       <w:bCs/>
       <w:color w:themeColor="accent1" w:val="4F81BD"/>
@@ -3768,6 +4065,7 @@
     <w:qFormat/>
     <w:rsid w:val="00FC693F"/>
     <w:rPr>
+      <w:rFonts w:eastAsia="黑体"/>
       <w:b/>
       <w:bCs/>
     </w:rPr>
@@ -3779,6 +4077,7 @@
     <w:qFormat/>
     <w:rsid w:val="00FC693F"/>
     <w:rPr>
+      <w:rFonts w:eastAsia="黑体"/>
       <w:i/>
       <w:iCs/>
     </w:rPr>
@@ -3799,6 +4098,7 @@
       <w:ind w:left="936" w:right="936"/>
     </w:pPr>
     <w:rPr>
+      <w:rFonts w:eastAsia="黑体"/>
       <w:b/>
       <w:bCs/>
       <w:i/>
@@ -3813,6 +4113,7 @@
     <w:uiPriority w:val="30"/>
     <w:rsid w:val="00FC693F"/>
     <w:rPr>
+      <w:rFonts w:eastAsia="黑体"/>
       <w:b/>
       <w:bCs/>
       <w:i/>
@@ -3827,6 +4128,7 @@
     <w:qFormat/>
     <w:rsid w:val="00FC693F"/>
     <w:rPr>
+      <w:rFonts w:eastAsia="黑体"/>
       <w:i/>
       <w:iCs/>
       <w:color w:themeColor="text1" w:themeTint="7F" w:val="808080"/>
@@ -3839,6 +4141,7 @@
     <w:qFormat/>
     <w:rsid w:val="00FC693F"/>
     <w:rPr>
+      <w:rFonts w:eastAsia="黑体"/>
       <w:b/>
       <w:bCs/>
       <w:i/>
@@ -3853,6 +4156,7 @@
     <w:qFormat/>
     <w:rsid w:val="00FC693F"/>
     <w:rPr>
+      <w:rFonts w:eastAsia="黑体"/>
       <w:smallCaps/>
       <w:color w:themeColor="accent2" w:val="C0504D"/>
       <w:u w:val="single"/>
@@ -3865,6 +4169,7 @@
     <w:qFormat/>
     <w:rsid w:val="00FC693F"/>
     <w:rPr>
+      <w:rFonts w:eastAsia="黑体"/>
       <w:b/>
       <w:bCs/>
       <w:smallCaps/>
@@ -3880,6 +4185,7 @@
     <w:qFormat/>
     <w:rsid w:val="00FC693F"/>
     <w:rPr>
+      <w:rFonts w:eastAsia="黑体"/>
       <w:b/>
       <w:bCs/>
       <w:smallCaps/>
@@ -3934,6 +4240,7 @@
       <w:spacing w:after="0" w:line="240" w:lineRule="auto"/>
     </w:pPr>
     <w:rPr>
+      <w:rFonts w:eastAsia="黑体"/>
       <w:color w:themeColor="text1" w:themeShade="BF" w:val="000000"/>
     </w:rPr>
     <w:tblPr>
@@ -3956,6 +4263,7 @@
         <w:spacing w:after="0" w:before="0" w:line="240" w:lineRule="auto"/>
       </w:pPr>
       <w:rPr>
+        <w:rFonts w:eastAsia="黑体"/>
         <w:b/>
         <w:bCs/>
       </w:rPr>
@@ -3976,6 +4284,7 @@
         <w:spacing w:after="0" w:before="0" w:line="240" w:lineRule="auto"/>
       </w:pPr>
       <w:rPr>
+        <w:rFonts w:eastAsia="黑体"/>
         <w:b/>
         <w:bCs/>
       </w:rPr>
@@ -3993,12 +4302,14 @@
     </w:tblStylePr>
     <w:tblStylePr w:type="firstCol">
       <w:rPr>
+        <w:rFonts w:eastAsia="黑体"/>
         <w:b/>
         <w:bCs/>
       </w:rPr>
     </w:tblStylePr>
     <w:tblStylePr w:type="lastCol">
       <w:rPr>
+        <w:rFonts w:eastAsia="黑体"/>
         <w:b/>
         <w:bCs/>
       </w:rPr>
@@ -4037,6 +4348,7 @@
       <w:spacing w:after="0" w:line="240" w:lineRule="auto"/>
     </w:pPr>
     <w:rPr>
+      <w:rFonts w:eastAsia="黑体"/>
       <w:color w:themeColor="accent1" w:themeShade="BF" w:val="365F91"/>
     </w:rPr>
     <w:tblPr>
@@ -4059,6 +4371,7 @@
         <w:spacing w:after="0" w:before="0" w:line="240" w:lineRule="auto"/>
       </w:pPr>
       <w:rPr>
+        <w:rFonts w:eastAsia="黑体"/>
         <w:b/>
         <w:bCs/>
       </w:rPr>
@@ -4079,6 +4392,7 @@
         <w:spacing w:after="0" w:before="0" w:line="240" w:lineRule="auto"/>
       </w:pPr>
       <w:rPr>
+        <w:rFonts w:eastAsia="黑体"/>
         <w:b/>
         <w:bCs/>
       </w:rPr>
@@ -4096,12 +4410,14 @@
     </w:tblStylePr>
     <w:tblStylePr w:type="firstCol">
       <w:rPr>
+        <w:rFonts w:eastAsia="黑体"/>
         <w:b/>
         <w:bCs/>
       </w:rPr>
     </w:tblStylePr>
     <w:tblStylePr w:type="lastCol">
       <w:rPr>
+        <w:rFonts w:eastAsia="黑体"/>
         <w:b/>
         <w:bCs/>
       </w:rPr>
@@ -4140,6 +4456,7 @@
       <w:spacing w:after="0" w:line="240" w:lineRule="auto"/>
     </w:pPr>
     <w:rPr>
+      <w:rFonts w:eastAsia="黑体"/>
       <w:color w:themeColor="accent2" w:themeShade="BF" w:val="943634"/>
     </w:rPr>
     <w:tblPr>
@@ -4162,6 +4479,7 @@
         <w:spacing w:after="0" w:before="0" w:line="240" w:lineRule="auto"/>
       </w:pPr>
       <w:rPr>
+        <w:rFonts w:eastAsia="黑体"/>
         <w:b/>
         <w:bCs/>
       </w:rPr>
@@ -4182,6 +4500,7 @@
         <w:spacing w:after="0" w:before="0" w:line="240" w:lineRule="auto"/>
       </w:pPr>
       <w:rPr>
+        <w:rFonts w:eastAsia="黑体"/>
         <w:b/>
         <w:bCs/>
       </w:rPr>
@@ -4199,12 +4518,14 @@
     </w:tblStylePr>
     <w:tblStylePr w:type="firstCol">
       <w:rPr>
+        <w:rFonts w:eastAsia="黑体"/>
         <w:b/>
         <w:bCs/>
       </w:rPr>
     </w:tblStylePr>
     <w:tblStylePr w:type="lastCol">
       <w:rPr>
+        <w:rFonts w:eastAsia="黑体"/>
         <w:b/>
         <w:bCs/>
       </w:rPr>
@@ -4243,6 +4564,7 @@
       <w:spacing w:after="0" w:line="240" w:lineRule="auto"/>
     </w:pPr>
     <w:rPr>
+      <w:rFonts w:eastAsia="黑体"/>
       <w:color w:themeColor="accent3" w:themeShade="BF" w:val="76923C"/>
     </w:rPr>
     <w:tblPr>
@@ -4265,6 +4587,7 @@
         <w:spacing w:after="0" w:before="0" w:line="240" w:lineRule="auto"/>
       </w:pPr>
       <w:rPr>
+        <w:rFonts w:eastAsia="黑体"/>
         <w:b/>
         <w:bCs/>
       </w:rPr>
@@ -4285,6 +4608,7 @@
         <w:spacing w:after="0" w:before="0" w:line="240" w:lineRule="auto"/>
       </w:pPr>
       <w:rPr>
+        <w:rFonts w:eastAsia="黑体"/>
         <w:b/>
         <w:bCs/>
       </w:rPr>
@@ -4302,12 +4626,14 @@
     </w:tblStylePr>
     <w:tblStylePr w:type="firstCol">
       <w:rPr>
+        <w:rFonts w:eastAsia="黑体"/>
         <w:b/>
         <w:bCs/>
       </w:rPr>
     </w:tblStylePr>
     <w:tblStylePr w:type="lastCol">
       <w:rPr>
+        <w:rFonts w:eastAsia="黑体"/>
         <w:b/>
         <w:bCs/>
       </w:rPr>
@@ -4346,6 +4672,7 @@
       <w:spacing w:after="0" w:line="240" w:lineRule="auto"/>
     </w:pPr>
     <w:rPr>
+      <w:rFonts w:eastAsia="黑体"/>
       <w:color w:themeColor="accent4" w:themeShade="BF" w:val="5F497A"/>
     </w:rPr>
     <w:tblPr>
@@ -4368,6 +4695,7 @@
         <w:spacing w:after="0" w:before="0" w:line="240" w:lineRule="auto"/>
       </w:pPr>
       <w:rPr>
+        <w:rFonts w:eastAsia="黑体"/>
         <w:b/>
         <w:bCs/>
       </w:rPr>
@@ -4388,6 +4716,7 @@
         <w:spacing w:after="0" w:before="0" w:line="240" w:lineRule="auto"/>
       </w:pPr>
       <w:rPr>
+        <w:rFonts w:eastAsia="黑体"/>
         <w:b/>
         <w:bCs/>
       </w:rPr>
@@ -4405,12 +4734,14 @@
     </w:tblStylePr>
     <w:tblStylePr w:type="firstCol">
       <w:rPr>
+        <w:rFonts w:eastAsia="黑体"/>
         <w:b/>
         <w:bCs/>
       </w:rPr>
     </w:tblStylePr>
     <w:tblStylePr w:type="lastCol">
       <w:rPr>
+        <w:rFonts w:eastAsia="黑体"/>
         <w:b/>
         <w:bCs/>
       </w:rPr>
@@ -4449,6 +4780,7 @@
       <w:spacing w:after="0" w:line="240" w:lineRule="auto"/>
     </w:pPr>
     <w:rPr>
+      <w:rFonts w:eastAsia="黑体"/>
       <w:color w:themeColor="accent5" w:themeShade="BF" w:val="31849B"/>
     </w:rPr>
     <w:tblPr>
@@ -4471,6 +4803,7 @@
         <w:spacing w:after="0" w:before="0" w:line="240" w:lineRule="auto"/>
       </w:pPr>
       <w:rPr>
+        <w:rFonts w:eastAsia="黑体"/>
         <w:b/>
         <w:bCs/>
       </w:rPr>
@@ -4491,6 +4824,7 @@
         <w:spacing w:after="0" w:before="0" w:line="240" w:lineRule="auto"/>
       </w:pPr>
       <w:rPr>
+        <w:rFonts w:eastAsia="黑体"/>
         <w:b/>
         <w:bCs/>
       </w:rPr>
@@ -4508,12 +4842,14 @@
     </w:tblStylePr>
     <w:tblStylePr w:type="firstCol">
       <w:rPr>
+        <w:rFonts w:eastAsia="黑体"/>
         <w:b/>
         <w:bCs/>
       </w:rPr>
     </w:tblStylePr>
     <w:tblStylePr w:type="lastCol">
       <w:rPr>
+        <w:rFonts w:eastAsia="黑体"/>
         <w:b/>
         <w:bCs/>
       </w:rPr>
@@ -4552,6 +4888,7 @@
       <w:spacing w:after="0" w:line="240" w:lineRule="auto"/>
     </w:pPr>
     <w:rPr>
+      <w:rFonts w:eastAsia="黑体"/>
       <w:color w:themeColor="accent6" w:themeShade="BF" w:val="E36C0A"/>
     </w:rPr>
     <w:tblPr>
@@ -4574,6 +4911,7 @@
         <w:spacing w:after="0" w:before="0" w:line="240" w:lineRule="auto"/>
       </w:pPr>
       <w:rPr>
+        <w:rFonts w:eastAsia="黑体"/>
         <w:b/>
         <w:bCs/>
       </w:rPr>
@@ -4594,6 +4932,7 @@
         <w:spacing w:after="0" w:before="0" w:line="240" w:lineRule="auto"/>
       </w:pPr>
       <w:rPr>
+        <w:rFonts w:eastAsia="黑体"/>
         <w:b/>
         <w:bCs/>
       </w:rPr>
@@ -4611,12 +4950,14 @@
     </w:tblStylePr>
     <w:tblStylePr w:type="firstCol">
       <w:rPr>
+        <w:rFonts w:eastAsia="黑体"/>
         <w:b/>
         <w:bCs/>
       </w:rPr>
     </w:tblStylePr>
     <w:tblStylePr w:type="lastCol">
       <w:rPr>
+        <w:rFonts w:eastAsia="黑体"/>
         <w:b/>
         <w:bCs/>
       </w:rPr>
@@ -4676,6 +5017,7 @@
         <w:spacing w:after="0" w:before="0" w:line="240" w:lineRule="auto"/>
       </w:pPr>
       <w:rPr>
+        <w:rFonts w:eastAsia="黑体"/>
         <w:b/>
         <w:bCs/>
         <w:color w:themeColor="background1" w:val="FFFFFF"/>
@@ -4690,6 +5032,7 @@
         <w:spacing w:after="0" w:before="0" w:line="240" w:lineRule="auto"/>
       </w:pPr>
       <w:rPr>
+        <w:rFonts w:eastAsia="黑体"/>
         <w:b/>
         <w:bCs/>
       </w:rPr>
@@ -4705,12 +5048,14 @@
     </w:tblStylePr>
     <w:tblStylePr w:type="firstCol">
       <w:rPr>
+        <w:rFonts w:eastAsia="黑体"/>
         <w:b/>
         <w:bCs/>
       </w:rPr>
     </w:tblStylePr>
     <w:tblStylePr w:type="lastCol">
       <w:rPr>
+        <w:rFonts w:eastAsia="黑体"/>
         <w:b/>
         <w:bCs/>
       </w:rPr>
@@ -4768,6 +5113,7 @@
         <w:spacing w:after="0" w:before="0" w:line="240" w:lineRule="auto"/>
       </w:pPr>
       <w:rPr>
+        <w:rFonts w:eastAsia="黑体"/>
         <w:b/>
         <w:bCs/>
         <w:color w:themeColor="background1" w:val="FFFFFF"/>
@@ -4782,6 +5128,7 @@
         <w:spacing w:after="0" w:before="0" w:line="240" w:lineRule="auto"/>
       </w:pPr>
       <w:rPr>
+        <w:rFonts w:eastAsia="黑体"/>
         <w:b/>
         <w:bCs/>
       </w:rPr>
@@ -4797,12 +5144,14 @@
     </w:tblStylePr>
     <w:tblStylePr w:type="firstCol">
       <w:rPr>
+        <w:rFonts w:eastAsia="黑体"/>
         <w:b/>
         <w:bCs/>
       </w:rPr>
     </w:tblStylePr>
     <w:tblStylePr w:type="lastCol">
       <w:rPr>
+        <w:rFonts w:eastAsia="黑体"/>
         <w:b/>
         <w:bCs/>
       </w:rPr>
@@ -4860,6 +5209,7 @@
         <w:spacing w:after="0" w:before="0" w:line="240" w:lineRule="auto"/>
       </w:pPr>
       <w:rPr>
+        <w:rFonts w:eastAsia="黑体"/>
         <w:b/>
         <w:bCs/>
         <w:color w:themeColor="background1" w:val="FFFFFF"/>
@@ -4874,6 +5224,7 @@
         <w:spacing w:after="0" w:before="0" w:line="240" w:lineRule="auto"/>
       </w:pPr>
       <w:rPr>
+        <w:rFonts w:eastAsia="黑体"/>
         <w:b/>
         <w:bCs/>
       </w:rPr>
@@ -4889,12 +5240,14 @@
     </w:tblStylePr>
     <w:tblStylePr w:type="firstCol">
       <w:rPr>
+        <w:rFonts w:eastAsia="黑体"/>
         <w:b/>
         <w:bCs/>
       </w:rPr>
     </w:tblStylePr>
     <w:tblStylePr w:type="lastCol">
       <w:rPr>
+        <w:rFonts w:eastAsia="黑体"/>
         <w:b/>
         <w:bCs/>
       </w:rPr>
@@ -4952,6 +5305,7 @@
         <w:spacing w:after="0" w:before="0" w:line="240" w:lineRule="auto"/>
       </w:pPr>
       <w:rPr>
+        <w:rFonts w:eastAsia="黑体"/>
         <w:b/>
         <w:bCs/>
         <w:color w:themeColor="background1" w:val="FFFFFF"/>
@@ -4966,6 +5320,7 @@
         <w:spacing w:after="0" w:before="0" w:line="240" w:lineRule="auto"/>
       </w:pPr>
       <w:rPr>
+        <w:rFonts w:eastAsia="黑体"/>
         <w:b/>
         <w:bCs/>
       </w:rPr>
@@ -4981,12 +5336,14 @@
     </w:tblStylePr>
     <w:tblStylePr w:type="firstCol">
       <w:rPr>
+        <w:rFonts w:eastAsia="黑体"/>
         <w:b/>
         <w:bCs/>
       </w:rPr>
     </w:tblStylePr>
     <w:tblStylePr w:type="lastCol">
       <w:rPr>
+        <w:rFonts w:eastAsia="黑体"/>
         <w:b/>
         <w:bCs/>
       </w:rPr>
@@ -5044,6 +5401,7 @@
         <w:spacing w:after="0" w:before="0" w:line="240" w:lineRule="auto"/>
       </w:pPr>
       <w:rPr>
+        <w:rFonts w:eastAsia="黑体"/>
         <w:b/>
         <w:bCs/>
         <w:color w:themeColor="background1" w:val="FFFFFF"/>
@@ -5058,6 +5416,7 @@
         <w:spacing w:after="0" w:before="0" w:line="240" w:lineRule="auto"/>
       </w:pPr>
       <w:rPr>
+        <w:rFonts w:eastAsia="黑体"/>
         <w:b/>
         <w:bCs/>
       </w:rPr>
@@ -5073,12 +5432,14 @@
     </w:tblStylePr>
     <w:tblStylePr w:type="firstCol">
       <w:rPr>
+        <w:rFonts w:eastAsia="黑体"/>
         <w:b/>
         <w:bCs/>
       </w:rPr>
     </w:tblStylePr>
     <w:tblStylePr w:type="lastCol">
       <w:rPr>
+        <w:rFonts w:eastAsia="黑体"/>
         <w:b/>
         <w:bCs/>
       </w:rPr>
@@ -5136,6 +5497,7 @@
         <w:spacing w:after="0" w:before="0" w:line="240" w:lineRule="auto"/>
       </w:pPr>
       <w:rPr>
+        <w:rFonts w:eastAsia="黑体"/>
         <w:b/>
         <w:bCs/>
         <w:color w:themeColor="background1" w:val="FFFFFF"/>
@@ -5150,6 +5512,7 @@
         <w:spacing w:after="0" w:before="0" w:line="240" w:lineRule="auto"/>
       </w:pPr>
       <w:rPr>
+        <w:rFonts w:eastAsia="黑体"/>
         <w:b/>
         <w:bCs/>
       </w:rPr>
@@ -5165,12 +5528,14 @@
     </w:tblStylePr>
     <w:tblStylePr w:type="firstCol">
       <w:rPr>
+        <w:rFonts w:eastAsia="黑体"/>
         <w:b/>
         <w:bCs/>
       </w:rPr>
     </w:tblStylePr>
     <w:tblStylePr w:type="lastCol">
       <w:rPr>
+        <w:rFonts w:eastAsia="黑体"/>
         <w:b/>
         <w:bCs/>
       </w:rPr>
@@ -5228,6 +5593,7 @@
         <w:spacing w:after="0" w:before="0" w:line="240" w:lineRule="auto"/>
       </w:pPr>
       <w:rPr>
+        <w:rFonts w:eastAsia="黑体"/>
         <w:b/>
         <w:bCs/>
         <w:color w:themeColor="background1" w:val="FFFFFF"/>
@@ -5242,6 +5608,7 @@
         <w:spacing w:after="0" w:before="0" w:line="240" w:lineRule="auto"/>
       </w:pPr>
       <w:rPr>
+        <w:rFonts w:eastAsia="黑体"/>
         <w:b/>
         <w:bCs/>
       </w:rPr>
@@ -5257,12 +5624,14 @@
     </w:tblStylePr>
     <w:tblStylePr w:type="firstCol">
       <w:rPr>
+        <w:rFonts w:eastAsia="黑体"/>
         <w:b/>
         <w:bCs/>
       </w:rPr>
     </w:tblStylePr>
     <w:tblStylePr w:type="lastCol">
       <w:rPr>
+        <w:rFonts w:eastAsia="黑体"/>
         <w:b/>
         <w:bCs/>
       </w:rPr>
@@ -5322,7 +5691,7 @@
         <w:spacing w:after="0" w:before="0" w:line="240" w:lineRule="auto"/>
       </w:pPr>
       <w:rPr>
-        <w:rFonts w:asciiTheme="majorHAnsi" w:cstheme="majorBidi" w:eastAsiaTheme="majorEastAsia" w:hAnsiTheme="majorHAnsi"/>
+        <w:rFonts w:asciiTheme="majorHAnsi" w:cstheme="majorBidi" w:hAnsiTheme="majorHAnsi" w:eastAsia="黑体"/>
         <w:b/>
         <w:bCs/>
       </w:rPr>
@@ -5343,7 +5712,7 @@
         <w:spacing w:after="0" w:before="0" w:line="240" w:lineRule="auto"/>
       </w:pPr>
       <w:rPr>
-        <w:rFonts w:asciiTheme="majorHAnsi" w:cstheme="majorBidi" w:eastAsiaTheme="majorEastAsia" w:hAnsiTheme="majorHAnsi"/>
+        <w:rFonts w:asciiTheme="majorHAnsi" w:cstheme="majorBidi" w:hAnsiTheme="majorHAnsi" w:eastAsia="黑体"/>
         <w:b/>
         <w:bCs/>
       </w:rPr>
@@ -5361,14 +5730,14 @@
     </w:tblStylePr>
     <w:tblStylePr w:type="firstCol">
       <w:rPr>
-        <w:rFonts w:asciiTheme="majorHAnsi" w:cstheme="majorBidi" w:eastAsiaTheme="majorEastAsia" w:hAnsiTheme="majorHAnsi"/>
+        <w:rFonts w:asciiTheme="majorHAnsi" w:cstheme="majorBidi" w:hAnsiTheme="majorHAnsi" w:eastAsia="黑体"/>
         <w:b/>
         <w:bCs/>
       </w:rPr>
     </w:tblStylePr>
     <w:tblStylePr w:type="lastCol">
       <w:rPr>
-        <w:rFonts w:asciiTheme="majorHAnsi" w:cstheme="majorBidi" w:eastAsiaTheme="majorEastAsia" w:hAnsiTheme="majorHAnsi"/>
+        <w:rFonts w:asciiTheme="majorHAnsi" w:cstheme="majorBidi" w:hAnsiTheme="majorHAnsi" w:eastAsia="黑体"/>
         <w:b/>
         <w:bCs/>
       </w:rPr>
@@ -5452,7 +5821,7 @@
         <w:spacing w:after="0" w:before="0" w:line="240" w:lineRule="auto"/>
       </w:pPr>
       <w:rPr>
-        <w:rFonts w:asciiTheme="majorHAnsi" w:cstheme="majorBidi" w:eastAsiaTheme="majorEastAsia" w:hAnsiTheme="majorHAnsi"/>
+        <w:rFonts w:asciiTheme="majorHAnsi" w:cstheme="majorBidi" w:hAnsiTheme="majorHAnsi" w:eastAsia="黑体"/>
         <w:b/>
         <w:bCs/>
       </w:rPr>
@@ -5473,7 +5842,7 @@
         <w:spacing w:after="0" w:before="0" w:line="240" w:lineRule="auto"/>
       </w:pPr>
       <w:rPr>
-        <w:rFonts w:asciiTheme="majorHAnsi" w:cstheme="majorBidi" w:eastAsiaTheme="majorEastAsia" w:hAnsiTheme="majorHAnsi"/>
+        <w:rFonts w:asciiTheme="majorHAnsi" w:cstheme="majorBidi" w:hAnsiTheme="majorHAnsi" w:eastAsia="黑体"/>
         <w:b/>
         <w:bCs/>
       </w:rPr>
@@ -5491,14 +5860,14 @@
     </w:tblStylePr>
     <w:tblStylePr w:type="firstCol">
       <w:rPr>
-        <w:rFonts w:asciiTheme="majorHAnsi" w:cstheme="majorBidi" w:eastAsiaTheme="majorEastAsia" w:hAnsiTheme="majorHAnsi"/>
+        <w:rFonts w:asciiTheme="majorHAnsi" w:cstheme="majorBidi" w:hAnsiTheme="majorHAnsi" w:eastAsia="黑体"/>
         <w:b/>
         <w:bCs/>
       </w:rPr>
     </w:tblStylePr>
     <w:tblStylePr w:type="lastCol">
       <w:rPr>
-        <w:rFonts w:asciiTheme="majorHAnsi" w:cstheme="majorBidi" w:eastAsiaTheme="majorEastAsia" w:hAnsiTheme="majorHAnsi"/>
+        <w:rFonts w:asciiTheme="majorHAnsi" w:cstheme="majorBidi" w:hAnsiTheme="majorHAnsi" w:eastAsia="黑体"/>
         <w:b/>
         <w:bCs/>
       </w:rPr>
@@ -5582,7 +5951,7 @@
         <w:spacing w:after="0" w:before="0" w:line="240" w:lineRule="auto"/>
       </w:pPr>
       <w:rPr>
-        <w:rFonts w:asciiTheme="majorHAnsi" w:cstheme="majorBidi" w:eastAsiaTheme="majorEastAsia" w:hAnsiTheme="majorHAnsi"/>
+        <w:rFonts w:asciiTheme="majorHAnsi" w:cstheme="majorBidi" w:hAnsiTheme="majorHAnsi" w:eastAsia="黑体"/>
         <w:b/>
         <w:bCs/>
       </w:rPr>
@@ -5603,7 +5972,7 @@
         <w:spacing w:after="0" w:before="0" w:line="240" w:lineRule="auto"/>
       </w:pPr>
       <w:rPr>
-        <w:rFonts w:asciiTheme="majorHAnsi" w:cstheme="majorBidi" w:eastAsiaTheme="majorEastAsia" w:hAnsiTheme="majorHAnsi"/>
+        <w:rFonts w:asciiTheme="majorHAnsi" w:cstheme="majorBidi" w:hAnsiTheme="majorHAnsi" w:eastAsia="黑体"/>
         <w:b/>
         <w:bCs/>
       </w:rPr>
@@ -5621,14 +5990,14 @@
     </w:tblStylePr>
     <w:tblStylePr w:type="firstCol">
       <w:rPr>
-        <w:rFonts w:asciiTheme="majorHAnsi" w:cstheme="majorBidi" w:eastAsiaTheme="majorEastAsia" w:hAnsiTheme="majorHAnsi"/>
+        <w:rFonts w:asciiTheme="majorHAnsi" w:cstheme="majorBidi" w:hAnsiTheme="majorHAnsi" w:eastAsia="黑体"/>
         <w:b/>
         <w:bCs/>
       </w:rPr>
     </w:tblStylePr>
     <w:tblStylePr w:type="lastCol">
       <w:rPr>
-        <w:rFonts w:asciiTheme="majorHAnsi" w:cstheme="majorBidi" w:eastAsiaTheme="majorEastAsia" w:hAnsiTheme="majorHAnsi"/>
+        <w:rFonts w:asciiTheme="majorHAnsi" w:cstheme="majorBidi" w:hAnsiTheme="majorHAnsi" w:eastAsia="黑体"/>
         <w:b/>
         <w:bCs/>
       </w:rPr>
@@ -5712,7 +6081,7 @@
         <w:spacing w:after="0" w:before="0" w:line="240" w:lineRule="auto"/>
       </w:pPr>
       <w:rPr>
-        <w:rFonts w:asciiTheme="majorHAnsi" w:cstheme="majorBidi" w:eastAsiaTheme="majorEastAsia" w:hAnsiTheme="majorHAnsi"/>
+        <w:rFonts w:asciiTheme="majorHAnsi" w:cstheme="majorBidi" w:hAnsiTheme="majorHAnsi" w:eastAsia="黑体"/>
         <w:b/>
         <w:bCs/>
       </w:rPr>
@@ -5733,7 +6102,7 @@
         <w:spacing w:after="0" w:before="0" w:line="240" w:lineRule="auto"/>
       </w:pPr>
       <w:rPr>
-        <w:rFonts w:asciiTheme="majorHAnsi" w:cstheme="majorBidi" w:eastAsiaTheme="majorEastAsia" w:hAnsiTheme="majorHAnsi"/>
+        <w:rFonts w:asciiTheme="majorHAnsi" w:cstheme="majorBidi" w:hAnsiTheme="majorHAnsi" w:eastAsia="黑体"/>
         <w:b/>
         <w:bCs/>
       </w:rPr>
@@ -5751,14 +6120,14 @@
     </w:tblStylePr>
     <w:tblStylePr w:type="firstCol">
       <w:rPr>
-        <w:rFonts w:asciiTheme="majorHAnsi" w:cstheme="majorBidi" w:eastAsiaTheme="majorEastAsia" w:hAnsiTheme="majorHAnsi"/>
+        <w:rFonts w:asciiTheme="majorHAnsi" w:cstheme="majorBidi" w:hAnsiTheme="majorHAnsi" w:eastAsia="黑体"/>
         <w:b/>
         <w:bCs/>
       </w:rPr>
     </w:tblStylePr>
     <w:tblStylePr w:type="lastCol">
       <w:rPr>
-        <w:rFonts w:asciiTheme="majorHAnsi" w:cstheme="majorBidi" w:eastAsiaTheme="majorEastAsia" w:hAnsiTheme="majorHAnsi"/>
+        <w:rFonts w:asciiTheme="majorHAnsi" w:cstheme="majorBidi" w:hAnsiTheme="majorHAnsi" w:eastAsia="黑体"/>
         <w:b/>
         <w:bCs/>
       </w:rPr>
@@ -5842,7 +6211,7 @@
         <w:spacing w:after="0" w:before="0" w:line="240" w:lineRule="auto"/>
       </w:pPr>
       <w:rPr>
-        <w:rFonts w:asciiTheme="majorHAnsi" w:cstheme="majorBidi" w:eastAsiaTheme="majorEastAsia" w:hAnsiTheme="majorHAnsi"/>
+        <w:rFonts w:asciiTheme="majorHAnsi" w:cstheme="majorBidi" w:hAnsiTheme="majorHAnsi" w:eastAsia="黑体"/>
         <w:b/>
         <w:bCs/>
       </w:rPr>
@@ -5863,7 +6232,7 @@
         <w:spacing w:after="0" w:before="0" w:line="240" w:lineRule="auto"/>
       </w:pPr>
       <w:rPr>
-        <w:rFonts w:asciiTheme="majorHAnsi" w:cstheme="majorBidi" w:eastAsiaTheme="majorEastAsia" w:hAnsiTheme="majorHAnsi"/>
+        <w:rFonts w:asciiTheme="majorHAnsi" w:cstheme="majorBidi" w:hAnsiTheme="majorHAnsi" w:eastAsia="黑体"/>
         <w:b/>
         <w:bCs/>
       </w:rPr>
@@ -5881,14 +6250,14 @@
     </w:tblStylePr>
     <w:tblStylePr w:type="firstCol">
       <w:rPr>
-        <w:rFonts w:asciiTheme="majorHAnsi" w:cstheme="majorBidi" w:eastAsiaTheme="majorEastAsia" w:hAnsiTheme="majorHAnsi"/>
+        <w:rFonts w:asciiTheme="majorHAnsi" w:cstheme="majorBidi" w:hAnsiTheme="majorHAnsi" w:eastAsia="黑体"/>
         <w:b/>
         <w:bCs/>
       </w:rPr>
     </w:tblStylePr>
     <w:tblStylePr w:type="lastCol">
       <w:rPr>
-        <w:rFonts w:asciiTheme="majorHAnsi" w:cstheme="majorBidi" w:eastAsiaTheme="majorEastAsia" w:hAnsiTheme="majorHAnsi"/>
+        <w:rFonts w:asciiTheme="majorHAnsi" w:cstheme="majorBidi" w:hAnsiTheme="majorHAnsi" w:eastAsia="黑体"/>
         <w:b/>
         <w:bCs/>
       </w:rPr>
@@ -5972,7 +6341,7 @@
         <w:spacing w:after="0" w:before="0" w:line="240" w:lineRule="auto"/>
       </w:pPr>
       <w:rPr>
-        <w:rFonts w:asciiTheme="majorHAnsi" w:cstheme="majorBidi" w:eastAsiaTheme="majorEastAsia" w:hAnsiTheme="majorHAnsi"/>
+        <w:rFonts w:asciiTheme="majorHAnsi" w:cstheme="majorBidi" w:hAnsiTheme="majorHAnsi" w:eastAsia="黑体"/>
         <w:b/>
         <w:bCs/>
       </w:rPr>
@@ -5993,7 +6362,7 @@
         <w:spacing w:after="0" w:before="0" w:line="240" w:lineRule="auto"/>
       </w:pPr>
       <w:rPr>
-        <w:rFonts w:asciiTheme="majorHAnsi" w:cstheme="majorBidi" w:eastAsiaTheme="majorEastAsia" w:hAnsiTheme="majorHAnsi"/>
+        <w:rFonts w:asciiTheme="majorHAnsi" w:cstheme="majorBidi" w:hAnsiTheme="majorHAnsi" w:eastAsia="黑体"/>
         <w:b/>
         <w:bCs/>
       </w:rPr>
@@ -6011,14 +6380,14 @@
     </w:tblStylePr>
     <w:tblStylePr w:type="firstCol">
       <w:rPr>
-        <w:rFonts w:asciiTheme="majorHAnsi" w:cstheme="majorBidi" w:eastAsiaTheme="majorEastAsia" w:hAnsiTheme="majorHAnsi"/>
+        <w:rFonts w:asciiTheme="majorHAnsi" w:cstheme="majorBidi" w:hAnsiTheme="majorHAnsi" w:eastAsia="黑体"/>
         <w:b/>
         <w:bCs/>
       </w:rPr>
     </w:tblStylePr>
     <w:tblStylePr w:type="lastCol">
       <w:rPr>
-        <w:rFonts w:asciiTheme="majorHAnsi" w:cstheme="majorBidi" w:eastAsiaTheme="majorEastAsia" w:hAnsiTheme="majorHAnsi"/>
+        <w:rFonts w:asciiTheme="majorHAnsi" w:cstheme="majorBidi" w:hAnsiTheme="majorHAnsi" w:eastAsia="黑体"/>
         <w:b/>
         <w:bCs/>
       </w:rPr>
@@ -6102,7 +6471,7 @@
         <w:spacing w:after="0" w:before="0" w:line="240" w:lineRule="auto"/>
       </w:pPr>
       <w:rPr>
-        <w:rFonts w:asciiTheme="majorHAnsi" w:cstheme="majorBidi" w:eastAsiaTheme="majorEastAsia" w:hAnsiTheme="majorHAnsi"/>
+        <w:rFonts w:asciiTheme="majorHAnsi" w:cstheme="majorBidi" w:hAnsiTheme="majorHAnsi" w:eastAsia="黑体"/>
         <w:b/>
         <w:bCs/>
       </w:rPr>
@@ -6123,7 +6492,7 @@
         <w:spacing w:after="0" w:before="0" w:line="240" w:lineRule="auto"/>
       </w:pPr>
       <w:rPr>
-        <w:rFonts w:asciiTheme="majorHAnsi" w:cstheme="majorBidi" w:eastAsiaTheme="majorEastAsia" w:hAnsiTheme="majorHAnsi"/>
+        <w:rFonts w:asciiTheme="majorHAnsi" w:cstheme="majorBidi" w:hAnsiTheme="majorHAnsi" w:eastAsia="黑体"/>
         <w:b/>
         <w:bCs/>
       </w:rPr>
@@ -6141,14 +6510,14 @@
     </w:tblStylePr>
     <w:tblStylePr w:type="firstCol">
       <w:rPr>
-        <w:rFonts w:asciiTheme="majorHAnsi" w:cstheme="majorBidi" w:eastAsiaTheme="majorEastAsia" w:hAnsiTheme="majorHAnsi"/>
+        <w:rFonts w:asciiTheme="majorHAnsi" w:cstheme="majorBidi" w:hAnsiTheme="majorHAnsi" w:eastAsia="黑体"/>
         <w:b/>
         <w:bCs/>
       </w:rPr>
     </w:tblStylePr>
     <w:tblStylePr w:type="lastCol">
       <w:rPr>
-        <w:rFonts w:asciiTheme="majorHAnsi" w:cstheme="majorBidi" w:eastAsiaTheme="majorEastAsia" w:hAnsiTheme="majorHAnsi"/>
+        <w:rFonts w:asciiTheme="majorHAnsi" w:cstheme="majorBidi" w:hAnsiTheme="majorHAnsi" w:eastAsia="黑体"/>
         <w:b/>
         <w:bCs/>
       </w:rPr>
@@ -6231,6 +6600,7 @@
         <w:spacing w:after="0" w:before="0" w:line="240" w:lineRule="auto"/>
       </w:pPr>
       <w:rPr>
+        <w:rFonts w:eastAsia="黑体"/>
         <w:b/>
         <w:bCs/>
         <w:color w:themeColor="background1" w:val="FFFFFF"/>
@@ -6253,6 +6623,7 @@
         <w:spacing w:after="0" w:before="0" w:line="240" w:lineRule="auto"/>
       </w:pPr>
       <w:rPr>
+        <w:rFonts w:eastAsia="黑体"/>
         <w:b/>
         <w:bCs/>
       </w:rPr>
@@ -6270,12 +6641,14 @@
     </w:tblStylePr>
     <w:tblStylePr w:type="firstCol">
       <w:rPr>
+        <w:rFonts w:eastAsia="黑体"/>
         <w:b/>
         <w:bCs/>
       </w:rPr>
     </w:tblStylePr>
     <w:tblStylePr w:type="lastCol">
       <w:rPr>
+        <w:rFonts w:eastAsia="黑体"/>
         <w:b/>
         <w:bCs/>
       </w:rPr>
@@ -6337,6 +6710,7 @@
         <w:spacing w:after="0" w:before="0" w:line="240" w:lineRule="auto"/>
       </w:pPr>
       <w:rPr>
+        <w:rFonts w:eastAsia="黑体"/>
         <w:b/>
         <w:bCs/>
         <w:color w:themeColor="background1" w:val="FFFFFF"/>
@@ -6359,6 +6733,7 @@
         <w:spacing w:after="0" w:before="0" w:line="240" w:lineRule="auto"/>
       </w:pPr>
       <w:rPr>
+        <w:rFonts w:eastAsia="黑体"/>
         <w:b/>
         <w:bCs/>
       </w:rPr>
@@ -6376,12 +6751,14 @@
     </w:tblStylePr>
     <w:tblStylePr w:type="firstCol">
       <w:rPr>
+        <w:rFonts w:eastAsia="黑体"/>
         <w:b/>
         <w:bCs/>
       </w:rPr>
     </w:tblStylePr>
     <w:tblStylePr w:type="lastCol">
       <w:rPr>
+        <w:rFonts w:eastAsia="黑体"/>
         <w:b/>
         <w:bCs/>
       </w:rPr>
@@ -6443,6 +6820,7 @@
         <w:spacing w:after="0" w:before="0" w:line="240" w:lineRule="auto"/>
       </w:pPr>
       <w:rPr>
+        <w:rFonts w:eastAsia="黑体"/>
         <w:b/>
         <w:bCs/>
         <w:color w:themeColor="background1" w:val="FFFFFF"/>
@@ -6465,6 +6843,7 @@
         <w:spacing w:after="0" w:before="0" w:line="240" w:lineRule="auto"/>
       </w:pPr>
       <w:rPr>
+        <w:rFonts w:eastAsia="黑体"/>
         <w:b/>
         <w:bCs/>
       </w:rPr>
@@ -6482,12 +6861,14 @@
     </w:tblStylePr>
     <w:tblStylePr w:type="firstCol">
       <w:rPr>
+        <w:rFonts w:eastAsia="黑体"/>
         <w:b/>
         <w:bCs/>
       </w:rPr>
     </w:tblStylePr>
     <w:tblStylePr w:type="lastCol">
       <w:rPr>
+        <w:rFonts w:eastAsia="黑体"/>
         <w:b/>
         <w:bCs/>
       </w:rPr>
@@ -6549,6 +6930,7 @@
         <w:spacing w:after="0" w:before="0" w:line="240" w:lineRule="auto"/>
       </w:pPr>
       <w:rPr>
+        <w:rFonts w:eastAsia="黑体"/>
         <w:b/>
         <w:bCs/>
         <w:color w:themeColor="background1" w:val="FFFFFF"/>
@@ -6571,6 +6953,7 @@
         <w:spacing w:after="0" w:before="0" w:line="240" w:lineRule="auto"/>
       </w:pPr>
       <w:rPr>
+        <w:rFonts w:eastAsia="黑体"/>
         <w:b/>
         <w:bCs/>
       </w:rPr>
@@ -6588,12 +6971,14 @@
     </w:tblStylePr>
     <w:tblStylePr w:type="firstCol">
       <w:rPr>
+        <w:rFonts w:eastAsia="黑体"/>
         <w:b/>
         <w:bCs/>
       </w:rPr>
     </w:tblStylePr>
     <w:tblStylePr w:type="lastCol">
       <w:rPr>
+        <w:rFonts w:eastAsia="黑体"/>
         <w:b/>
         <w:bCs/>
       </w:rPr>
@@ -6655,6 +7040,7 @@
         <w:spacing w:after="0" w:before="0" w:line="240" w:lineRule="auto"/>
       </w:pPr>
       <w:rPr>
+        <w:rFonts w:eastAsia="黑体"/>
         <w:b/>
         <w:bCs/>
         <w:color w:themeColor="background1" w:val="FFFFFF"/>
@@ -6677,6 +7063,7 @@
         <w:spacing w:after="0" w:before="0" w:line="240" w:lineRule="auto"/>
       </w:pPr>
       <w:rPr>
+        <w:rFonts w:eastAsia="黑体"/>
         <w:b/>
         <w:bCs/>
       </w:rPr>
@@ -6694,12 +7081,14 @@
     </w:tblStylePr>
     <w:tblStylePr w:type="firstCol">
       <w:rPr>
+        <w:rFonts w:eastAsia="黑体"/>
         <w:b/>
         <w:bCs/>
       </w:rPr>
     </w:tblStylePr>
     <w:tblStylePr w:type="lastCol">
       <w:rPr>
+        <w:rFonts w:eastAsia="黑体"/>
         <w:b/>
         <w:bCs/>
       </w:rPr>
@@ -6761,6 +7150,7 @@
         <w:spacing w:after="0" w:before="0" w:line="240" w:lineRule="auto"/>
       </w:pPr>
       <w:rPr>
+        <w:rFonts w:eastAsia="黑体"/>
         <w:b/>
         <w:bCs/>
         <w:color w:themeColor="background1" w:val="FFFFFF"/>
@@ -6783,6 +7173,7 @@
         <w:spacing w:after="0" w:before="0" w:line="240" w:lineRule="auto"/>
       </w:pPr>
       <w:rPr>
+        <w:rFonts w:eastAsia="黑体"/>
         <w:b/>
         <w:bCs/>
       </w:rPr>
@@ -6800,12 +7191,14 @@
     </w:tblStylePr>
     <w:tblStylePr w:type="firstCol">
       <w:rPr>
+        <w:rFonts w:eastAsia="黑体"/>
         <w:b/>
         <w:bCs/>
       </w:rPr>
     </w:tblStylePr>
     <w:tblStylePr w:type="lastCol">
       <w:rPr>
+        <w:rFonts w:eastAsia="黑体"/>
         <w:b/>
         <w:bCs/>
       </w:rPr>
@@ -6867,6 +7260,7 @@
         <w:spacing w:after="0" w:before="0" w:line="240" w:lineRule="auto"/>
       </w:pPr>
       <w:rPr>
+        <w:rFonts w:eastAsia="黑体"/>
         <w:b/>
         <w:bCs/>
         <w:color w:themeColor="background1" w:val="FFFFFF"/>
@@ -6889,6 +7283,7 @@
         <w:spacing w:after="0" w:before="0" w:line="240" w:lineRule="auto"/>
       </w:pPr>
       <w:rPr>
+        <w:rFonts w:eastAsia="黑体"/>
         <w:b/>
         <w:bCs/>
       </w:rPr>
@@ -6906,12 +7301,14 @@
     </w:tblStylePr>
     <w:tblStylePr w:type="firstCol">
       <w:rPr>
+        <w:rFonts w:eastAsia="黑体"/>
         <w:b/>
         <w:bCs/>
       </w:rPr>
     </w:tblStylePr>
     <w:tblStylePr w:type="lastCol">
       <w:rPr>
+        <w:rFonts w:eastAsia="黑体"/>
         <w:b/>
         <w:bCs/>
       </w:rPr>
@@ -6970,6 +7367,7 @@
         <w:spacing w:after="0" w:before="0" w:line="240" w:lineRule="auto"/>
       </w:pPr>
       <w:rPr>
+        <w:rFonts w:eastAsia="黑体"/>
         <w:b/>
         <w:bCs/>
         <w:color w:themeColor="background1" w:val="FFFFFF"/>
@@ -6992,6 +7390,7 @@
         <w:spacing w:after="0" w:before="0" w:line="240" w:lineRule="auto"/>
       </w:pPr>
       <w:rPr>
+        <w:rFonts w:eastAsia="黑体"/>
         <w:color w:val="auto"/>
       </w:rPr>
       <w:tblPr/>
@@ -7009,6 +7408,7 @@
     </w:tblStylePr>
     <w:tblStylePr w:type="firstCol">
       <w:rPr>
+        <w:rFonts w:eastAsia="黑体"/>
         <w:b/>
         <w:bCs/>
         <w:color w:themeColor="background1" w:val="FFFFFF"/>
@@ -7028,6 +7428,7 @@
     </w:tblStylePr>
     <w:tblStylePr w:type="lastCol">
       <w:rPr>
+        <w:rFonts w:eastAsia="黑体"/>
         <w:b/>
         <w:bCs/>
         <w:color w:themeColor="background1" w:val="FFFFFF"/>
@@ -7076,6 +7477,7 @@
     </w:tblStylePr>
     <w:tblStylePr w:type="nwCell">
       <w:rPr>
+        <w:rFonts w:eastAsia="黑体"/>
         <w:color w:themeColor="background1" w:val="FFFFFF"/>
       </w:rPr>
       <w:tblPr/>
@@ -7119,6 +7521,7 @@
         <w:spacing w:after="0" w:before="0" w:line="240" w:lineRule="auto"/>
       </w:pPr>
       <w:rPr>
+        <w:rFonts w:eastAsia="黑体"/>
         <w:b/>
         <w:bCs/>
         <w:color w:themeColor="background1" w:val="FFFFFF"/>
@@ -7141,6 +7544,7 @@
         <w:spacing w:after="0" w:before="0" w:line="240" w:lineRule="auto"/>
       </w:pPr>
       <w:rPr>
+        <w:rFonts w:eastAsia="黑体"/>
         <w:color w:val="auto"/>
       </w:rPr>
       <w:tblPr/>
@@ -7158,6 +7562,7 @@
     </w:tblStylePr>
     <w:tblStylePr w:type="firstCol">
       <w:rPr>
+        <w:rFonts w:eastAsia="黑体"/>
         <w:b/>
         <w:bCs/>
         <w:color w:themeColor="background1" w:val="FFFFFF"/>
@@ -7177,6 +7582,7 @@
     </w:tblStylePr>
     <w:tblStylePr w:type="lastCol">
       <w:rPr>
+        <w:rFonts w:eastAsia="黑体"/>
         <w:b/>
         <w:bCs/>
         <w:color w:themeColor="background1" w:val="FFFFFF"/>
@@ -7225,6 +7631,7 @@
     </w:tblStylePr>
     <w:tblStylePr w:type="nwCell">
       <w:rPr>
+        <w:rFonts w:eastAsia="黑体"/>
         <w:color w:themeColor="background1" w:val="FFFFFF"/>
       </w:rPr>
       <w:tblPr/>
@@ -7268,6 +7675,7 @@
         <w:spacing w:after="0" w:before="0" w:line="240" w:lineRule="auto"/>
       </w:pPr>
       <w:rPr>
+        <w:rFonts w:eastAsia="黑体"/>
         <w:b/>
         <w:bCs/>
         <w:color w:themeColor="background1" w:val="FFFFFF"/>
@@ -7290,6 +7698,7 @@
         <w:spacing w:after="0" w:before="0" w:line="240" w:lineRule="auto"/>
       </w:pPr>
       <w:rPr>
+        <w:rFonts w:eastAsia="黑体"/>
         <w:color w:val="auto"/>
       </w:rPr>
       <w:tblPr/>
@@ -7307,6 +7716,7 @@
     </w:tblStylePr>
     <w:tblStylePr w:type="firstCol">
       <w:rPr>
+        <w:rFonts w:eastAsia="黑体"/>
         <w:b/>
         <w:bCs/>
         <w:color w:themeColor="background1" w:val="FFFFFF"/>
@@ -7326,6 +7736,7 @@
     </w:tblStylePr>
     <w:tblStylePr w:type="lastCol">
       <w:rPr>
+        <w:rFonts w:eastAsia="黑体"/>
         <w:b/>
         <w:bCs/>
         <w:color w:themeColor="background1" w:val="FFFFFF"/>
@@ -7374,6 +7785,7 @@
     </w:tblStylePr>
     <w:tblStylePr w:type="nwCell">
       <w:rPr>
+        <w:rFonts w:eastAsia="黑体"/>
         <w:color w:themeColor="background1" w:val="FFFFFF"/>
       </w:rPr>
       <w:tblPr/>
@@ -7417,6 +7829,7 @@
         <w:spacing w:after="0" w:before="0" w:line="240" w:lineRule="auto"/>
       </w:pPr>
       <w:rPr>
+        <w:rFonts w:eastAsia="黑体"/>
         <w:b/>
         <w:bCs/>
         <w:color w:themeColor="background1" w:val="FFFFFF"/>
@@ -7439,6 +7852,7 @@
         <w:spacing w:after="0" w:before="0" w:line="240" w:lineRule="auto"/>
       </w:pPr>
       <w:rPr>
+        <w:rFonts w:eastAsia="黑体"/>
         <w:color w:val="auto"/>
       </w:rPr>
       <w:tblPr/>
@@ -7456,6 +7870,7 @@
     </w:tblStylePr>
     <w:tblStylePr w:type="firstCol">
       <w:rPr>
+        <w:rFonts w:eastAsia="黑体"/>
         <w:b/>
         <w:bCs/>
         <w:color w:themeColor="background1" w:val="FFFFFF"/>
@@ -7475,6 +7890,7 @@
     </w:tblStylePr>
     <w:tblStylePr w:type="lastCol">
       <w:rPr>
+        <w:rFonts w:eastAsia="黑体"/>
         <w:b/>
         <w:bCs/>
         <w:color w:themeColor="background1" w:val="FFFFFF"/>
@@ -7523,6 +7939,7 @@
     </w:tblStylePr>
     <w:tblStylePr w:type="nwCell">
       <w:rPr>
+        <w:rFonts w:eastAsia="黑体"/>
         <w:color w:themeColor="background1" w:val="FFFFFF"/>
       </w:rPr>
       <w:tblPr/>
@@ -7566,6 +7983,7 @@
         <w:spacing w:after="0" w:before="0" w:line="240" w:lineRule="auto"/>
       </w:pPr>
       <w:rPr>
+        <w:rFonts w:eastAsia="黑体"/>
         <w:b/>
         <w:bCs/>
         <w:color w:themeColor="background1" w:val="FFFFFF"/>
@@ -7588,6 +8006,7 @@
         <w:spacing w:after="0" w:before="0" w:line="240" w:lineRule="auto"/>
       </w:pPr>
       <w:rPr>
+        <w:rFonts w:eastAsia="黑体"/>
         <w:color w:val="auto"/>
       </w:rPr>
       <w:tblPr/>
@@ -7605,6 +8024,7 @@
     </w:tblStylePr>
     <w:tblStylePr w:type="firstCol">
       <w:rPr>
+        <w:rFonts w:eastAsia="黑体"/>
         <w:b/>
         <w:bCs/>
         <w:color w:themeColor="background1" w:val="FFFFFF"/>
@@ -7624,6 +8044,7 @@
     </w:tblStylePr>
     <w:tblStylePr w:type="lastCol">
       <w:rPr>
+        <w:rFonts w:eastAsia="黑体"/>
         <w:b/>
         <w:bCs/>
         <w:color w:themeColor="background1" w:val="FFFFFF"/>
@@ -7672,6 +8093,7 @@
     </w:tblStylePr>
     <w:tblStylePr w:type="nwCell">
       <w:rPr>
+        <w:rFonts w:eastAsia="黑体"/>
         <w:color w:themeColor="background1" w:val="FFFFFF"/>
       </w:rPr>
       <w:tblPr/>
@@ -7715,6 +8137,7 @@
         <w:spacing w:after="0" w:before="0" w:line="240" w:lineRule="auto"/>
       </w:pPr>
       <w:rPr>
+        <w:rFonts w:eastAsia="黑体"/>
         <w:b/>
         <w:bCs/>
         <w:color w:themeColor="background1" w:val="FFFFFF"/>
@@ -7737,6 +8160,7 @@
         <w:spacing w:after="0" w:before="0" w:line="240" w:lineRule="auto"/>
       </w:pPr>
       <w:rPr>
+        <w:rFonts w:eastAsia="黑体"/>
         <w:color w:val="auto"/>
       </w:rPr>
       <w:tblPr/>
@@ -7754,6 +8178,7 @@
     </w:tblStylePr>
     <w:tblStylePr w:type="firstCol">
       <w:rPr>
+        <w:rFonts w:eastAsia="黑体"/>
         <w:b/>
         <w:bCs/>
         <w:color w:themeColor="background1" w:val="FFFFFF"/>
@@ -7773,6 +8198,7 @@
     </w:tblStylePr>
     <w:tblStylePr w:type="lastCol">
       <w:rPr>
+        <w:rFonts w:eastAsia="黑体"/>
         <w:b/>
         <w:bCs/>
         <w:color w:themeColor="background1" w:val="FFFFFF"/>
@@ -7821,6 +8247,7 @@
     </w:tblStylePr>
     <w:tblStylePr w:type="nwCell">
       <w:rPr>
+        <w:rFonts w:eastAsia="黑体"/>
         <w:color w:themeColor="background1" w:val="FFFFFF"/>
       </w:rPr>
       <w:tblPr/>
@@ -7864,6 +8291,7 @@
         <w:spacing w:after="0" w:before="0" w:line="240" w:lineRule="auto"/>
       </w:pPr>
       <w:rPr>
+        <w:rFonts w:eastAsia="黑体"/>
         <w:b/>
         <w:bCs/>
         <w:color w:themeColor="background1" w:val="FFFFFF"/>
@@ -7886,6 +8314,7 @@
         <w:spacing w:after="0" w:before="0" w:line="240" w:lineRule="auto"/>
       </w:pPr>
       <w:rPr>
+        <w:rFonts w:eastAsia="黑体"/>
         <w:color w:val="auto"/>
       </w:rPr>
       <w:tblPr/>
@@ -7903,6 +8332,7 @@
     </w:tblStylePr>
     <w:tblStylePr w:type="firstCol">
       <w:rPr>
+        <w:rFonts w:eastAsia="黑体"/>
         <w:b/>
         <w:bCs/>
         <w:color w:themeColor="background1" w:val="FFFFFF"/>
@@ -7922,6 +8352,7 @@
     </w:tblStylePr>
     <w:tblStylePr w:type="lastCol">
       <w:rPr>
+        <w:rFonts w:eastAsia="黑体"/>
         <w:b/>
         <w:bCs/>
         <w:color w:themeColor="background1" w:val="FFFFFF"/>
@@ -7970,6 +8401,7 @@
     </w:tblStylePr>
     <w:tblStylePr w:type="nwCell">
       <w:rPr>
+        <w:rFonts w:eastAsia="黑体"/>
         <w:color w:themeColor="background1" w:val="FFFFFF"/>
       </w:rPr>
       <w:tblPr/>
@@ -7994,6 +8426,7 @@
       <w:spacing w:after="0" w:line="240" w:lineRule="auto"/>
     </w:pPr>
     <w:rPr>
+      <w:rFonts w:eastAsia="黑体"/>
       <w:color w:themeColor="text1" w:val="000000"/>
     </w:rPr>
     <w:tblPr>
@@ -8013,7 +8446,7 @@
     </w:tblPr>
     <w:tblStylePr w:type="firstRow">
       <w:rPr>
-        <w:rFonts w:asciiTheme="majorHAnsi" w:cstheme="majorBidi" w:eastAsiaTheme="majorEastAsia" w:hAnsiTheme="majorHAnsi"/>
+        <w:rFonts w:asciiTheme="majorHAnsi" w:cstheme="majorBidi" w:hAnsiTheme="majorHAnsi" w:eastAsia="黑体"/>
       </w:rPr>
       <w:tblPr/>
       <w:tcPr>
@@ -8025,6 +8458,7 @@
     </w:tblStylePr>
     <w:tblStylePr w:type="lastRow">
       <w:rPr>
+        <w:rFonts w:eastAsia="黑体"/>
         <w:b/>
         <w:bCs/>
         <w:color w:themeColor="text2" w:val="1F497D"/>
@@ -8039,12 +8473,14 @@
     </w:tblStylePr>
     <w:tblStylePr w:type="firstCol">
       <w:rPr>
+        <w:rFonts w:eastAsia="黑体"/>
         <w:b/>
         <w:bCs/>
       </w:rPr>
     </w:tblStylePr>
     <w:tblStylePr w:type="lastCol">
       <w:rPr>
+        <w:rFonts w:eastAsia="黑体"/>
         <w:b/>
         <w:bCs/>
       </w:rPr>
@@ -8078,6 +8514,7 @@
       <w:spacing w:after="0" w:line="240" w:lineRule="auto"/>
     </w:pPr>
     <w:rPr>
+      <w:rFonts w:eastAsia="黑体"/>
       <w:color w:themeColor="text1" w:val="000000"/>
     </w:rPr>
     <w:tblPr>
@@ -8097,7 +8534,7 @@
     </w:tblPr>
     <w:tblStylePr w:type="firstRow">
       <w:rPr>
-        <w:rFonts w:asciiTheme="majorHAnsi" w:cstheme="majorBidi" w:eastAsiaTheme="majorEastAsia" w:hAnsiTheme="majorHAnsi"/>
+        <w:rFonts w:asciiTheme="majorHAnsi" w:cstheme="majorBidi" w:hAnsiTheme="majorHAnsi" w:eastAsia="黑体"/>
       </w:rPr>
       <w:tblPr/>
       <w:tcPr>
@@ -8109,6 +8546,7 @@
     </w:tblStylePr>
     <w:tblStylePr w:type="lastRow">
       <w:rPr>
+        <w:rFonts w:eastAsia="黑体"/>
         <w:b/>
         <w:bCs/>
         <w:color w:themeColor="text2" w:val="1F497D"/>
@@ -8123,12 +8561,14 @@
     </w:tblStylePr>
     <w:tblStylePr w:type="firstCol">
       <w:rPr>
+        <w:rFonts w:eastAsia="黑体"/>
         <w:b/>
         <w:bCs/>
       </w:rPr>
     </w:tblStylePr>
     <w:tblStylePr w:type="lastCol">
       <w:rPr>
+        <w:rFonts w:eastAsia="黑体"/>
         <w:b/>
         <w:bCs/>
       </w:rPr>
@@ -8162,6 +8602,7 @@
       <w:spacing w:after="0" w:line="240" w:lineRule="auto"/>
     </w:pPr>
     <w:rPr>
+      <w:rFonts w:eastAsia="黑体"/>
       <w:color w:themeColor="text1" w:val="000000"/>
     </w:rPr>
     <w:tblPr>
@@ -8181,7 +8622,7 @@
     </w:tblPr>
     <w:tblStylePr w:type="firstRow">
       <w:rPr>
-        <w:rFonts w:asciiTheme="majorHAnsi" w:cstheme="majorBidi" w:eastAsiaTheme="majorEastAsia" w:hAnsiTheme="majorHAnsi"/>
+        <w:rFonts w:asciiTheme="majorHAnsi" w:cstheme="majorBidi" w:hAnsiTheme="majorHAnsi" w:eastAsia="黑体"/>
       </w:rPr>
       <w:tblPr/>
       <w:tcPr>
@@ -8193,6 +8634,7 @@
     </w:tblStylePr>
     <w:tblStylePr w:type="lastRow">
       <w:rPr>
+        <w:rFonts w:eastAsia="黑体"/>
         <w:b/>
         <w:bCs/>
         <w:color w:themeColor="text2" w:val="1F497D"/>
@@ -8207,12 +8649,14 @@
     </w:tblStylePr>
     <w:tblStylePr w:type="firstCol">
       <w:rPr>
+        <w:rFonts w:eastAsia="黑体"/>
         <w:b/>
         <w:bCs/>
       </w:rPr>
     </w:tblStylePr>
     <w:tblStylePr w:type="lastCol">
       <w:rPr>
+        <w:rFonts w:eastAsia="黑体"/>
         <w:b/>
         <w:bCs/>
       </w:rPr>
@@ -8246,6 +8690,7 @@
       <w:spacing w:after="0" w:line="240" w:lineRule="auto"/>
     </w:pPr>
     <w:rPr>
+      <w:rFonts w:eastAsia="黑体"/>
       <w:color w:themeColor="text1" w:val="000000"/>
     </w:rPr>
     <w:tblPr>
@@ -8265,7 +8710,7 @@
     </w:tblPr>
     <w:tblStylePr w:type="firstRow">
       <w:rPr>
-        <w:rFonts w:asciiTheme="majorHAnsi" w:cstheme="majorBidi" w:eastAsiaTheme="majorEastAsia" w:hAnsiTheme="majorHAnsi"/>
+        <w:rFonts w:asciiTheme="majorHAnsi" w:cstheme="majorBidi" w:hAnsiTheme="majorHAnsi" w:eastAsia="黑体"/>
       </w:rPr>
       <w:tblPr/>
       <w:tcPr>
@@ -8277,6 +8722,7 @@
     </w:tblStylePr>
     <w:tblStylePr w:type="lastRow">
       <w:rPr>
+        <w:rFonts w:eastAsia="黑体"/>
         <w:b/>
         <w:bCs/>
         <w:color w:themeColor="text2" w:val="1F497D"/>
@@ -8291,12 +8737,14 @@
     </w:tblStylePr>
     <w:tblStylePr w:type="firstCol">
       <w:rPr>
+        <w:rFonts w:eastAsia="黑体"/>
         <w:b/>
         <w:bCs/>
       </w:rPr>
     </w:tblStylePr>
     <w:tblStylePr w:type="lastCol">
       <w:rPr>
+        <w:rFonts w:eastAsia="黑体"/>
         <w:b/>
         <w:bCs/>
       </w:rPr>
@@ -8330,6 +8778,7 @@
       <w:spacing w:after="0" w:line="240" w:lineRule="auto"/>
     </w:pPr>
     <w:rPr>
+      <w:rFonts w:eastAsia="黑体"/>
       <w:color w:themeColor="text1" w:val="000000"/>
     </w:rPr>
     <w:tblPr>
@@ -8349,7 +8798,7 @@
     </w:tblPr>
     <w:tblStylePr w:type="firstRow">
       <w:rPr>
-        <w:rFonts w:asciiTheme="majorHAnsi" w:cstheme="majorBidi" w:eastAsiaTheme="majorEastAsia" w:hAnsiTheme="majorHAnsi"/>
+        <w:rFonts w:asciiTheme="majorHAnsi" w:cstheme="majorBidi" w:hAnsiTheme="majorHAnsi" w:eastAsia="黑体"/>
       </w:rPr>
       <w:tblPr/>
       <w:tcPr>
@@ -8361,6 +8810,7 @@
     </w:tblStylePr>
     <w:tblStylePr w:type="lastRow">
       <w:rPr>
+        <w:rFonts w:eastAsia="黑体"/>
         <w:b/>
         <w:bCs/>
         <w:color w:themeColor="text2" w:val="1F497D"/>
@@ -8375,12 +8825,14 @@
     </w:tblStylePr>
     <w:tblStylePr w:type="firstCol">
       <w:rPr>
+        <w:rFonts w:eastAsia="黑体"/>
         <w:b/>
         <w:bCs/>
       </w:rPr>
     </w:tblStylePr>
     <w:tblStylePr w:type="lastCol">
       <w:rPr>
+        <w:rFonts w:eastAsia="黑体"/>
         <w:b/>
         <w:bCs/>
       </w:rPr>
@@ -8414,6 +8866,7 @@
       <w:spacing w:after="0" w:line="240" w:lineRule="auto"/>
     </w:pPr>
     <w:rPr>
+      <w:rFonts w:eastAsia="黑体"/>
       <w:color w:themeColor="text1" w:val="000000"/>
     </w:rPr>
     <w:tblPr>
@@ -8433,7 +8886,7 @@
     </w:tblPr>
     <w:tblStylePr w:type="firstRow">
       <w:rPr>
-        <w:rFonts w:asciiTheme="majorHAnsi" w:cstheme="majorBidi" w:eastAsiaTheme="majorEastAsia" w:hAnsiTheme="majorHAnsi"/>
+        <w:rFonts w:asciiTheme="majorHAnsi" w:cstheme="majorBidi" w:hAnsiTheme="majorHAnsi" w:eastAsia="黑体"/>
       </w:rPr>
       <w:tblPr/>
       <w:tcPr>
@@ -8445,6 +8898,7 @@
     </w:tblStylePr>
     <w:tblStylePr w:type="lastRow">
       <w:rPr>
+        <w:rFonts w:eastAsia="黑体"/>
         <w:b/>
         <w:bCs/>
         <w:color w:themeColor="text2" w:val="1F497D"/>
@@ -8459,12 +8913,14 @@
     </w:tblStylePr>
     <w:tblStylePr w:type="firstCol">
       <w:rPr>
+        <w:rFonts w:eastAsia="黑体"/>
         <w:b/>
         <w:bCs/>
       </w:rPr>
     </w:tblStylePr>
     <w:tblStylePr w:type="lastCol">
       <w:rPr>
+        <w:rFonts w:eastAsia="黑体"/>
         <w:b/>
         <w:bCs/>
       </w:rPr>
@@ -8498,6 +8954,7 @@
       <w:spacing w:after="0" w:line="240" w:lineRule="auto"/>
     </w:pPr>
     <w:rPr>
+      <w:rFonts w:eastAsia="黑体"/>
       <w:color w:themeColor="text1" w:val="000000"/>
     </w:rPr>
     <w:tblPr>
@@ -8517,7 +8974,7 @@
     </w:tblPr>
     <w:tblStylePr w:type="firstRow">
       <w:rPr>
-        <w:rFonts w:asciiTheme="majorHAnsi" w:cstheme="majorBidi" w:eastAsiaTheme="majorEastAsia" w:hAnsiTheme="majorHAnsi"/>
+        <w:rFonts w:asciiTheme="majorHAnsi" w:cstheme="majorBidi" w:hAnsiTheme="majorHAnsi" w:eastAsia="黑体"/>
       </w:rPr>
       <w:tblPr/>
       <w:tcPr>
@@ -8529,6 +8986,7 @@
     </w:tblStylePr>
     <w:tblStylePr w:type="lastRow">
       <w:rPr>
+        <w:rFonts w:eastAsia="黑体"/>
         <w:b/>
         <w:bCs/>
         <w:color w:themeColor="text2" w:val="1F497D"/>
@@ -8543,12 +9001,14 @@
     </w:tblStylePr>
     <w:tblStylePr w:type="firstCol">
       <w:rPr>
+        <w:rFonts w:eastAsia="黑体"/>
         <w:b/>
         <w:bCs/>
       </w:rPr>
     </w:tblStylePr>
     <w:tblStylePr w:type="lastCol">
       <w:rPr>
+        <w:rFonts w:eastAsia="黑体"/>
         <w:b/>
         <w:bCs/>
       </w:rPr>
@@ -8582,7 +9042,7 @@
       <w:spacing w:after="0" w:line="240" w:lineRule="auto"/>
     </w:pPr>
     <w:rPr>
-      <w:rFonts w:asciiTheme="majorHAnsi" w:cstheme="majorBidi" w:eastAsiaTheme="majorEastAsia" w:hAnsiTheme="majorHAnsi"/>
+      <w:rFonts w:asciiTheme="majorHAnsi" w:cstheme="majorBidi" w:hAnsiTheme="majorHAnsi" w:eastAsia="黑体"/>
       <w:color w:themeColor="text1" w:val="000000"/>
     </w:rPr>
     <w:tblPr>
@@ -8604,6 +9064,7 @@
     </w:tblPr>
     <w:tblStylePr w:type="firstRow">
       <w:rPr>
+        <w:rFonts w:eastAsia="黑体"/>
         <w:sz w:val="24"/>
         <w:szCs w:val="24"/>
       </w:rPr>
@@ -8710,7 +9171,7 @@
       <w:spacing w:after="0" w:line="240" w:lineRule="auto"/>
     </w:pPr>
     <w:rPr>
-      <w:rFonts w:asciiTheme="majorHAnsi" w:cstheme="majorBidi" w:eastAsiaTheme="majorEastAsia" w:hAnsiTheme="majorHAnsi"/>
+      <w:rFonts w:asciiTheme="majorHAnsi" w:cstheme="majorBidi" w:hAnsiTheme="majorHAnsi" w:eastAsia="黑体"/>
       <w:color w:themeColor="text1" w:val="000000"/>
     </w:rPr>
     <w:tblPr>
@@ -8732,6 +9193,7 @@
     </w:tblPr>
     <w:tblStylePr w:type="firstRow">
       <w:rPr>
+        <w:rFonts w:eastAsia="黑体"/>
         <w:sz w:val="24"/>
         <w:szCs w:val="24"/>
       </w:rPr>
@@ -8838,7 +9300,7 @@
       <w:spacing w:after="0" w:line="240" w:lineRule="auto"/>
     </w:pPr>
     <w:rPr>
-      <w:rFonts w:asciiTheme="majorHAnsi" w:cstheme="majorBidi" w:eastAsiaTheme="majorEastAsia" w:hAnsiTheme="majorHAnsi"/>
+      <w:rFonts w:asciiTheme="majorHAnsi" w:cstheme="majorBidi" w:hAnsiTheme="majorHAnsi" w:eastAsia="黑体"/>
       <w:color w:themeColor="text1" w:val="000000"/>
     </w:rPr>
     <w:tblPr>
@@ -8860,6 +9322,7 @@
     </w:tblPr>
     <w:tblStylePr w:type="firstRow">
       <w:rPr>
+        <w:rFonts w:eastAsia="黑体"/>
         <w:sz w:val="24"/>
         <w:szCs w:val="24"/>
       </w:rPr>
@@ -8966,7 +9429,7 @@
       <w:spacing w:after="0" w:line="240" w:lineRule="auto"/>
     </w:pPr>
     <w:rPr>
-      <w:rFonts w:asciiTheme="majorHAnsi" w:cstheme="majorBidi" w:eastAsiaTheme="majorEastAsia" w:hAnsiTheme="majorHAnsi"/>
+      <w:rFonts w:asciiTheme="majorHAnsi" w:cstheme="majorBidi" w:hAnsiTheme="majorHAnsi" w:eastAsia="黑体"/>
       <w:color w:themeColor="text1" w:val="000000"/>
     </w:rPr>
     <w:tblPr>
@@ -8988,6 +9451,7 @@
     </w:tblPr>
     <w:tblStylePr w:type="firstRow">
       <w:rPr>
+        <w:rFonts w:eastAsia="黑体"/>
         <w:sz w:val="24"/>
         <w:szCs w:val="24"/>
       </w:rPr>
@@ -9094,7 +9558,7 @@
       <w:spacing w:after="0" w:line="240" w:lineRule="auto"/>
     </w:pPr>
     <w:rPr>
-      <w:rFonts w:asciiTheme="majorHAnsi" w:cstheme="majorBidi" w:eastAsiaTheme="majorEastAsia" w:hAnsiTheme="majorHAnsi"/>
+      <w:rFonts w:asciiTheme="majorHAnsi" w:cstheme="majorBidi" w:hAnsiTheme="majorHAnsi" w:eastAsia="黑体"/>
       <w:color w:themeColor="text1" w:val="000000"/>
     </w:rPr>
     <w:tblPr>
@@ -9116,6 +9580,7 @@
     </w:tblPr>
     <w:tblStylePr w:type="firstRow">
       <w:rPr>
+        <w:rFonts w:eastAsia="黑体"/>
         <w:sz w:val="24"/>
         <w:szCs w:val="24"/>
       </w:rPr>
@@ -9222,7 +9687,7 @@
       <w:spacing w:after="0" w:line="240" w:lineRule="auto"/>
     </w:pPr>
     <w:rPr>
-      <w:rFonts w:asciiTheme="majorHAnsi" w:cstheme="majorBidi" w:eastAsiaTheme="majorEastAsia" w:hAnsiTheme="majorHAnsi"/>
+      <w:rFonts w:asciiTheme="majorHAnsi" w:cstheme="majorBidi" w:hAnsiTheme="majorHAnsi" w:eastAsia="黑体"/>
       <w:color w:themeColor="text1" w:val="000000"/>
     </w:rPr>
     <w:tblPr>
@@ -9244,6 +9709,7 @@
     </w:tblPr>
     <w:tblStylePr w:type="firstRow">
       <w:rPr>
+        <w:rFonts w:eastAsia="黑体"/>
         <w:sz w:val="24"/>
         <w:szCs w:val="24"/>
       </w:rPr>
@@ -9350,7 +9816,7 @@
       <w:spacing w:after="0" w:line="240" w:lineRule="auto"/>
     </w:pPr>
     <w:rPr>
-      <w:rFonts w:asciiTheme="majorHAnsi" w:cstheme="majorBidi" w:eastAsiaTheme="majorEastAsia" w:hAnsiTheme="majorHAnsi"/>
+      <w:rFonts w:asciiTheme="majorHAnsi" w:cstheme="majorBidi" w:hAnsiTheme="majorHAnsi" w:eastAsia="黑体"/>
       <w:color w:themeColor="text1" w:val="000000"/>
     </w:rPr>
     <w:tblPr>
@@ -9372,6 +9838,7 @@
     </w:tblPr>
     <w:tblStylePr w:type="firstRow">
       <w:rPr>
+        <w:rFonts w:eastAsia="黑体"/>
         <w:sz w:val="24"/>
         <w:szCs w:val="24"/>
       </w:rPr>
@@ -9501,12 +9968,14 @@
     </w:tcPr>
     <w:tblStylePr w:type="firstRow">
       <w:rPr>
+        <w:rFonts w:eastAsia="黑体"/>
         <w:b/>
         <w:bCs/>
       </w:rPr>
     </w:tblStylePr>
     <w:tblStylePr w:type="lastRow">
       <w:rPr>
+        <w:rFonts w:eastAsia="黑体"/>
         <w:b/>
         <w:bCs/>
       </w:rPr>
@@ -9519,12 +9988,14 @@
     </w:tblStylePr>
     <w:tblStylePr w:type="firstCol">
       <w:rPr>
+        <w:rFonts w:eastAsia="黑体"/>
         <w:b/>
         <w:bCs/>
       </w:rPr>
     </w:tblStylePr>
     <w:tblStylePr w:type="lastCol">
       <w:rPr>
+        <w:rFonts w:eastAsia="黑体"/>
         <w:b/>
         <w:bCs/>
       </w:rPr>
@@ -9574,12 +10045,14 @@
     </w:tcPr>
     <w:tblStylePr w:type="firstRow">
       <w:rPr>
+        <w:rFonts w:eastAsia="黑体"/>
         <w:b/>
         <w:bCs/>
       </w:rPr>
     </w:tblStylePr>
     <w:tblStylePr w:type="lastRow">
       <w:rPr>
+        <w:rFonts w:eastAsia="黑体"/>
         <w:b/>
         <w:bCs/>
       </w:rPr>
@@ -9592,12 +10065,14 @@
     </w:tblStylePr>
     <w:tblStylePr w:type="firstCol">
       <w:rPr>
+        <w:rFonts w:eastAsia="黑体"/>
         <w:b/>
         <w:bCs/>
       </w:rPr>
     </w:tblStylePr>
     <w:tblStylePr w:type="lastCol">
       <w:rPr>
+        <w:rFonts w:eastAsia="黑体"/>
         <w:b/>
         <w:bCs/>
       </w:rPr>
@@ -9647,12 +10122,14 @@
     </w:tcPr>
     <w:tblStylePr w:type="firstRow">
       <w:rPr>
+        <w:rFonts w:eastAsia="黑体"/>
         <w:b/>
         <w:bCs/>
       </w:rPr>
     </w:tblStylePr>
     <w:tblStylePr w:type="lastRow">
       <w:rPr>
+        <w:rFonts w:eastAsia="黑体"/>
         <w:b/>
         <w:bCs/>
       </w:rPr>
@@ -9665,12 +10142,14 @@
     </w:tblStylePr>
     <w:tblStylePr w:type="firstCol">
       <w:rPr>
+        <w:rFonts w:eastAsia="黑体"/>
         <w:b/>
         <w:bCs/>
       </w:rPr>
     </w:tblStylePr>
     <w:tblStylePr w:type="lastCol">
       <w:rPr>
+        <w:rFonts w:eastAsia="黑体"/>
         <w:b/>
         <w:bCs/>
       </w:rPr>
@@ -9720,12 +10199,14 @@
     </w:tcPr>
     <w:tblStylePr w:type="firstRow">
       <w:rPr>
+        <w:rFonts w:eastAsia="黑体"/>
         <w:b/>
         <w:bCs/>
       </w:rPr>
     </w:tblStylePr>
     <w:tblStylePr w:type="lastRow">
       <w:rPr>
+        <w:rFonts w:eastAsia="黑体"/>
         <w:b/>
         <w:bCs/>
       </w:rPr>
@@ -9738,12 +10219,14 @@
     </w:tblStylePr>
     <w:tblStylePr w:type="firstCol">
       <w:rPr>
+        <w:rFonts w:eastAsia="黑体"/>
         <w:b/>
         <w:bCs/>
       </w:rPr>
     </w:tblStylePr>
     <w:tblStylePr w:type="lastCol">
       <w:rPr>
+        <w:rFonts w:eastAsia="黑体"/>
         <w:b/>
         <w:bCs/>
       </w:rPr>
@@ -9793,12 +10276,14 @@
     </w:tcPr>
     <w:tblStylePr w:type="firstRow">
       <w:rPr>
+        <w:rFonts w:eastAsia="黑体"/>
         <w:b/>
         <w:bCs/>
       </w:rPr>
     </w:tblStylePr>
     <w:tblStylePr w:type="lastRow">
       <w:rPr>
+        <w:rFonts w:eastAsia="黑体"/>
         <w:b/>
         <w:bCs/>
       </w:rPr>
@@ -9811,12 +10296,14 @@
     </w:tblStylePr>
     <w:tblStylePr w:type="firstCol">
       <w:rPr>
+        <w:rFonts w:eastAsia="黑体"/>
         <w:b/>
         <w:bCs/>
       </w:rPr>
     </w:tblStylePr>
     <w:tblStylePr w:type="lastCol">
       <w:rPr>
+        <w:rFonts w:eastAsia="黑体"/>
         <w:b/>
         <w:bCs/>
       </w:rPr>
@@ -9866,12 +10353,14 @@
     </w:tcPr>
     <w:tblStylePr w:type="firstRow">
       <w:rPr>
+        <w:rFonts w:eastAsia="黑体"/>
         <w:b/>
         <w:bCs/>
       </w:rPr>
     </w:tblStylePr>
     <w:tblStylePr w:type="lastRow">
       <w:rPr>
+        <w:rFonts w:eastAsia="黑体"/>
         <w:b/>
         <w:bCs/>
       </w:rPr>
@@ -9884,12 +10373,14 @@
     </w:tblStylePr>
     <w:tblStylePr w:type="firstCol">
       <w:rPr>
+        <w:rFonts w:eastAsia="黑体"/>
         <w:b/>
         <w:bCs/>
       </w:rPr>
     </w:tblStylePr>
     <w:tblStylePr w:type="lastCol">
       <w:rPr>
+        <w:rFonts w:eastAsia="黑体"/>
         <w:b/>
         <w:bCs/>
       </w:rPr>
@@ -9939,12 +10430,14 @@
     </w:tcPr>
     <w:tblStylePr w:type="firstRow">
       <w:rPr>
+        <w:rFonts w:eastAsia="黑体"/>
         <w:b/>
         <w:bCs/>
       </w:rPr>
     </w:tblStylePr>
     <w:tblStylePr w:type="lastRow">
       <w:rPr>
+        <w:rFonts w:eastAsia="黑体"/>
         <w:b/>
         <w:bCs/>
       </w:rPr>
@@ -9957,12 +10450,14 @@
     </w:tblStylePr>
     <w:tblStylePr w:type="firstCol">
       <w:rPr>
+        <w:rFonts w:eastAsia="黑体"/>
         <w:b/>
         <w:bCs/>
       </w:rPr>
     </w:tblStylePr>
     <w:tblStylePr w:type="lastCol">
       <w:rPr>
+        <w:rFonts w:eastAsia="黑体"/>
         <w:b/>
         <w:bCs/>
       </w:rPr>
@@ -9989,7 +10484,7 @@
       <w:spacing w:after="0" w:line="240" w:lineRule="auto"/>
     </w:pPr>
     <w:rPr>
-      <w:rFonts w:asciiTheme="majorHAnsi" w:cstheme="majorBidi" w:eastAsiaTheme="majorEastAsia" w:hAnsiTheme="majorHAnsi"/>
+      <w:rFonts w:asciiTheme="majorHAnsi" w:cstheme="majorBidi" w:hAnsiTheme="majorHAnsi" w:eastAsia="黑体"/>
       <w:color w:themeColor="text1" w:val="000000"/>
     </w:rPr>
     <w:tblPr>
@@ -10016,6 +10511,7 @@
     </w:tcPr>
     <w:tblStylePr w:type="firstRow">
       <w:rPr>
+        <w:rFonts w:eastAsia="黑体"/>
         <w:b/>
         <w:bCs/>
         <w:color w:themeColor="text1" w:val="000000"/>
@@ -10027,6 +10523,7 @@
     </w:tblStylePr>
     <w:tblStylePr w:type="lastRow">
       <w:rPr>
+        <w:rFonts w:eastAsia="黑体"/>
         <w:b/>
         <w:bCs/>
         <w:color w:themeColor="text1" w:val="000000"/>
@@ -10046,6 +10543,7 @@
     </w:tblStylePr>
     <w:tblStylePr w:type="firstCol">
       <w:rPr>
+        <w:rFonts w:eastAsia="黑体"/>
         <w:b/>
         <w:bCs/>
         <w:color w:themeColor="text1" w:val="000000"/>
@@ -10065,6 +10563,7 @@
     </w:tblStylePr>
     <w:tblStylePr w:type="lastCol">
       <w:rPr>
+        <w:rFonts w:eastAsia="黑体"/>
         <w:b w:val="0"/>
         <w:bCs w:val="0"/>
         <w:color w:themeColor="text1" w:val="000000"/>
@@ -10114,7 +10613,7 @@
       <w:spacing w:after="0" w:line="240" w:lineRule="auto"/>
     </w:pPr>
     <w:rPr>
-      <w:rFonts w:asciiTheme="majorHAnsi" w:cstheme="majorBidi" w:eastAsiaTheme="majorEastAsia" w:hAnsiTheme="majorHAnsi"/>
+      <w:rFonts w:asciiTheme="majorHAnsi" w:cstheme="majorBidi" w:hAnsiTheme="majorHAnsi" w:eastAsia="黑体"/>
       <w:color w:themeColor="text1" w:val="000000"/>
     </w:rPr>
     <w:tblPr>
@@ -10141,6 +10640,7 @@
     </w:tcPr>
     <w:tblStylePr w:type="firstRow">
       <w:rPr>
+        <w:rFonts w:eastAsia="黑体"/>
         <w:b/>
         <w:bCs/>
         <w:color w:themeColor="text1" w:val="000000"/>
@@ -10152,6 +10652,7 @@
     </w:tblStylePr>
     <w:tblStylePr w:type="lastRow">
       <w:rPr>
+        <w:rFonts w:eastAsia="黑体"/>
         <w:b/>
         <w:bCs/>
         <w:color w:themeColor="text1" w:val="000000"/>
@@ -10171,6 +10672,7 @@
     </w:tblStylePr>
     <w:tblStylePr w:type="firstCol">
       <w:rPr>
+        <w:rFonts w:eastAsia="黑体"/>
         <w:b/>
         <w:bCs/>
         <w:color w:themeColor="text1" w:val="000000"/>
@@ -10190,6 +10692,7 @@
     </w:tblStylePr>
     <w:tblStylePr w:type="lastCol">
       <w:rPr>
+        <w:rFonts w:eastAsia="黑体"/>
         <w:b w:val="0"/>
         <w:bCs w:val="0"/>
         <w:color w:themeColor="text1" w:val="000000"/>
@@ -10239,7 +10742,7 @@
       <w:spacing w:after="0" w:line="240" w:lineRule="auto"/>
     </w:pPr>
     <w:rPr>
-      <w:rFonts w:asciiTheme="majorHAnsi" w:cstheme="majorBidi" w:eastAsiaTheme="majorEastAsia" w:hAnsiTheme="majorHAnsi"/>
+      <w:rFonts w:asciiTheme="majorHAnsi" w:cstheme="majorBidi" w:hAnsiTheme="majorHAnsi" w:eastAsia="黑体"/>
       <w:color w:themeColor="text1" w:val="000000"/>
     </w:rPr>
     <w:tblPr>
@@ -10266,6 +10769,7 @@
     </w:tcPr>
     <w:tblStylePr w:type="firstRow">
       <w:rPr>
+        <w:rFonts w:eastAsia="黑体"/>
         <w:b/>
         <w:bCs/>
         <w:color w:themeColor="text1" w:val="000000"/>
@@ -10277,6 +10781,7 @@
     </w:tblStylePr>
     <w:tblStylePr w:type="lastRow">
       <w:rPr>
+        <w:rFonts w:eastAsia="黑体"/>
         <w:b/>
         <w:bCs/>
         <w:color w:themeColor="text1" w:val="000000"/>
@@ -10296,6 +10801,7 @@
     </w:tblStylePr>
     <w:tblStylePr w:type="firstCol">
       <w:rPr>
+        <w:rFonts w:eastAsia="黑体"/>
         <w:b/>
         <w:bCs/>
         <w:color w:themeColor="text1" w:val="000000"/>
@@ -10315,6 +10821,7 @@
     </w:tblStylePr>
     <w:tblStylePr w:type="lastCol">
       <w:rPr>
+        <w:rFonts w:eastAsia="黑体"/>
         <w:b w:val="0"/>
         <w:bCs w:val="0"/>
         <w:color w:themeColor="text1" w:val="000000"/>
@@ -10364,7 +10871,7 @@
       <w:spacing w:after="0" w:line="240" w:lineRule="auto"/>
     </w:pPr>
     <w:rPr>
-      <w:rFonts w:asciiTheme="majorHAnsi" w:cstheme="majorBidi" w:eastAsiaTheme="majorEastAsia" w:hAnsiTheme="majorHAnsi"/>
+      <w:rFonts w:asciiTheme="majorHAnsi" w:cstheme="majorBidi" w:hAnsiTheme="majorHAnsi" w:eastAsia="黑体"/>
       <w:color w:themeColor="text1" w:val="000000"/>
     </w:rPr>
     <w:tblPr>
@@ -10391,6 +10898,7 @@
     </w:tcPr>
     <w:tblStylePr w:type="firstRow">
       <w:rPr>
+        <w:rFonts w:eastAsia="黑体"/>
         <w:b/>
         <w:bCs/>
         <w:color w:themeColor="text1" w:val="000000"/>
@@ -10402,6 +10910,7 @@
     </w:tblStylePr>
     <w:tblStylePr w:type="lastRow">
       <w:rPr>
+        <w:rFonts w:eastAsia="黑体"/>
         <w:b/>
         <w:bCs/>
         <w:color w:themeColor="text1" w:val="000000"/>
@@ -10421,6 +10930,7 @@
     </w:tblStylePr>
     <w:tblStylePr w:type="firstCol">
       <w:rPr>
+        <w:rFonts w:eastAsia="黑体"/>
         <w:b/>
         <w:bCs/>
         <w:color w:themeColor="text1" w:val="000000"/>
@@ -10440,6 +10950,7 @@
     </w:tblStylePr>
     <w:tblStylePr w:type="lastCol">
       <w:rPr>
+        <w:rFonts w:eastAsia="黑体"/>
         <w:b w:val="0"/>
         <w:bCs w:val="0"/>
         <w:color w:themeColor="text1" w:val="000000"/>
@@ -10489,7 +11000,7 @@
       <w:spacing w:after="0" w:line="240" w:lineRule="auto"/>
     </w:pPr>
     <w:rPr>
-      <w:rFonts w:asciiTheme="majorHAnsi" w:cstheme="majorBidi" w:eastAsiaTheme="majorEastAsia" w:hAnsiTheme="majorHAnsi"/>
+      <w:rFonts w:asciiTheme="majorHAnsi" w:cstheme="majorBidi" w:hAnsiTheme="majorHAnsi" w:eastAsia="黑体"/>
       <w:color w:themeColor="text1" w:val="000000"/>
     </w:rPr>
     <w:tblPr>
@@ -10516,6 +11027,7 @@
     </w:tcPr>
     <w:tblStylePr w:type="firstRow">
       <w:rPr>
+        <w:rFonts w:eastAsia="黑体"/>
         <w:b/>
         <w:bCs/>
         <w:color w:themeColor="text1" w:val="000000"/>
@@ -10527,6 +11039,7 @@
     </w:tblStylePr>
     <w:tblStylePr w:type="lastRow">
       <w:rPr>
+        <w:rFonts w:eastAsia="黑体"/>
         <w:b/>
         <w:bCs/>
         <w:color w:themeColor="text1" w:val="000000"/>
@@ -10546,6 +11059,7 @@
     </w:tblStylePr>
     <w:tblStylePr w:type="firstCol">
       <w:rPr>
+        <w:rFonts w:eastAsia="黑体"/>
         <w:b/>
         <w:bCs/>
         <w:color w:themeColor="text1" w:val="000000"/>
@@ -10565,6 +11079,7 @@
     </w:tblStylePr>
     <w:tblStylePr w:type="lastCol">
       <w:rPr>
+        <w:rFonts w:eastAsia="黑体"/>
         <w:b w:val="0"/>
         <w:bCs w:val="0"/>
         <w:color w:themeColor="text1" w:val="000000"/>
@@ -10614,7 +11129,7 @@
       <w:spacing w:after="0" w:line="240" w:lineRule="auto"/>
     </w:pPr>
     <w:rPr>
-      <w:rFonts w:asciiTheme="majorHAnsi" w:cstheme="majorBidi" w:eastAsiaTheme="majorEastAsia" w:hAnsiTheme="majorHAnsi"/>
+      <w:rFonts w:asciiTheme="majorHAnsi" w:cstheme="majorBidi" w:hAnsiTheme="majorHAnsi" w:eastAsia="黑体"/>
       <w:color w:themeColor="text1" w:val="000000"/>
     </w:rPr>
     <w:tblPr>
@@ -10641,6 +11156,7 @@
     </w:tcPr>
     <w:tblStylePr w:type="firstRow">
       <w:rPr>
+        <w:rFonts w:eastAsia="黑体"/>
         <w:b/>
         <w:bCs/>
         <w:color w:themeColor="text1" w:val="000000"/>
@@ -10652,6 +11168,7 @@
     </w:tblStylePr>
     <w:tblStylePr w:type="lastRow">
       <w:rPr>
+        <w:rFonts w:eastAsia="黑体"/>
         <w:b/>
         <w:bCs/>
         <w:color w:themeColor="text1" w:val="000000"/>
@@ -10671,6 +11188,7 @@
     </w:tblStylePr>
     <w:tblStylePr w:type="firstCol">
       <w:rPr>
+        <w:rFonts w:eastAsia="黑体"/>
         <w:b/>
         <w:bCs/>
         <w:color w:themeColor="text1" w:val="000000"/>
@@ -10690,6 +11208,7 @@
     </w:tblStylePr>
     <w:tblStylePr w:type="lastCol">
       <w:rPr>
+        <w:rFonts w:eastAsia="黑体"/>
         <w:b w:val="0"/>
         <w:bCs w:val="0"/>
         <w:color w:themeColor="text1" w:val="000000"/>
@@ -10739,7 +11258,7 @@
       <w:spacing w:after="0" w:line="240" w:lineRule="auto"/>
     </w:pPr>
     <w:rPr>
-      <w:rFonts w:asciiTheme="majorHAnsi" w:cstheme="majorBidi" w:eastAsiaTheme="majorEastAsia" w:hAnsiTheme="majorHAnsi"/>
+      <w:rFonts w:asciiTheme="majorHAnsi" w:cstheme="majorBidi" w:hAnsiTheme="majorHAnsi" w:eastAsia="黑体"/>
       <w:color w:themeColor="text1" w:val="000000"/>
     </w:rPr>
     <w:tblPr>
@@ -10766,6 +11285,7 @@
     </w:tcPr>
     <w:tblStylePr w:type="firstRow">
       <w:rPr>
+        <w:rFonts w:eastAsia="黑体"/>
         <w:b/>
         <w:bCs/>
         <w:color w:themeColor="text1" w:val="000000"/>
@@ -10777,6 +11297,7 @@
     </w:tblStylePr>
     <w:tblStylePr w:type="lastRow">
       <w:rPr>
+        <w:rFonts w:eastAsia="黑体"/>
         <w:b/>
         <w:bCs/>
         <w:color w:themeColor="text1" w:val="000000"/>
@@ -10796,6 +11317,7 @@
     </w:tblStylePr>
     <w:tblStylePr w:type="firstCol">
       <w:rPr>
+        <w:rFonts w:eastAsia="黑体"/>
         <w:b/>
         <w:bCs/>
         <w:color w:themeColor="text1" w:val="000000"/>
@@ -10815,6 +11337,7 @@
     </w:tblStylePr>
     <w:tblStylePr w:type="lastCol">
       <w:rPr>
+        <w:rFonts w:eastAsia="黑体"/>
         <w:b w:val="0"/>
         <w:bCs w:val="0"/>
         <w:color w:themeColor="text1" w:val="000000"/>
@@ -10887,6 +11410,7 @@
     </w:tcPr>
     <w:tblStylePr w:type="firstRow">
       <w:rPr>
+        <w:rFonts w:eastAsia="黑体"/>
         <w:b/>
         <w:bCs/>
         <w:i w:val="0"/>
@@ -10908,6 +11432,7 @@
     </w:tblStylePr>
     <w:tblStylePr w:type="lastRow">
       <w:rPr>
+        <w:rFonts w:eastAsia="黑体"/>
         <w:b/>
         <w:bCs/>
         <w:i w:val="0"/>
@@ -10929,6 +11454,7 @@
     </w:tblStylePr>
     <w:tblStylePr w:type="firstCol">
       <w:rPr>
+        <w:rFonts w:eastAsia="黑体"/>
         <w:b/>
         <w:bCs/>
         <w:i w:val="0"/>
@@ -10948,6 +11474,7 @@
     </w:tblStylePr>
     <w:tblStylePr w:type="lastCol">
       <w:rPr>
+        <w:rFonts w:eastAsia="黑体"/>
         <w:b/>
         <w:bCs/>
         <w:i w:val="0"/>
@@ -11028,6 +11555,7 @@
     </w:tcPr>
     <w:tblStylePr w:type="firstRow">
       <w:rPr>
+        <w:rFonts w:eastAsia="黑体"/>
         <w:b/>
         <w:bCs/>
         <w:i w:val="0"/>
@@ -11049,6 +11577,7 @@
     </w:tblStylePr>
     <w:tblStylePr w:type="lastRow">
       <w:rPr>
+        <w:rFonts w:eastAsia="黑体"/>
         <w:b/>
         <w:bCs/>
         <w:i w:val="0"/>
@@ -11070,6 +11599,7 @@
     </w:tblStylePr>
     <w:tblStylePr w:type="firstCol">
       <w:rPr>
+        <w:rFonts w:eastAsia="黑体"/>
         <w:b/>
         <w:bCs/>
         <w:i w:val="0"/>
@@ -11089,6 +11619,7 @@
     </w:tblStylePr>
     <w:tblStylePr w:type="lastCol">
       <w:rPr>
+        <w:rFonts w:eastAsia="黑体"/>
         <w:b/>
         <w:bCs/>
         <w:i w:val="0"/>
@@ -11169,6 +11700,7 @@
     </w:tcPr>
     <w:tblStylePr w:type="firstRow">
       <w:rPr>
+        <w:rFonts w:eastAsia="黑体"/>
         <w:b/>
         <w:bCs/>
         <w:i w:val="0"/>
@@ -11190,6 +11722,7 @@
     </w:tblStylePr>
     <w:tblStylePr w:type="lastRow">
       <w:rPr>
+        <w:rFonts w:eastAsia="黑体"/>
         <w:b/>
         <w:bCs/>
         <w:i w:val="0"/>
@@ -11211,6 +11744,7 @@
     </w:tblStylePr>
     <w:tblStylePr w:type="firstCol">
       <w:rPr>
+        <w:rFonts w:eastAsia="黑体"/>
         <w:b/>
         <w:bCs/>
         <w:i w:val="0"/>
@@ -11230,6 +11764,7 @@
     </w:tblStylePr>
     <w:tblStylePr w:type="lastCol">
       <w:rPr>
+        <w:rFonts w:eastAsia="黑体"/>
         <w:b/>
         <w:bCs/>
         <w:i w:val="0"/>
@@ -11310,6 +11845,7 @@
     </w:tcPr>
     <w:tblStylePr w:type="firstRow">
       <w:rPr>
+        <w:rFonts w:eastAsia="黑体"/>
         <w:b/>
         <w:bCs/>
         <w:i w:val="0"/>
@@ -11331,6 +11867,7 @@
     </w:tblStylePr>
     <w:tblStylePr w:type="lastRow">
       <w:rPr>
+        <w:rFonts w:eastAsia="黑体"/>
         <w:b/>
         <w:bCs/>
         <w:i w:val="0"/>
@@ -11352,6 +11889,7 @@
     </w:tblStylePr>
     <w:tblStylePr w:type="firstCol">
       <w:rPr>
+        <w:rFonts w:eastAsia="黑体"/>
         <w:b/>
         <w:bCs/>
         <w:i w:val="0"/>
@@ -11371,6 +11909,7 @@
     </w:tblStylePr>
     <w:tblStylePr w:type="lastCol">
       <w:rPr>
+        <w:rFonts w:eastAsia="黑体"/>
         <w:b/>
         <w:bCs/>
         <w:i w:val="0"/>
@@ -11451,6 +11990,7 @@
     </w:tcPr>
     <w:tblStylePr w:type="firstRow">
       <w:rPr>
+        <w:rFonts w:eastAsia="黑体"/>
         <w:b/>
         <w:bCs/>
         <w:i w:val="0"/>
@@ -11472,6 +12012,7 @@
     </w:tblStylePr>
     <w:tblStylePr w:type="lastRow">
       <w:rPr>
+        <w:rFonts w:eastAsia="黑体"/>
         <w:b/>
         <w:bCs/>
         <w:i w:val="0"/>
@@ -11493,6 +12034,7 @@
     </w:tblStylePr>
     <w:tblStylePr w:type="firstCol">
       <w:rPr>
+        <w:rFonts w:eastAsia="黑体"/>
         <w:b/>
         <w:bCs/>
         <w:i w:val="0"/>
@@ -11512,6 +12054,7 @@
     </w:tblStylePr>
     <w:tblStylePr w:type="lastCol">
       <w:rPr>
+        <w:rFonts w:eastAsia="黑体"/>
         <w:b/>
         <w:bCs/>
         <w:i w:val="0"/>
@@ -11592,6 +12135,7 @@
     </w:tcPr>
     <w:tblStylePr w:type="firstRow">
       <w:rPr>
+        <w:rFonts w:eastAsia="黑体"/>
         <w:b/>
         <w:bCs/>
         <w:i w:val="0"/>
@@ -11613,6 +12157,7 @@
     </w:tblStylePr>
     <w:tblStylePr w:type="lastRow">
       <w:rPr>
+        <w:rFonts w:eastAsia="黑体"/>
         <w:b/>
         <w:bCs/>
         <w:i w:val="0"/>
@@ -11634,6 +12179,7 @@
     </w:tblStylePr>
     <w:tblStylePr w:type="firstCol">
       <w:rPr>
+        <w:rFonts w:eastAsia="黑体"/>
         <w:b/>
         <w:bCs/>
         <w:i w:val="0"/>
@@ -11653,6 +12199,7 @@
     </w:tblStylePr>
     <w:tblStylePr w:type="lastCol">
       <w:rPr>
+        <w:rFonts w:eastAsia="黑体"/>
         <w:b/>
         <w:bCs/>
         <w:i w:val="0"/>
@@ -11733,6 +12280,7 @@
     </w:tcPr>
     <w:tblStylePr w:type="firstRow">
       <w:rPr>
+        <w:rFonts w:eastAsia="黑体"/>
         <w:b/>
         <w:bCs/>
         <w:i w:val="0"/>
@@ -11754,6 +12302,7 @@
     </w:tblStylePr>
     <w:tblStylePr w:type="lastRow">
       <w:rPr>
+        <w:rFonts w:eastAsia="黑体"/>
         <w:b/>
         <w:bCs/>
         <w:i w:val="0"/>
@@ -11775,6 +12324,7 @@
     </w:tblStylePr>
     <w:tblStylePr w:type="firstCol">
       <w:rPr>
+        <w:rFonts w:eastAsia="黑体"/>
         <w:b/>
         <w:bCs/>
         <w:i w:val="0"/>
@@ -11794,6 +12344,7 @@
     </w:tblStylePr>
     <w:tblStylePr w:type="lastCol">
       <w:rPr>
+        <w:rFonts w:eastAsia="黑体"/>
         <w:b/>
         <w:bCs/>
         <w:i w:val="0"/>
@@ -11851,6 +12402,7 @@
       <w:spacing w:after="0" w:line="240" w:lineRule="auto"/>
     </w:pPr>
     <w:rPr>
+      <w:rFonts w:eastAsia="黑体"/>
       <w:color w:themeColor="background1" w:val="FFFFFF"/>
     </w:rPr>
     <w:tblPr>
@@ -11869,6 +12421,7 @@
     </w:tcPr>
     <w:tblStylePr w:type="firstRow">
       <w:rPr>
+        <w:rFonts w:eastAsia="黑体"/>
         <w:b/>
         <w:bCs/>
       </w:rPr>
@@ -11965,6 +12518,7 @@
       <w:spacing w:after="0" w:line="240" w:lineRule="auto"/>
     </w:pPr>
     <w:rPr>
+      <w:rFonts w:eastAsia="黑体"/>
       <w:color w:themeColor="background1" w:val="FFFFFF"/>
     </w:rPr>
     <w:tblPr>
@@ -11983,6 +12537,7 @@
     </w:tcPr>
     <w:tblStylePr w:type="firstRow">
       <w:rPr>
+        <w:rFonts w:eastAsia="黑体"/>
         <w:b/>
         <w:bCs/>
       </w:rPr>
@@ -12079,6 +12634,7 @@
       <w:spacing w:after="0" w:line="240" w:lineRule="auto"/>
     </w:pPr>
     <w:rPr>
+      <w:rFonts w:eastAsia="黑体"/>
       <w:color w:themeColor="background1" w:val="FFFFFF"/>
     </w:rPr>
     <w:tblPr>
@@ -12097,6 +12653,7 @@
     </w:tcPr>
     <w:tblStylePr w:type="firstRow">
       <w:rPr>
+        <w:rFonts w:eastAsia="黑体"/>
         <w:b/>
         <w:bCs/>
       </w:rPr>
@@ -12193,6 +12750,7 @@
       <w:spacing w:after="0" w:line="240" w:lineRule="auto"/>
     </w:pPr>
     <w:rPr>
+      <w:rFonts w:eastAsia="黑体"/>
       <w:color w:themeColor="background1" w:val="FFFFFF"/>
     </w:rPr>
     <w:tblPr>
@@ -12211,6 +12769,7 @@
     </w:tcPr>
     <w:tblStylePr w:type="firstRow">
       <w:rPr>
+        <w:rFonts w:eastAsia="黑体"/>
         <w:b/>
         <w:bCs/>
       </w:rPr>
@@ -12307,6 +12866,7 @@
       <w:spacing w:after="0" w:line="240" w:lineRule="auto"/>
     </w:pPr>
     <w:rPr>
+      <w:rFonts w:eastAsia="黑体"/>
       <w:color w:themeColor="background1" w:val="FFFFFF"/>
     </w:rPr>
     <w:tblPr>
@@ -12325,6 +12885,7 @@
     </w:tcPr>
     <w:tblStylePr w:type="firstRow">
       <w:rPr>
+        <w:rFonts w:eastAsia="黑体"/>
         <w:b/>
         <w:bCs/>
       </w:rPr>
@@ -12421,6 +12982,7 @@
       <w:spacing w:after="0" w:line="240" w:lineRule="auto"/>
     </w:pPr>
     <w:rPr>
+      <w:rFonts w:eastAsia="黑体"/>
       <w:color w:themeColor="background1" w:val="FFFFFF"/>
     </w:rPr>
     <w:tblPr>
@@ -12439,6 +13001,7 @@
     </w:tcPr>
     <w:tblStylePr w:type="firstRow">
       <w:rPr>
+        <w:rFonts w:eastAsia="黑体"/>
         <w:b/>
         <w:bCs/>
       </w:rPr>
@@ -12535,6 +13098,7 @@
       <w:spacing w:after="0" w:line="240" w:lineRule="auto"/>
     </w:pPr>
     <w:rPr>
+      <w:rFonts w:eastAsia="黑体"/>
       <w:color w:themeColor="background1" w:val="FFFFFF"/>
     </w:rPr>
     <w:tblPr>
@@ -12553,6 +13117,7 @@
     </w:tcPr>
     <w:tblStylePr w:type="firstRow">
       <w:rPr>
+        <w:rFonts w:eastAsia="黑体"/>
         <w:b/>
         <w:bCs/>
       </w:rPr>
@@ -12649,6 +13214,7 @@
       <w:spacing w:after="0" w:line="240" w:lineRule="auto"/>
     </w:pPr>
     <w:rPr>
+      <w:rFonts w:eastAsia="黑体"/>
       <w:color w:themeColor="text1" w:val="000000"/>
     </w:rPr>
     <w:tblPr>
@@ -12675,6 +13241,7 @@
     </w:tcPr>
     <w:tblStylePr w:type="firstRow">
       <w:rPr>
+        <w:rFonts w:eastAsia="黑体"/>
         <w:b/>
         <w:bCs/>
       </w:rPr>
@@ -12693,6 +13260,7 @@
     </w:tblStylePr>
     <w:tblStylePr w:type="lastRow">
       <w:rPr>
+        <w:rFonts w:eastAsia="黑体"/>
         <w:b/>
         <w:bCs/>
         <w:color w:themeColor="background1" w:val="FFFFFF"/>
@@ -12707,6 +13275,7 @@
     </w:tblStylePr>
     <w:tblStylePr w:type="firstCol">
       <w:rPr>
+        <w:rFonts w:eastAsia="黑体"/>
         <w:color w:themeColor="background1" w:val="FFFFFF"/>
       </w:rPr>
       <w:tblPr/>
@@ -12724,6 +13293,7 @@
     </w:tblStylePr>
     <w:tblStylePr w:type="lastCol">
       <w:rPr>
+        <w:rFonts w:eastAsia="黑体"/>
         <w:color w:themeColor="background1" w:val="FFFFFF"/>
       </w:rPr>
       <w:tblPr/>
@@ -12753,11 +13323,13 @@
     </w:tblStylePr>
     <w:tblStylePr w:type="neCell">
       <w:rPr>
+        <w:rFonts w:eastAsia="黑体"/>
         <w:color w:themeColor="text1" w:val="000000"/>
       </w:rPr>
     </w:tblStylePr>
     <w:tblStylePr w:type="nwCell">
       <w:rPr>
+        <w:rFonts w:eastAsia="黑体"/>
         <w:color w:themeColor="text1" w:val="000000"/>
       </w:rPr>
     </w:tblStylePr>
@@ -12771,6 +13343,7 @@
       <w:spacing w:after="0" w:line="240" w:lineRule="auto"/>
     </w:pPr>
     <w:rPr>
+      <w:rFonts w:eastAsia="黑体"/>
       <w:color w:themeColor="text1" w:val="000000"/>
     </w:rPr>
     <w:tblPr>
@@ -12797,6 +13370,7 @@
     </w:tcPr>
     <w:tblStylePr w:type="firstRow">
       <w:rPr>
+        <w:rFonts w:eastAsia="黑体"/>
         <w:b/>
         <w:bCs/>
       </w:rPr>
@@ -12815,6 +13389,7 @@
     </w:tblStylePr>
     <w:tblStylePr w:type="lastRow">
       <w:rPr>
+        <w:rFonts w:eastAsia="黑体"/>
         <w:b/>
         <w:bCs/>
         <w:color w:themeColor="background1" w:val="FFFFFF"/>
@@ -12829,6 +13404,7 @@
     </w:tblStylePr>
     <w:tblStylePr w:type="firstCol">
       <w:rPr>
+        <w:rFonts w:eastAsia="黑体"/>
         <w:color w:themeColor="background1" w:val="FFFFFF"/>
       </w:rPr>
       <w:tblPr/>
@@ -12846,6 +13422,7 @@
     </w:tblStylePr>
     <w:tblStylePr w:type="lastCol">
       <w:rPr>
+        <w:rFonts w:eastAsia="黑体"/>
         <w:color w:themeColor="background1" w:val="FFFFFF"/>
       </w:rPr>
       <w:tblPr/>
@@ -12875,11 +13452,13 @@
     </w:tblStylePr>
     <w:tblStylePr w:type="neCell">
       <w:rPr>
+        <w:rFonts w:eastAsia="黑体"/>
         <w:color w:themeColor="text1" w:val="000000"/>
       </w:rPr>
     </w:tblStylePr>
     <w:tblStylePr w:type="nwCell">
       <w:rPr>
+        <w:rFonts w:eastAsia="黑体"/>
         <w:color w:themeColor="text1" w:val="000000"/>
       </w:rPr>
     </w:tblStylePr>
@@ -12893,6 +13472,7 @@
       <w:spacing w:after="0" w:line="240" w:lineRule="auto"/>
     </w:pPr>
     <w:rPr>
+      <w:rFonts w:eastAsia="黑体"/>
       <w:color w:themeColor="text1" w:val="000000"/>
     </w:rPr>
     <w:tblPr>
@@ -12919,6 +13499,7 @@
     </w:tcPr>
     <w:tblStylePr w:type="firstRow">
       <w:rPr>
+        <w:rFonts w:eastAsia="黑体"/>
         <w:b/>
         <w:bCs/>
       </w:rPr>
@@ -12937,6 +13518,7 @@
     </w:tblStylePr>
     <w:tblStylePr w:type="lastRow">
       <w:rPr>
+        <w:rFonts w:eastAsia="黑体"/>
         <w:b/>
         <w:bCs/>
         <w:color w:themeColor="background1" w:val="FFFFFF"/>
@@ -12951,6 +13533,7 @@
     </w:tblStylePr>
     <w:tblStylePr w:type="firstCol">
       <w:rPr>
+        <w:rFonts w:eastAsia="黑体"/>
         <w:color w:themeColor="background1" w:val="FFFFFF"/>
       </w:rPr>
       <w:tblPr/>
@@ -12968,6 +13551,7 @@
     </w:tblStylePr>
     <w:tblStylePr w:type="lastCol">
       <w:rPr>
+        <w:rFonts w:eastAsia="黑体"/>
         <w:color w:themeColor="background1" w:val="FFFFFF"/>
       </w:rPr>
       <w:tblPr/>
@@ -12997,11 +13581,13 @@
     </w:tblStylePr>
     <w:tblStylePr w:type="neCell">
       <w:rPr>
+        <w:rFonts w:eastAsia="黑体"/>
         <w:color w:themeColor="text1" w:val="000000"/>
       </w:rPr>
     </w:tblStylePr>
     <w:tblStylePr w:type="nwCell">
       <w:rPr>
+        <w:rFonts w:eastAsia="黑体"/>
         <w:color w:themeColor="text1" w:val="000000"/>
       </w:rPr>
     </w:tblStylePr>
@@ -13015,6 +13601,7 @@
       <w:spacing w:after="0" w:line="240" w:lineRule="auto"/>
     </w:pPr>
     <w:rPr>
+      <w:rFonts w:eastAsia="黑体"/>
       <w:color w:themeColor="text1" w:val="000000"/>
     </w:rPr>
     <w:tblPr>
@@ -13041,6 +13628,7 @@
     </w:tcPr>
     <w:tblStylePr w:type="firstRow">
       <w:rPr>
+        <w:rFonts w:eastAsia="黑体"/>
         <w:b/>
         <w:bCs/>
       </w:rPr>
@@ -13059,6 +13647,7 @@
     </w:tblStylePr>
     <w:tblStylePr w:type="lastRow">
       <w:rPr>
+        <w:rFonts w:eastAsia="黑体"/>
         <w:b/>
         <w:bCs/>
         <w:color w:themeColor="background1" w:val="FFFFFF"/>
@@ -13073,6 +13662,7 @@
     </w:tblStylePr>
     <w:tblStylePr w:type="firstCol">
       <w:rPr>
+        <w:rFonts w:eastAsia="黑体"/>
         <w:color w:themeColor="background1" w:val="FFFFFF"/>
       </w:rPr>
       <w:tblPr/>
@@ -13090,6 +13680,7 @@
     </w:tblStylePr>
     <w:tblStylePr w:type="lastCol">
       <w:rPr>
+        <w:rFonts w:eastAsia="黑体"/>
         <w:color w:themeColor="background1" w:val="FFFFFF"/>
       </w:rPr>
       <w:tblPr/>
@@ -13127,6 +13718,7 @@
       <w:spacing w:after="0" w:line="240" w:lineRule="auto"/>
     </w:pPr>
     <w:rPr>
+      <w:rFonts w:eastAsia="黑体"/>
       <w:color w:themeColor="text1" w:val="000000"/>
     </w:rPr>
     <w:tblPr>
@@ -13153,6 +13745,7 @@
     </w:tcPr>
     <w:tblStylePr w:type="firstRow">
       <w:rPr>
+        <w:rFonts w:eastAsia="黑体"/>
         <w:b/>
         <w:bCs/>
       </w:rPr>
@@ -13171,6 +13764,7 @@
     </w:tblStylePr>
     <w:tblStylePr w:type="lastRow">
       <w:rPr>
+        <w:rFonts w:eastAsia="黑体"/>
         <w:b/>
         <w:bCs/>
         <w:color w:themeColor="background1" w:val="FFFFFF"/>
@@ -13185,6 +13779,7 @@
     </w:tblStylePr>
     <w:tblStylePr w:type="firstCol">
       <w:rPr>
+        <w:rFonts w:eastAsia="黑体"/>
         <w:color w:themeColor="background1" w:val="FFFFFF"/>
       </w:rPr>
       <w:tblPr/>
@@ -13202,6 +13797,7 @@
     </w:tblStylePr>
     <w:tblStylePr w:type="lastCol">
       <w:rPr>
+        <w:rFonts w:eastAsia="黑体"/>
         <w:color w:themeColor="background1" w:val="FFFFFF"/>
       </w:rPr>
       <w:tblPr/>
@@ -13231,11 +13827,13 @@
     </w:tblStylePr>
     <w:tblStylePr w:type="neCell">
       <w:rPr>
+        <w:rFonts w:eastAsia="黑体"/>
         <w:color w:themeColor="text1" w:val="000000"/>
       </w:rPr>
     </w:tblStylePr>
     <w:tblStylePr w:type="nwCell">
       <w:rPr>
+        <w:rFonts w:eastAsia="黑体"/>
         <w:color w:themeColor="text1" w:val="000000"/>
       </w:rPr>
     </w:tblStylePr>
@@ -13249,6 +13847,7 @@
       <w:spacing w:after="0" w:line="240" w:lineRule="auto"/>
     </w:pPr>
     <w:rPr>
+      <w:rFonts w:eastAsia="黑体"/>
       <w:color w:themeColor="text1" w:val="000000"/>
     </w:rPr>
     <w:tblPr>
@@ -13275,6 +13874,7 @@
     </w:tcPr>
     <w:tblStylePr w:type="firstRow">
       <w:rPr>
+        <w:rFonts w:eastAsia="黑体"/>
         <w:b/>
         <w:bCs/>
       </w:rPr>
@@ -13293,6 +13893,7 @@
     </w:tblStylePr>
     <w:tblStylePr w:type="lastRow">
       <w:rPr>
+        <w:rFonts w:eastAsia="黑体"/>
         <w:b/>
         <w:bCs/>
         <w:color w:themeColor="background1" w:val="FFFFFF"/>
@@ -13307,6 +13908,7 @@
     </w:tblStylePr>
     <w:tblStylePr w:type="firstCol">
       <w:rPr>
+        <w:rFonts w:eastAsia="黑体"/>
         <w:color w:themeColor="background1" w:val="FFFFFF"/>
       </w:rPr>
       <w:tblPr/>
@@ -13324,6 +13926,7 @@
     </w:tblStylePr>
     <w:tblStylePr w:type="lastCol">
       <w:rPr>
+        <w:rFonts w:eastAsia="黑体"/>
         <w:color w:themeColor="background1" w:val="FFFFFF"/>
       </w:rPr>
       <w:tblPr/>
@@ -13353,11 +13956,13 @@
     </w:tblStylePr>
     <w:tblStylePr w:type="neCell">
       <w:rPr>
+        <w:rFonts w:eastAsia="黑体"/>
         <w:color w:themeColor="text1" w:val="000000"/>
       </w:rPr>
     </w:tblStylePr>
     <w:tblStylePr w:type="nwCell">
       <w:rPr>
+        <w:rFonts w:eastAsia="黑体"/>
         <w:color w:themeColor="text1" w:val="000000"/>
       </w:rPr>
     </w:tblStylePr>
@@ -13371,6 +13976,7 @@
       <w:spacing w:after="0" w:line="240" w:lineRule="auto"/>
     </w:pPr>
     <w:rPr>
+      <w:rFonts w:eastAsia="黑体"/>
       <w:color w:themeColor="text1" w:val="000000"/>
     </w:rPr>
     <w:tblPr>
@@ -13397,6 +14003,7 @@
     </w:tcPr>
     <w:tblStylePr w:type="firstRow">
       <w:rPr>
+        <w:rFonts w:eastAsia="黑体"/>
         <w:b/>
         <w:bCs/>
       </w:rPr>
@@ -13415,6 +14022,7 @@
     </w:tblStylePr>
     <w:tblStylePr w:type="lastRow">
       <w:rPr>
+        <w:rFonts w:eastAsia="黑体"/>
         <w:b/>
         <w:bCs/>
         <w:color w:themeColor="background1" w:val="FFFFFF"/>
@@ -13429,6 +14037,7 @@
     </w:tblStylePr>
     <w:tblStylePr w:type="firstCol">
       <w:rPr>
+        <w:rFonts w:eastAsia="黑体"/>
         <w:color w:themeColor="background1" w:val="FFFFFF"/>
       </w:rPr>
       <w:tblPr/>
@@ -13446,6 +14055,7 @@
     </w:tblStylePr>
     <w:tblStylePr w:type="lastCol">
       <w:rPr>
+        <w:rFonts w:eastAsia="黑体"/>
         <w:color w:themeColor="background1" w:val="FFFFFF"/>
       </w:rPr>
       <w:tblPr/>
@@ -13475,11 +14085,13 @@
     </w:tblStylePr>
     <w:tblStylePr w:type="neCell">
       <w:rPr>
+        <w:rFonts w:eastAsia="黑体"/>
         <w:color w:themeColor="text1" w:val="000000"/>
       </w:rPr>
     </w:tblStylePr>
     <w:tblStylePr w:type="nwCell">
       <w:rPr>
+        <w:rFonts w:eastAsia="黑体"/>
         <w:color w:themeColor="text1" w:val="000000"/>
       </w:rPr>
     </w:tblStylePr>
@@ -13493,6 +14105,7 @@
       <w:spacing w:after="0" w:line="240" w:lineRule="auto"/>
     </w:pPr>
     <w:rPr>
+      <w:rFonts w:eastAsia="黑体"/>
       <w:color w:themeColor="text1" w:val="000000"/>
     </w:rPr>
     <w:tblPr>
@@ -13511,6 +14124,7 @@
     </w:tcPr>
     <w:tblStylePr w:type="firstRow">
       <w:rPr>
+        <w:rFonts w:eastAsia="黑体"/>
         <w:b/>
         <w:bCs/>
         <w:color w:themeColor="background1" w:val="FFFFFF"/>
@@ -13525,6 +14139,7 @@
     </w:tblStylePr>
     <w:tblStylePr w:type="lastRow">
       <w:rPr>
+        <w:rFonts w:eastAsia="黑体"/>
         <w:b/>
         <w:bCs/>
         <w:color w:themeColor="accent2" w:themeShade="CC" w:val="9E3A38"/>
@@ -13539,12 +14154,14 @@
     </w:tblStylePr>
     <w:tblStylePr w:type="firstCol">
       <w:rPr>
+        <w:rFonts w:eastAsia="黑体"/>
         <w:b/>
         <w:bCs/>
       </w:rPr>
     </w:tblStylePr>
     <w:tblStylePr w:type="lastCol">
       <w:rPr>
+        <w:rFonts w:eastAsia="黑体"/>
         <w:b/>
         <w:bCs/>
       </w:rPr>
@@ -13579,6 +14196,7 @@
       <w:spacing w:after="0" w:line="240" w:lineRule="auto"/>
     </w:pPr>
     <w:rPr>
+      <w:rFonts w:eastAsia="黑体"/>
       <w:color w:themeColor="text1" w:val="000000"/>
     </w:rPr>
     <w:tblPr>
@@ -13597,6 +14215,7 @@
     </w:tcPr>
     <w:tblStylePr w:type="firstRow">
       <w:rPr>
+        <w:rFonts w:eastAsia="黑体"/>
         <w:b/>
         <w:bCs/>
         <w:color w:themeColor="background1" w:val="FFFFFF"/>
@@ -13611,6 +14230,7 @@
     </w:tblStylePr>
     <w:tblStylePr w:type="lastRow">
       <w:rPr>
+        <w:rFonts w:eastAsia="黑体"/>
         <w:b/>
         <w:bCs/>
         <w:color w:themeColor="accent2" w:themeShade="CC" w:val="9E3A38"/>
@@ -13625,12 +14245,14 @@
     </w:tblStylePr>
     <w:tblStylePr w:type="firstCol">
       <w:rPr>
+        <w:rFonts w:eastAsia="黑体"/>
         <w:b/>
         <w:bCs/>
       </w:rPr>
     </w:tblStylePr>
     <w:tblStylePr w:type="lastCol">
       <w:rPr>
+        <w:rFonts w:eastAsia="黑体"/>
         <w:b/>
         <w:bCs/>
       </w:rPr>
@@ -13665,6 +14287,7 @@
       <w:spacing w:after="0" w:line="240" w:lineRule="auto"/>
     </w:pPr>
     <w:rPr>
+      <w:rFonts w:eastAsia="黑体"/>
       <w:color w:themeColor="text1" w:val="000000"/>
     </w:rPr>
     <w:tblPr>
@@ -13683,6 +14306,7 @@
     </w:tcPr>
     <w:tblStylePr w:type="firstRow">
       <w:rPr>
+        <w:rFonts w:eastAsia="黑体"/>
         <w:b/>
         <w:bCs/>
         <w:color w:themeColor="background1" w:val="FFFFFF"/>
@@ -13697,6 +14321,7 @@
     </w:tblStylePr>
     <w:tblStylePr w:type="lastRow">
       <w:rPr>
+        <w:rFonts w:eastAsia="黑体"/>
         <w:b/>
         <w:bCs/>
         <w:color w:themeColor="accent2" w:themeShade="CC" w:val="9E3A38"/>
@@ -13711,12 +14336,14 @@
     </w:tblStylePr>
     <w:tblStylePr w:type="firstCol">
       <w:rPr>
+        <w:rFonts w:eastAsia="黑体"/>
         <w:b/>
         <w:bCs/>
       </w:rPr>
     </w:tblStylePr>
     <w:tblStylePr w:type="lastCol">
       <w:rPr>
+        <w:rFonts w:eastAsia="黑体"/>
         <w:b/>
         <w:bCs/>
       </w:rPr>
@@ -13751,6 +14378,7 @@
       <w:spacing w:after="0" w:line="240" w:lineRule="auto"/>
     </w:pPr>
     <w:rPr>
+      <w:rFonts w:eastAsia="黑体"/>
       <w:color w:themeColor="text1" w:val="000000"/>
     </w:rPr>
     <w:tblPr>
@@ -13769,6 +14397,7 @@
     </w:tcPr>
     <w:tblStylePr w:type="firstRow">
       <w:rPr>
+        <w:rFonts w:eastAsia="黑体"/>
         <w:b/>
         <w:bCs/>
         <w:color w:themeColor="background1" w:val="FFFFFF"/>
@@ -13783,6 +14412,7 @@
     </w:tblStylePr>
     <w:tblStylePr w:type="lastRow">
       <w:rPr>
+        <w:rFonts w:eastAsia="黑体"/>
         <w:b/>
         <w:bCs/>
         <w:color w:themeColor="accent4" w:themeShade="CC" w:val="664E82"/>
@@ -13797,12 +14427,14 @@
     </w:tblStylePr>
     <w:tblStylePr w:type="firstCol">
       <w:rPr>
+        <w:rFonts w:eastAsia="黑体"/>
         <w:b/>
         <w:bCs/>
       </w:rPr>
     </w:tblStylePr>
     <w:tblStylePr w:type="lastCol">
       <w:rPr>
+        <w:rFonts w:eastAsia="黑体"/>
         <w:b/>
         <w:bCs/>
       </w:rPr>
@@ -13837,6 +14469,7 @@
       <w:spacing w:after="0" w:line="240" w:lineRule="auto"/>
     </w:pPr>
     <w:rPr>
+      <w:rFonts w:eastAsia="黑体"/>
       <w:color w:themeColor="text1" w:val="000000"/>
     </w:rPr>
     <w:tblPr>
@@ -13855,6 +14488,7 @@
     </w:tcPr>
     <w:tblStylePr w:type="firstRow">
       <w:rPr>
+        <w:rFonts w:eastAsia="黑体"/>
         <w:b/>
         <w:bCs/>
         <w:color w:themeColor="background1" w:val="FFFFFF"/>
@@ -13869,6 +14503,7 @@
     </w:tblStylePr>
     <w:tblStylePr w:type="lastRow">
       <w:rPr>
+        <w:rFonts w:eastAsia="黑体"/>
         <w:b/>
         <w:bCs/>
         <w:color w:themeColor="accent3" w:themeShade="CC" w:val="7E9C40"/>
@@ -13883,12 +14518,14 @@
     </w:tblStylePr>
     <w:tblStylePr w:type="firstCol">
       <w:rPr>
+        <w:rFonts w:eastAsia="黑体"/>
         <w:b/>
         <w:bCs/>
       </w:rPr>
     </w:tblStylePr>
     <w:tblStylePr w:type="lastCol">
       <w:rPr>
+        <w:rFonts w:eastAsia="黑体"/>
         <w:b/>
         <w:bCs/>
       </w:rPr>
@@ -13923,6 +14560,7 @@
       <w:spacing w:after="0" w:line="240" w:lineRule="auto"/>
     </w:pPr>
     <w:rPr>
+      <w:rFonts w:eastAsia="黑体"/>
       <w:color w:themeColor="text1" w:val="000000"/>
     </w:rPr>
     <w:tblPr>
@@ -13941,6 +14579,7 @@
     </w:tcPr>
     <w:tblStylePr w:type="firstRow">
       <w:rPr>
+        <w:rFonts w:eastAsia="黑体"/>
         <w:b/>
         <w:bCs/>
         <w:color w:themeColor="background1" w:val="FFFFFF"/>
@@ -13955,6 +14594,7 @@
     </w:tblStylePr>
     <w:tblStylePr w:type="lastRow">
       <w:rPr>
+        <w:rFonts w:eastAsia="黑体"/>
         <w:b/>
         <w:bCs/>
         <w:color w:themeColor="accent6" w:themeShade="CC" w:val="F2730A"/>
@@ -13969,12 +14609,14 @@
     </w:tblStylePr>
     <w:tblStylePr w:type="firstCol">
       <w:rPr>
+        <w:rFonts w:eastAsia="黑体"/>
         <w:b/>
         <w:bCs/>
       </w:rPr>
     </w:tblStylePr>
     <w:tblStylePr w:type="lastCol">
       <w:rPr>
+        <w:rFonts w:eastAsia="黑体"/>
         <w:b/>
         <w:bCs/>
       </w:rPr>
@@ -14009,6 +14651,7 @@
       <w:spacing w:after="0" w:line="240" w:lineRule="auto"/>
     </w:pPr>
     <w:rPr>
+      <w:rFonts w:eastAsia="黑体"/>
       <w:color w:themeColor="text1" w:val="000000"/>
     </w:rPr>
     <w:tblPr>
@@ -14027,6 +14670,7 @@
     </w:tcPr>
     <w:tblStylePr w:type="firstRow">
       <w:rPr>
+        <w:rFonts w:eastAsia="黑体"/>
         <w:b/>
         <w:bCs/>
         <w:color w:themeColor="background1" w:val="FFFFFF"/>
@@ -14041,6 +14685,7 @@
     </w:tblStylePr>
     <w:tblStylePr w:type="lastRow">
       <w:rPr>
+        <w:rFonts w:eastAsia="黑体"/>
         <w:b/>
         <w:bCs/>
         <w:color w:themeColor="accent5" w:themeShade="CC" w:val="348DA5"/>
@@ -14055,12 +14700,14 @@
     </w:tblStylePr>
     <w:tblStylePr w:type="firstCol">
       <w:rPr>
+        <w:rFonts w:eastAsia="黑体"/>
         <w:b/>
         <w:bCs/>
       </w:rPr>
     </w:tblStylePr>
     <w:tblStylePr w:type="lastCol">
       <w:rPr>
+        <w:rFonts w:eastAsia="黑体"/>
         <w:b/>
         <w:bCs/>
       </w:rPr>
@@ -14095,6 +14742,7 @@
       <w:spacing w:after="0" w:line="240" w:lineRule="auto"/>
     </w:pPr>
     <w:rPr>
+      <w:rFonts w:eastAsia="黑体"/>
       <w:color w:themeColor="text1" w:val="000000"/>
     </w:rPr>
     <w:tblPr>
@@ -14116,6 +14764,7 @@
     </w:tcPr>
     <w:tblStylePr w:type="firstRow">
       <w:rPr>
+        <w:rFonts w:eastAsia="黑体"/>
         <w:b/>
         <w:bCs/>
       </w:rPr>
@@ -14126,6 +14775,7 @@
     </w:tblStylePr>
     <w:tblStylePr w:type="lastRow">
       <w:rPr>
+        <w:rFonts w:eastAsia="黑体"/>
         <w:b/>
         <w:bCs/>
         <w:color w:themeColor="text1" w:val="000000"/>
@@ -14137,6 +14787,7 @@
     </w:tblStylePr>
     <w:tblStylePr w:type="firstCol">
       <w:rPr>
+        <w:rFonts w:eastAsia="黑体"/>
         <w:color w:themeColor="background1" w:val="FFFFFF"/>
       </w:rPr>
       <w:tblPr/>
@@ -14146,6 +14797,7 @@
     </w:tblStylePr>
     <w:tblStylePr w:type="lastCol">
       <w:rPr>
+        <w:rFonts w:eastAsia="黑体"/>
         <w:color w:themeColor="background1" w:val="FFFFFF"/>
       </w:rPr>
       <w:tblPr/>
@@ -14175,6 +14827,7 @@
       <w:spacing w:after="0" w:line="240" w:lineRule="auto"/>
     </w:pPr>
     <w:rPr>
+      <w:rFonts w:eastAsia="黑体"/>
       <w:color w:themeColor="text1" w:val="000000"/>
     </w:rPr>
     <w:tblPr>
@@ -14196,6 +14849,7 @@
     </w:tcPr>
     <w:tblStylePr w:type="firstRow">
       <w:rPr>
+        <w:rFonts w:eastAsia="黑体"/>
         <w:b/>
         <w:bCs/>
       </w:rPr>
@@ -14206,6 +14860,7 @@
     </w:tblStylePr>
     <w:tblStylePr w:type="lastRow">
       <w:rPr>
+        <w:rFonts w:eastAsia="黑体"/>
         <w:b/>
         <w:bCs/>
         <w:color w:themeColor="text1" w:val="000000"/>
@@ -14217,6 +14872,7 @@
     </w:tblStylePr>
     <w:tblStylePr w:type="firstCol">
       <w:rPr>
+        <w:rFonts w:eastAsia="黑体"/>
         <w:color w:themeColor="background1" w:val="FFFFFF"/>
       </w:rPr>
       <w:tblPr/>
@@ -14226,6 +14882,7 @@
     </w:tblStylePr>
     <w:tblStylePr w:type="lastCol">
       <w:rPr>
+        <w:rFonts w:eastAsia="黑体"/>
         <w:color w:themeColor="background1" w:val="FFFFFF"/>
       </w:rPr>
       <w:tblPr/>
@@ -14255,6 +14912,7 @@
       <w:spacing w:after="0" w:line="240" w:lineRule="auto"/>
     </w:pPr>
     <w:rPr>
+      <w:rFonts w:eastAsia="黑体"/>
       <w:color w:themeColor="text1" w:val="000000"/>
     </w:rPr>
     <w:tblPr>
@@ -14276,6 +14934,7 @@
     </w:tcPr>
     <w:tblStylePr w:type="firstRow">
       <w:rPr>
+        <w:rFonts w:eastAsia="黑体"/>
         <w:b/>
         <w:bCs/>
       </w:rPr>
@@ -14286,6 +14945,7 @@
     </w:tblStylePr>
     <w:tblStylePr w:type="lastRow">
       <w:rPr>
+        <w:rFonts w:eastAsia="黑体"/>
         <w:b/>
         <w:bCs/>
         <w:color w:themeColor="text1" w:val="000000"/>
@@ -14297,6 +14957,7 @@
     </w:tblStylePr>
     <w:tblStylePr w:type="firstCol">
       <w:rPr>
+        <w:rFonts w:eastAsia="黑体"/>
         <w:color w:themeColor="background1" w:val="FFFFFF"/>
       </w:rPr>
       <w:tblPr/>
@@ -14306,6 +14967,7 @@
     </w:tblStylePr>
     <w:tblStylePr w:type="lastCol">
       <w:rPr>
+        <w:rFonts w:eastAsia="黑体"/>
         <w:color w:themeColor="background1" w:val="FFFFFF"/>
       </w:rPr>
       <w:tblPr/>
@@ -14335,6 +14997,7 @@
       <w:spacing w:after="0" w:line="240" w:lineRule="auto"/>
     </w:pPr>
     <w:rPr>
+      <w:rFonts w:eastAsia="黑体"/>
       <w:color w:themeColor="text1" w:val="000000"/>
     </w:rPr>
     <w:tblPr>
@@ -14356,6 +15019,7 @@
     </w:tcPr>
     <w:tblStylePr w:type="firstRow">
       <w:rPr>
+        <w:rFonts w:eastAsia="黑体"/>
         <w:b/>
         <w:bCs/>
       </w:rPr>
@@ -14366,6 +15030,7 @@
     </w:tblStylePr>
     <w:tblStylePr w:type="lastRow">
       <w:rPr>
+        <w:rFonts w:eastAsia="黑体"/>
         <w:b/>
         <w:bCs/>
         <w:color w:themeColor="text1" w:val="000000"/>
@@ -14377,6 +15042,7 @@
     </w:tblStylePr>
     <w:tblStylePr w:type="firstCol">
       <w:rPr>
+        <w:rFonts w:eastAsia="黑体"/>
         <w:color w:themeColor="background1" w:val="FFFFFF"/>
       </w:rPr>
       <w:tblPr/>
@@ -14386,6 +15052,7 @@
     </w:tblStylePr>
     <w:tblStylePr w:type="lastCol">
       <w:rPr>
+        <w:rFonts w:eastAsia="黑体"/>
         <w:color w:themeColor="background1" w:val="FFFFFF"/>
       </w:rPr>
       <w:tblPr/>
@@ -14415,6 +15082,7 @@
       <w:spacing w:after="0" w:line="240" w:lineRule="auto"/>
     </w:pPr>
     <w:rPr>
+      <w:rFonts w:eastAsia="黑体"/>
       <w:color w:themeColor="text1" w:val="000000"/>
     </w:rPr>
     <w:tblPr>
@@ -14436,6 +15104,7 @@
     </w:tcPr>
     <w:tblStylePr w:type="firstRow">
       <w:rPr>
+        <w:rFonts w:eastAsia="黑体"/>
         <w:b/>
         <w:bCs/>
       </w:rPr>
@@ -14446,6 +15115,7 @@
     </w:tblStylePr>
     <w:tblStylePr w:type="lastRow">
       <w:rPr>
+        <w:rFonts w:eastAsia="黑体"/>
         <w:b/>
         <w:bCs/>
         <w:color w:themeColor="text1" w:val="000000"/>
@@ -14457,6 +15127,7 @@
     </w:tblStylePr>
     <w:tblStylePr w:type="firstCol">
       <w:rPr>
+        <w:rFonts w:eastAsia="黑体"/>
         <w:color w:themeColor="background1" w:val="FFFFFF"/>
       </w:rPr>
       <w:tblPr/>
@@ -14466,6 +15137,7 @@
     </w:tblStylePr>
     <w:tblStylePr w:type="lastCol">
       <w:rPr>
+        <w:rFonts w:eastAsia="黑体"/>
         <w:color w:themeColor="background1" w:val="FFFFFF"/>
       </w:rPr>
       <w:tblPr/>
@@ -14495,6 +15167,7 @@
       <w:spacing w:after="0" w:line="240" w:lineRule="auto"/>
     </w:pPr>
     <w:rPr>
+      <w:rFonts w:eastAsia="黑体"/>
       <w:color w:themeColor="text1" w:val="000000"/>
     </w:rPr>
     <w:tblPr>
@@ -14516,6 +15189,7 @@
     </w:tcPr>
     <w:tblStylePr w:type="firstRow">
       <w:rPr>
+        <w:rFonts w:eastAsia="黑体"/>
         <w:b/>
         <w:bCs/>
       </w:rPr>
@@ -14526,6 +15200,7 @@
     </w:tblStylePr>
     <w:tblStylePr w:type="lastRow">
       <w:rPr>
+        <w:rFonts w:eastAsia="黑体"/>
         <w:b/>
         <w:bCs/>
         <w:color w:themeColor="text1" w:val="000000"/>
@@ -14537,6 +15212,7 @@
     </w:tblStylePr>
     <w:tblStylePr w:type="firstCol">
       <w:rPr>
+        <w:rFonts w:eastAsia="黑体"/>
         <w:color w:themeColor="background1" w:val="FFFFFF"/>
       </w:rPr>
       <w:tblPr/>
@@ -14546,6 +15222,7 @@
     </w:tblStylePr>
     <w:tblStylePr w:type="lastCol">
       <w:rPr>
+        <w:rFonts w:eastAsia="黑体"/>
         <w:color w:themeColor="background1" w:val="FFFFFF"/>
       </w:rPr>
       <w:tblPr/>
@@ -14575,6 +15252,7 @@
       <w:spacing w:after="0" w:line="240" w:lineRule="auto"/>
     </w:pPr>
     <w:rPr>
+      <w:rFonts w:eastAsia="黑体"/>
       <w:color w:themeColor="text1" w:val="000000"/>
     </w:rPr>
     <w:tblPr>
@@ -14596,6 +15274,7 @@
     </w:tcPr>
     <w:tblStylePr w:type="firstRow">
       <w:rPr>
+        <w:rFonts w:eastAsia="黑体"/>
         <w:b/>
         <w:bCs/>
       </w:rPr>
@@ -14606,6 +15285,7 @@
     </w:tblStylePr>
     <w:tblStylePr w:type="lastRow">
       <w:rPr>
+        <w:rFonts w:eastAsia="黑体"/>
         <w:b/>
         <w:bCs/>
         <w:color w:themeColor="text1" w:val="000000"/>
@@ -14617,6 +15297,7 @@
     </w:tblStylePr>
     <w:tblStylePr w:type="firstCol">
       <w:rPr>
+        <w:rFonts w:eastAsia="黑体"/>
         <w:color w:themeColor="background1" w:val="FFFFFF"/>
       </w:rPr>
       <w:tblPr/>
@@ -14626,6 +15307,7 @@
     </w:tblStylePr>
     <w:tblStylePr w:type="lastCol">
       <w:rPr>
+        <w:rFonts w:eastAsia="黑体"/>
         <w:color w:themeColor="background1" w:val="FFFFFF"/>
       </w:rPr>
       <w:tblPr/>
@@ -14658,6 +15340,7 @@
     <w:name w:val="KeywordTok"/>
     <w:basedOn w:val="VerbatimChar"/>
     <w:rPr>
+      <w:rFonts w:eastAsia="黑体"/>
       <w:b/>
       <w:color w:val="007020"/>
     </w:rPr>
@@ -14666,6 +15349,7 @@
     <w:name w:val="DataTypeTok"/>
     <w:basedOn w:val="VerbatimChar"/>
     <w:rPr>
+      <w:rFonts w:eastAsia="黑体"/>
       <w:color w:val="902000"/>
     </w:rPr>
   </w:style>
@@ -14673,6 +15357,7 @@
     <w:name w:val="DecValTok"/>
     <w:basedOn w:val="VerbatimChar"/>
     <w:rPr>
+      <w:rFonts w:eastAsia="黑体"/>
       <w:color w:val="40a070"/>
     </w:rPr>
   </w:style>
@@ -14680,6 +15365,7 @@
     <w:name w:val="BaseNTok"/>
     <w:basedOn w:val="VerbatimChar"/>
     <w:rPr>
+      <w:rFonts w:eastAsia="黑体"/>
       <w:color w:val="40a070"/>
     </w:rPr>
   </w:style>
@@ -14687,6 +15373,7 @@
     <w:name w:val="FloatTok"/>
     <w:basedOn w:val="VerbatimChar"/>
     <w:rPr>
+      <w:rFonts w:eastAsia="黑体"/>
       <w:color w:val="40a070"/>
     </w:rPr>
   </w:style>
@@ -14694,6 +15381,7 @@
     <w:name w:val="ConstantTok"/>
     <w:basedOn w:val="VerbatimChar"/>
     <w:rPr>
+      <w:rFonts w:eastAsia="黑体"/>
       <w:color w:val="880000"/>
     </w:rPr>
   </w:style>
@@ -14701,6 +15389,7 @@
     <w:name w:val="CharTok"/>
     <w:basedOn w:val="VerbatimChar"/>
     <w:rPr>
+      <w:rFonts w:eastAsia="黑体"/>
       <w:color w:val="4070a0"/>
     </w:rPr>
   </w:style>
@@ -14708,6 +15397,7 @@
     <w:name w:val="SpecialCharTok"/>
     <w:basedOn w:val="VerbatimChar"/>
     <w:rPr>
+      <w:rFonts w:eastAsia="黑体"/>
       <w:color w:val="4070a0"/>
     </w:rPr>
   </w:style>
@@ -14715,6 +15405,7 @@
     <w:name w:val="StringTok"/>
     <w:basedOn w:val="VerbatimChar"/>
     <w:rPr>
+      <w:rFonts w:eastAsia="黑体"/>
       <w:color w:val="4070a0"/>
     </w:rPr>
   </w:style>
@@ -14722,6 +15413,7 @@
     <w:name w:val="VerbatimStringTok"/>
     <w:basedOn w:val="VerbatimChar"/>
     <w:rPr>
+      <w:rFonts w:eastAsia="黑体"/>
       <w:color w:val="4070a0"/>
     </w:rPr>
   </w:style>
@@ -14729,6 +15421,7 @@
     <w:name w:val="SpecialStringTok"/>
     <w:basedOn w:val="VerbatimChar"/>
     <w:rPr>
+      <w:rFonts w:eastAsia="黑体"/>
       <w:color w:val="bb6688"/>
     </w:rPr>
   </w:style>
@@ -14736,6 +15429,7 @@
     <w:name w:val="ImportTok"/>
     <w:basedOn w:val="VerbatimChar"/>
     <w:rPr>
+      <w:rFonts w:eastAsia="黑体"/>
       <w:b/>
       <w:color w:val="008000"/>
     </w:rPr>
@@ -14744,6 +15438,7 @@
     <w:name w:val="CommentTok"/>
     <w:basedOn w:val="VerbatimChar"/>
     <w:rPr>
+      <w:rFonts w:eastAsia="黑体"/>
       <w:i/>
       <w:color w:val="60a0b0"/>
     </w:rPr>
@@ -14752,6 +15447,7 @@
     <w:name w:val="DocumentationTok"/>
     <w:basedOn w:val="VerbatimChar"/>
     <w:rPr>
+      <w:rFonts w:eastAsia="黑体"/>
       <w:i/>
       <w:color w:val="ba2121"/>
     </w:rPr>
@@ -14760,6 +15456,7 @@
     <w:name w:val="AnnotationTok"/>
     <w:basedOn w:val="VerbatimChar"/>
     <w:rPr>
+      <w:rFonts w:eastAsia="黑体"/>
       <w:b/>
       <w:i/>
       <w:color w:val="60a0b0"/>
@@ -14769,6 +15466,7 @@
     <w:name w:val="CommentVarTok"/>
     <w:basedOn w:val="VerbatimChar"/>
     <w:rPr>
+      <w:rFonts w:eastAsia="黑体"/>
       <w:b/>
       <w:i/>
       <w:color w:val="60a0b0"/>
@@ -14778,6 +15476,7 @@
     <w:name w:val="OtherTok"/>
     <w:basedOn w:val="VerbatimChar"/>
     <w:rPr>
+      <w:rFonts w:eastAsia="黑体"/>
       <w:color w:val="007020"/>
     </w:rPr>
   </w:style>
@@ -14785,6 +15484,7 @@
     <w:name w:val="FunctionTok"/>
     <w:basedOn w:val="VerbatimChar"/>
     <w:rPr>
+      <w:rFonts w:eastAsia="黑体"/>
       <w:color w:val="06287e"/>
     </w:rPr>
   </w:style>
@@ -14792,6 +15492,7 @@
     <w:name w:val="VariableTok"/>
     <w:basedOn w:val="VerbatimChar"/>
     <w:rPr>
+      <w:rFonts w:eastAsia="黑体"/>
       <w:color w:val="19177c"/>
     </w:rPr>
   </w:style>
@@ -14799,6 +15500,7 @@
     <w:name w:val="ControlFlowTok"/>
     <w:basedOn w:val="VerbatimChar"/>
     <w:rPr>
+      <w:rFonts w:eastAsia="黑体"/>
       <w:b/>
       <w:color w:val="007020"/>
     </w:rPr>
@@ -14807,6 +15509,7 @@
     <w:name w:val="OperatorTok"/>
     <w:basedOn w:val="VerbatimChar"/>
     <w:rPr>
+      <w:rFonts w:eastAsia="黑体"/>
       <w:color w:val="666666"/>
     </w:rPr>
   </w:style>
@@ -14814,18 +15517,22 @@
     <w:name w:val="BuiltInTok"/>
     <w:basedOn w:val="VerbatimChar"/>
     <w:rPr>
+      <w:rFonts w:eastAsia="黑体"/>
       <w:color w:val="008000"/>
     </w:rPr>
   </w:style>
   <w:style w:type="character" w:customStyle="1" w:styleId="ExtensionTok">
     <w:name w:val="ExtensionTok"/>
     <w:basedOn w:val="VerbatimChar"/>
-    <w:rPr/>
+    <w:rPr>
+      <w:rFonts w:eastAsia="黑体"/>
+    </w:rPr>
   </w:style>
   <w:style w:type="character" w:customStyle="1" w:styleId="PreprocessorTok">
     <w:name w:val="PreprocessorTok"/>
     <w:basedOn w:val="VerbatimChar"/>
     <w:rPr>
+      <w:rFonts w:eastAsia="黑体"/>
       <w:color w:val="bc7a00"/>
     </w:rPr>
   </w:style>
@@ -14833,18 +15540,22 @@
     <w:name w:val="AttributeTok"/>
     <w:basedOn w:val="VerbatimChar"/>
     <w:rPr>
+      <w:rFonts w:eastAsia="黑体"/>
       <w:color w:val="7d9029"/>
     </w:rPr>
   </w:style>
   <w:style w:type="character" w:customStyle="1" w:styleId="RegionMarkerTok">
     <w:name w:val="RegionMarkerTok"/>
     <w:basedOn w:val="VerbatimChar"/>
-    <w:rPr/>
+    <w:rPr>
+      <w:rFonts w:eastAsia="黑体"/>
+    </w:rPr>
   </w:style>
   <w:style w:type="character" w:customStyle="1" w:styleId="InformationTok">
     <w:name w:val="InformationTok"/>
     <w:basedOn w:val="VerbatimChar"/>
     <w:rPr>
+      <w:rFonts w:eastAsia="黑体"/>
       <w:b/>
       <w:i/>
       <w:color w:val="60a0b0"/>
@@ -14854,6 +15565,7 @@
     <w:name w:val="WarningTok"/>
     <w:basedOn w:val="VerbatimChar"/>
     <w:rPr>
+      <w:rFonts w:eastAsia="黑体"/>
       <w:b/>
       <w:i/>
       <w:color w:val="60a0b0"/>
@@ -14863,6 +15575,7 @@
     <w:name w:val="AlertTok"/>
     <w:basedOn w:val="VerbatimChar"/>
     <w:rPr>
+      <w:rFonts w:eastAsia="黑体"/>
       <w:b/>
       <w:color w:val="ff0000"/>
     </w:rPr>
@@ -14871,6 +15584,7 @@
     <w:name w:val="ErrorTok"/>
     <w:basedOn w:val="VerbatimChar"/>
     <w:rPr>
+      <w:rFonts w:eastAsia="黑体"/>
       <w:b/>
       <w:color w:val="ff0000"/>
     </w:rPr>
@@ -14878,7 +15592,9 @@
   <w:style w:type="character" w:customStyle="1" w:styleId="NormalTok">
     <w:name w:val="NormalTok"/>
     <w:basedOn w:val="VerbatimChar"/>
-    <w:rPr/>
+    <w:rPr>
+      <w:rFonts w:eastAsia="黑体"/>
+    </w:rPr>
   </w:style>
 </w:styles>
 </file>
@@ -14927,12 +15643,12 @@
     <a:fontScheme name="Office">
       <a:majorFont>
         <a:latin typeface="Calibri"/>
-        <a:ea typeface=""/>
+        <a:ea typeface="黑体"/>
         <a:cs typeface=""/>
         <a:font script="Jpan" typeface="ＭＳ ゴシック"/>
         <a:font script="Hang" typeface="맑은 고딕"/>
-        <a:font script="Hans" typeface="宋体"/>
-        <a:font script="Hant" typeface="新細明體"/>
+        <a:font script="Hans" typeface="黑体"/>
+        <a:font script="Hant" typeface="黑体"/>
         <a:font script="Arab" typeface="Times New Roman"/>
         <a:font script="Hebr" typeface="Times New Roman"/>
         <a:font script="Thai" typeface="Angsana New"/>
@@ -14962,12 +15678,12 @@
       </a:majorFont>
       <a:minorFont>
         <a:latin typeface="Cambria"/>
-        <a:ea typeface=""/>
+        <a:ea typeface="黑体"/>
         <a:cs typeface=""/>
         <a:font script="Jpan" typeface="ＭＳ 明朝"/>
         <a:font script="Hang" typeface="맑은 고딕"/>
-        <a:font script="Hans" typeface="宋体"/>
-        <a:font script="Hant" typeface="新細明體"/>
+        <a:font script="Hans" typeface="黑体"/>
+        <a:font script="Hant" typeface="黑体"/>
         <a:font script="Arab" typeface="Arial"/>
         <a:font script="Hebr" typeface="Arial"/>
         <a:font script="Thai" typeface="Cordia New"/>

--- a/08-传感器电路/08-气体传感器电路/电化学气体传感器电路/电化学气体传感器电路.docx
+++ b/08-传感器电路/08-气体传感器电路/电化学气体传感器电路/电化学气体传感器电路.docx
@@ -2572,7 +2572,7 @@
           <w:color w:val="555555"/>
           <w:sz w:val="21"/>
         </w:rPr>
-        <w:t>材料收集者：杜文杰，WX手机：19519196569，QQ:3478827729</w:t>
+        <w:t>材料收集者：杜文杰，微信/手机：19519196569，QQ:3478827729</w:t>
       </w:r>
     </w:p>
     <w:sectPr>
